--- a/제출_20260901/기획안.docx
+++ b/제출_20260901/기획안.docx
@@ -541,7 +541,7 @@
           <w:b/>
           <w:sz w:val="19"/>
         </w:rPr>
-        <w:t>하나. 데이터베이스 규격을 키우면 지연이 절반 이하로 줄지만 처리량은 그대로입니다.</w:t>
+        <w:t>하나. 데이터베이스 규격을 키워도 처리량은 오르지 않습니다. 막고 있는 것이 데이터베이스가 아니기 때문입니다.</w:t>
       </w:r>
     </w:p>
     <w:p>
@@ -568,6 +568,42 @@
           <w:sz w:val="19"/>
         </w:rPr>
         <w:t>입니다.</w:t>
+      </w:r>
+    </w:p>
+    <w:p>
+      <w:pPr>
+        <w:spacing w:line="264" w:lineRule="auto" w:after="80"/>
+      </w:pPr>
+      <w:r>
+        <w:rPr>
+          <w:rFonts w:ascii="맑은 고딕" w:hAnsi="맑은 고딕" w:eastAsia="맑은 고딕"/>
+          <w:sz w:val="19"/>
+        </w:rPr>
+        <w:t>다만 그 회차는 부하를 봇으로 걸었고, 봇은 수요가 발생기에 묶입니다. 그래서 규격을 올려도 애플리케이션이 더 할 일이 없었습니다.</w:t>
+      </w:r>
+    </w:p>
+    <w:p>
+      <w:pPr>
+        <w:spacing w:line="264" w:lineRule="auto" w:after="80"/>
+      </w:pPr>
+      <w:r>
+        <w:rPr>
+          <w:rFonts w:ascii="맑은 고딕" w:hAnsi="맑은 고딕" w:eastAsia="맑은 고딕"/>
+          <w:sz w:val="19"/>
+        </w:rPr>
+        <w:t>2026-09-10에 개방 루프로 요청 초당 150을 고정하고 같은 축을 다시 쟀습니다. 네 칸의 제공 부하가 초당 169.5에서 169.8로 같았습니다. 코어를 1에서 8로 여덟 배 늘리는 동안 초당 접수가 67.7에서 72.0으로 6퍼센트 올랐습니다.</w:t>
+      </w:r>
+    </w:p>
+    <w:p>
+      <w:pPr>
+        <w:spacing w:line="264" w:lineRule="auto" w:after="80"/>
+      </w:pPr>
+      <w:r>
+        <w:rPr>
+          <w:rFonts w:ascii="맑은 고딕" w:hAnsi="맑은 고딕" w:eastAsia="맑은 고딕"/>
+          <w:sz w:val="19"/>
+        </w:rPr>
+        <w:t>그 회차에서 1코어 칸이 포화하지 않았습니다. 데이터베이스 CPU가 72.5퍼센트인데 수용 거절이 초당 102였습니다. 하드웨어가 남았는데 요청을 돌려보내고 있었습니다. 커넥션 풀 대기도 네 칸 모두 0입니다. 막고 있는 것은 수용 정원이고 그 정원은 풀에서 유도되는 설정값이라 코어 수와 무관합니다. 자세한 표는 7.6에 둡니다.</w:t>
       </w:r>
     </w:p>
     <w:p>
@@ -672,7 +708,7 @@
           <w:rFonts w:ascii="맑은 고딕" w:hAnsi="맑은 고딕" w:eastAsia="맑은 고딕"/>
           <w:sz w:val="19"/>
         </w:rPr>
-        <w:t>발표까지 총계 미국 달러 177.60(원화 248,640원)입니다. 상한은 달력 월 실청구로 판정하며, 2026년 9월과 10월이 각각 117,242원으로 자체 상한 500,000원 안입니다. 상한은 2026-09-08에 지도교수 승인으로 100,000원에서 올렸습니다.</w:t>
+        <w:t>발표까지 총계 미국 달러 265.57(원화 371,801원)입니다. 상한은 달력 월 실청구로 판정하며, 2026년 9월과 10월이 각각 342,146원으로 자체 상한 500,000원 안입니다. 이 값은 9.3 표의 행 합에서 나옵니다. 상한은 2026-09-08에 지도교수 승인으로 100,000원에서 올렸습니다.</w:t>
       </w:r>
     </w:p>
     <w:p>
@@ -2216,6 +2252,34 @@
               </w:rPr>
               <w:t>harness/evidence/leader-lease-dynamodb-20260908/</w:t>
             </w:r>
+            <w:r>
+              <w:rPr>
+                <w:rFonts w:ascii="맑은 고딕" w:hAnsi="맑은 고딕" w:eastAsia="맑은 고딕"/>
+                <w:sz w:val="17"/>
+              </w:rPr>
+              <w:t xml:space="preserve">, </w:t>
+            </w:r>
+            <w:r>
+              <w:rPr>
+                <w:rFonts w:ascii="Consolas" w:hAnsi="Consolas" w:eastAsia="Consolas"/>
+                <w:sz w:val="17"/>
+              </w:rPr>
+              <w:t>harness/evidence/load-ceiling-20260909/</w:t>
+            </w:r>
+            <w:r>
+              <w:rPr>
+                <w:rFonts w:ascii="맑은 고딕" w:hAnsi="맑은 고딕" w:eastAsia="맑은 고딕"/>
+                <w:sz w:val="17"/>
+              </w:rPr>
+              <w:t xml:space="preserve">, </w:t>
+            </w:r>
+            <w:r>
+              <w:rPr>
+                <w:rFonts w:ascii="Consolas" w:hAnsi="Consolas" w:eastAsia="Consolas"/>
+                <w:sz w:val="17"/>
+              </w:rPr>
+              <w:t>harness/evidence/k6-ceiling-20260909/</w:t>
+            </w:r>
           </w:p>
         </w:tc>
       </w:tr>
@@ -2546,7 +2610,7 @@
                 <w:rFonts w:ascii="맑은 고딕" w:hAnsi="맑은 고딕" w:eastAsia="맑은 고딕"/>
                 <w:sz w:val="17"/>
               </w:rPr>
-              <w:t>성립. 레코딩 규칙 9개, 알람 15개, 대시보드 9종</w:t>
+              <w:t>성립. 레코딩 규칙 9개, 알람 17개, 대시보드 9종</w:t>
             </w:r>
           </w:p>
         </w:tc>
@@ -3893,7 +3957,7 @@
                 <w:rFonts w:ascii="맑은 고딕" w:hAnsi="맑은 고딕" w:eastAsia="맑은 고딕"/>
                 <w:sz w:val="17"/>
               </w:rPr>
-              <w:t>레코딩 규칙 9개와 알람 15개와 대시보드 9종이 이미 파일로 있고 지속적 통합이 검증합니다. 관리형 감시 서비스로 옮기면 월 약 190달러가 듭니다</w:t>
+              <w:t>레코딩 규칙 9개와 알람 17개와 대시보드 9종이 이미 파일로 있고 지속적 통합이 검증합니다. 관리형 감시 서비스로 옮기면 월 약 190달러가 듭니다</w:t>
             </w:r>
           </w:p>
         </w:tc>
@@ -3939,7 +4003,7 @@
                 <w:rFonts w:ascii="맑은 고딕" w:hAnsi="맑은 고딕" w:eastAsia="맑은 고딕"/>
                 <w:sz w:val="17"/>
               </w:rPr>
-              <w:t>t4g.nano 인스턴스 2대, 가용영역별로 하나씩</w:t>
+              <w:t>관리형 게이트웨이 2개, 가용영역별로 하나씩</w:t>
             </w:r>
           </w:p>
         </w:tc>
@@ -3961,7 +4025,7 @@
                 <w:rFonts w:ascii="맑은 고딕" w:hAnsi="맑은 고딕" w:eastAsia="맑은 고딕"/>
                 <w:sz w:val="17"/>
               </w:rPr>
-              <w:t>관리형 게이트웨이 대비 월 78.55달러를 아낍니다. 동시에 방화벽 규칙 실물 근거가 됩니다</w:t>
+              <w:t>증명 축 셋 어디에도 들어가지 않는 배관입니다. 4.1 원칙에 따라 장애 주입 대상이 아니므로 관리형을 씁니다. 인스턴스로 직접 운영하면 그 노드 자체가 가용영역별 단일 장애점이 되어, 증명 대상이 아닌 부품의 고장이 실험 결과에 섞입니다 (ADR 0020)</w:t>
             </w:r>
           </w:p>
         </w:tc>
@@ -4504,52 +4568,6 @@
                 <w:sz w:val="17"/>
               </w:rPr>
               <w:t>운영체제 접근이 없어 데이터베이스 계층 장애 주입이 불가능합니다</w:t>
-            </w:r>
-          </w:p>
-        </w:tc>
-      </w:tr>
-      <w:tr>
-        <w:tc>
-          <w:tcPr>
-            <w:tcW w:type="dxa" w:w="4873"/>
-          </w:tcPr>
-          <w:p>
-            <w:pPr>
-              <w:spacing w:after="20" w:line="252" w:lineRule="auto"/>
-            </w:pPr>
-            <w:r>
-              <w:rPr>
-                <w:sz w:val="17"/>
-              </w:rPr>
-            </w:r>
-            <w:r>
-              <w:rPr>
-                <w:rFonts w:ascii="맑은 고딕" w:hAnsi="맑은 고딕" w:eastAsia="맑은 고딕"/>
-                <w:sz w:val="17"/>
-              </w:rPr>
-              <w:t>관리형 네트워크 주소 변환 게이트웨이</w:t>
-            </w:r>
-          </w:p>
-        </w:tc>
-        <w:tc>
-          <w:tcPr>
-            <w:tcW w:type="dxa" w:w="4873"/>
-          </w:tcPr>
-          <w:p>
-            <w:pPr>
-              <w:spacing w:after="20" w:line="252" w:lineRule="auto"/>
-            </w:pPr>
-            <w:r>
-              <w:rPr>
-                <w:sz w:val="17"/>
-              </w:rPr>
-            </w:r>
-            <w:r>
-              <w:rPr>
-                <w:rFonts w:ascii="맑은 고딕" w:hAnsi="맑은 고딕" w:eastAsia="맑은 고딕"/>
-                <w:sz w:val="17"/>
-              </w:rPr>
-              <w:t>월 78.55달러 차이입니다</w:t>
             </w:r>
           </w:p>
         </w:tc>
@@ -5196,6 +5214,32 @@
       <w:pPr>
         <w:spacing w:after="40" w:line="144" w:lineRule="auto"/>
       </w:pPr>
+    </w:p>
+    <w:p>
+      <w:pPr>
+        <w:spacing w:line="264" w:lineRule="auto" w:after="80"/>
+      </w:pPr>
+      <w:r>
+        <w:rPr>
+          <w:rFonts w:ascii="맑은 고딕" w:hAnsi="맑은 고딕" w:eastAsia="맑은 고딕"/>
+          <w:sz w:val="19"/>
+        </w:rPr>
+        <w:t xml:space="preserve">검증면의 실물 구성은 </w:t>
+      </w:r>
+      <w:r>
+        <w:rPr>
+          <w:rFonts w:ascii="Consolas" w:hAnsi="Consolas" w:eastAsia="Consolas"/>
+          <w:sz w:val="19"/>
+        </w:rPr>
+        <w:t>제출_20260901/diagram/검증면_도커구성.png</w:t>
+      </w:r>
+      <w:r>
+        <w:rPr>
+          <w:rFonts w:ascii="맑은 고딕" w:hAnsi="맑은 고딕" w:eastAsia="맑은 고딕"/>
+          <w:sz w:val="19"/>
+        </w:rPr>
+        <w:t>에 있습니다. 컨테이너 배치와 함께 무엇이 시스템이고 무엇이 계측기인지, 장애를 어디에 꽂는지, 관측이 어느 쪽에 서 있는지를 표시했습니다. 실험 증거가 전부 이 평면에서 나왔으므로 그 출처를 그림으로 남깁니다. 건수는 10.4가 갖습니다. 이 자리에 복사하지 않습니다.</w:t>
+      </w:r>
     </w:p>
     <w:p>
       <w:pPr>
@@ -6324,7 +6368,7 @@
                 <w:rFonts w:ascii="맑은 고딕" w:hAnsi="맑은 고딕" w:eastAsia="맑은 고딕"/>
                 <w:sz w:val="17"/>
               </w:rPr>
-              <w:t>NAT-a</w:t>
+              <w:t>load</w:t>
             </w:r>
           </w:p>
         </w:tc>
@@ -6346,7 +6390,7 @@
                 <w:rFonts w:ascii="맑은 고딕" w:hAnsi="맑은 고딕" w:eastAsia="맑은 고딕"/>
                 <w:sz w:val="17"/>
               </w:rPr>
-              <w:t>t4g.nano</w:t>
+              <w:t>c7g.large</w:t>
             </w:r>
           </w:p>
         </w:tc>
@@ -6368,231 +6412,7 @@
                 <w:rFonts w:ascii="맑은 고딕" w:hAnsi="맑은 고딕" w:eastAsia="맑은 고딕"/>
                 <w:sz w:val="17"/>
               </w:rPr>
-              <w:t>a</w:t>
-            </w:r>
-          </w:p>
-        </w:tc>
-        <w:tc>
-          <w:tcPr>
-            <w:tcW w:type="dxa" w:w="1949"/>
-          </w:tcPr>
-          <w:p>
-            <w:pPr>
-              <w:spacing w:after="20" w:line="252" w:lineRule="auto"/>
-            </w:pPr>
-            <w:r>
-              <w:rPr>
-                <w:sz w:val="17"/>
-              </w:rPr>
-            </w:r>
-            <w:r>
-              <w:rPr>
-                <w:rFonts w:ascii="맑은 고딕" w:hAnsi="맑은 고딕" w:eastAsia="맑은 고딕"/>
-                <w:sz w:val="17"/>
-              </w:rPr>
-              <w:t>상시</w:t>
-            </w:r>
-          </w:p>
-        </w:tc>
-        <w:tc>
-          <w:tcPr>
-            <w:tcW w:type="dxa" w:w="1949"/>
-          </w:tcPr>
-          <w:p>
-            <w:pPr>
-              <w:spacing w:after="20" w:line="252" w:lineRule="auto"/>
-            </w:pPr>
-            <w:r>
-              <w:rPr>
-                <w:sz w:val="17"/>
-              </w:rPr>
-            </w:r>
-            <w:r>
-              <w:rPr>
-                <w:rFonts w:ascii="맑은 고딕" w:hAnsi="맑은 고딕" w:eastAsia="맑은 고딕"/>
-                <w:sz w:val="17"/>
-              </w:rPr>
-              <w:t>사설 서브넷의 외부 접속 경로입니다</w:t>
-            </w:r>
-          </w:p>
-        </w:tc>
-      </w:tr>
-      <w:tr>
-        <w:tc>
-          <w:tcPr>
-            <w:tcW w:type="dxa" w:w="1949"/>
-          </w:tcPr>
-          <w:p>
-            <w:pPr>
-              <w:spacing w:after="20" w:line="252" w:lineRule="auto"/>
-            </w:pPr>
-            <w:r>
-              <w:rPr>
-                <w:sz w:val="17"/>
-              </w:rPr>
-            </w:r>
-            <w:r>
-              <w:rPr>
-                <w:rFonts w:ascii="맑은 고딕" w:hAnsi="맑은 고딕" w:eastAsia="맑은 고딕"/>
-                <w:sz w:val="17"/>
-              </w:rPr>
-              <w:t>NAT-c</w:t>
-            </w:r>
-          </w:p>
-        </w:tc>
-        <w:tc>
-          <w:tcPr>
-            <w:tcW w:type="dxa" w:w="1949"/>
-          </w:tcPr>
-          <w:p>
-            <w:pPr>
-              <w:spacing w:after="20" w:line="252" w:lineRule="auto"/>
-            </w:pPr>
-            <w:r>
-              <w:rPr>
-                <w:sz w:val="17"/>
-              </w:rPr>
-            </w:r>
-            <w:r>
-              <w:rPr>
-                <w:rFonts w:ascii="맑은 고딕" w:hAnsi="맑은 고딕" w:eastAsia="맑은 고딕"/>
-                <w:sz w:val="17"/>
-              </w:rPr>
-              <w:t>t4g.nano</w:t>
-            </w:r>
-          </w:p>
-        </w:tc>
-        <w:tc>
-          <w:tcPr>
-            <w:tcW w:type="dxa" w:w="1949"/>
-          </w:tcPr>
-          <w:p>
-            <w:pPr>
-              <w:spacing w:after="20" w:line="252" w:lineRule="auto"/>
-            </w:pPr>
-            <w:r>
-              <w:rPr>
-                <w:sz w:val="17"/>
-              </w:rPr>
-            </w:r>
-            <w:r>
-              <w:rPr>
-                <w:rFonts w:ascii="맑은 고딕" w:hAnsi="맑은 고딕" w:eastAsia="맑은 고딕"/>
-                <w:sz w:val="17"/>
-              </w:rPr>
               <w:t>c</w:t>
-            </w:r>
-          </w:p>
-        </w:tc>
-        <w:tc>
-          <w:tcPr>
-            <w:tcW w:type="dxa" w:w="1949"/>
-          </w:tcPr>
-          <w:p>
-            <w:pPr>
-              <w:spacing w:after="20" w:line="252" w:lineRule="auto"/>
-            </w:pPr>
-            <w:r>
-              <w:rPr>
-                <w:sz w:val="17"/>
-              </w:rPr>
-            </w:r>
-            <w:r>
-              <w:rPr>
-                <w:rFonts w:ascii="맑은 고딕" w:hAnsi="맑은 고딕" w:eastAsia="맑은 고딕"/>
-                <w:sz w:val="17"/>
-              </w:rPr>
-              <w:t>상시</w:t>
-            </w:r>
-          </w:p>
-        </w:tc>
-        <w:tc>
-          <w:tcPr>
-            <w:tcW w:type="dxa" w:w="1949"/>
-          </w:tcPr>
-          <w:p>
-            <w:pPr>
-              <w:spacing w:after="20" w:line="252" w:lineRule="auto"/>
-            </w:pPr>
-            <w:r>
-              <w:rPr>
-                <w:sz w:val="17"/>
-              </w:rPr>
-            </w:r>
-            <w:r>
-              <w:rPr>
-                <w:rFonts w:ascii="맑은 고딕" w:hAnsi="맑은 고딕" w:eastAsia="맑은 고딕"/>
-                <w:sz w:val="17"/>
-              </w:rPr>
-              <w:t>같습니다. 가용영역별로 둡니다</w:t>
-            </w:r>
-          </w:p>
-        </w:tc>
-      </w:tr>
-      <w:tr>
-        <w:tc>
-          <w:tcPr>
-            <w:tcW w:type="dxa" w:w="1949"/>
-          </w:tcPr>
-          <w:p>
-            <w:pPr>
-              <w:spacing w:after="20" w:line="252" w:lineRule="auto"/>
-            </w:pPr>
-            <w:r>
-              <w:rPr>
-                <w:sz w:val="17"/>
-              </w:rPr>
-            </w:r>
-            <w:r>
-              <w:rPr>
-                <w:rFonts w:ascii="맑은 고딕" w:hAnsi="맑은 고딕" w:eastAsia="맑은 고딕"/>
-                <w:sz w:val="17"/>
-              </w:rPr>
-              <w:t>load</w:t>
-            </w:r>
-          </w:p>
-        </w:tc>
-        <w:tc>
-          <w:tcPr>
-            <w:tcW w:type="dxa" w:w="1949"/>
-          </w:tcPr>
-          <w:p>
-            <w:pPr>
-              <w:spacing w:after="20" w:line="252" w:lineRule="auto"/>
-            </w:pPr>
-            <w:r>
-              <w:rPr>
-                <w:sz w:val="17"/>
-              </w:rPr>
-            </w:r>
-            <w:r>
-              <w:rPr>
-                <w:rFonts w:ascii="맑은 고딕" w:hAnsi="맑은 고딕" w:eastAsia="맑은 고딕"/>
-                <w:sz w:val="17"/>
-              </w:rPr>
-              <w:t>c7g.large</w:t>
-            </w:r>
-          </w:p>
-        </w:tc>
-        <w:tc>
-          <w:tcPr>
-            <w:tcW w:type="dxa" w:w="1949"/>
-          </w:tcPr>
-          <w:p>
-            <w:pPr>
-              <w:spacing w:after="20" w:line="252" w:lineRule="auto"/>
-            </w:pPr>
-            <w:r>
-              <w:rPr>
-                <w:sz w:val="17"/>
-              </w:rPr>
-            </w:r>
-            <w:r>
-              <w:rPr>
-                <w:rFonts w:ascii="맑은 고딕" w:hAnsi="맑은 고딕" w:eastAsia="맑은 고딕"/>
-                <w:sz w:val="17"/>
-              </w:rPr>
-              <w:t>창 구동</w:t>
             </w:r>
           </w:p>
         </w:tc>
@@ -6646,6 +6466,18 @@
       <w:pPr>
         <w:spacing w:after="40" w:line="144" w:lineRule="auto"/>
       </w:pPr>
+    </w:p>
+    <w:p>
+      <w:pPr>
+        <w:spacing w:line="264" w:lineRule="auto" w:after="80"/>
+      </w:pPr>
+      <w:r>
+        <w:rPr>
+          <w:rFonts w:ascii="맑은 고딕" w:hAnsi="맑은 고딕" w:eastAsia="맑은 고딕"/>
+          <w:sz w:val="19"/>
+        </w:rPr>
+        <w:t>사설 서브넷의 외부 접속 경로는 관리형 주소 변환 게이트웨이입니다. 가용영역마다 하나씩 두 개입니다. 노드가 아니라 관리형 자원이므로 이 표에 없습니다 (ADR 0020).</w:t>
+      </w:r>
     </w:p>
     <w:p>
       <w:pPr>
@@ -8286,7 +8118,7 @@
           <w:rFonts w:ascii="맑은 고딕" w:hAnsi="맑은 고딕" w:eastAsia="맑은 고딕"/>
           <w:sz w:val="19"/>
         </w:rPr>
-        <w:t>관측 자산은 레코딩 규칙 9개, 알람 15개, 대시보드 9종입니다. 지속적 통합이 규칙 문법을 검사합니다.</w:t>
+        <w:t>관측 자산은 레코딩 규칙 9개, 알람 17개, 대시보드 9종입니다. 지속적 통합이 규칙 문법을 검사합니다.</w:t>
       </w:r>
     </w:p>
     <w:p>
@@ -9629,6 +9461,1364 @@
     </w:p>
     <w:p>
       <w:pPr>
+        <w:spacing w:line="264" w:lineRule="auto" w:after="80"/>
+      </w:pPr>
+      <w:r>
+        <w:rPr>
+          <w:rFonts w:ascii="맑은 고딕" w:hAnsi="맑은 고딕" w:eastAsia="맑은 고딕"/>
+          <w:sz w:val="19"/>
+        </w:rPr>
+        <w:t>종전 회차가 부하를 봇으로 걸어 수요가 발생기에 묶여 있었기 때문에 규격을 올려도 더 할 일이 없었습니다. 개방 루프로 다시 잰 값은 아래에 둡니다.</w:t>
+      </w:r>
+    </w:p>
+    <w:tbl>
+      <w:tblPr>
+        <w:tblStyle w:val="TableGrid"/>
+        <w:tblW w:type="auto" w:w="0"/>
+        <w:jc w:val="center"/>
+        <w:tblLook w:firstColumn="1" w:firstRow="1" w:lastColumn="0" w:lastRow="0" w:noHBand="0" w:noVBand="1" w:val="04A0"/>
+      </w:tblPr>
+      <w:tblGrid>
+        <w:gridCol w:w="2436"/>
+        <w:gridCol w:w="2436"/>
+        <w:gridCol w:w="2436"/>
+        <w:gridCol w:w="2436"/>
+      </w:tblGrid>
+      <w:tr>
+        <w:tc>
+          <w:tcPr>
+            <w:tcW w:type="dxa" w:w="2436"/>
+            <w:shd w:val="clear" w:fill="2F3E47"/>
+          </w:tcPr>
+          <w:p>
+            <w:pPr>
+              <w:spacing w:after="20"/>
+            </w:pPr>
+            <w:r>
+              <w:rPr>
+                <w:b/>
+                <w:color w:val="FFFFFF"/>
+                <w:sz w:val="18"/>
+              </w:rPr>
+            </w:r>
+            <w:r>
+              <w:rPr>
+                <w:rFonts w:ascii="맑은 고딕" w:hAnsi="맑은 고딕" w:eastAsia="맑은 고딕"/>
+                <w:b/>
+                <w:color w:val="FFFFFF"/>
+                <w:sz w:val="18"/>
+              </w:rPr>
+              <w:t>데이터베이스 규격</w:t>
+            </w:r>
+          </w:p>
+        </w:tc>
+        <w:tc>
+          <w:tcPr>
+            <w:tcW w:type="dxa" w:w="2436"/>
+            <w:shd w:val="clear" w:fill="2F3E47"/>
+          </w:tcPr>
+          <w:p>
+            <w:pPr>
+              <w:spacing w:after="20"/>
+            </w:pPr>
+            <w:r>
+              <w:rPr>
+                <w:b/>
+                <w:color w:val="FFFFFF"/>
+                <w:sz w:val="18"/>
+              </w:rPr>
+            </w:r>
+            <w:r>
+              <w:rPr>
+                <w:rFonts w:ascii="맑은 고딕" w:hAnsi="맑은 고딕" w:eastAsia="맑은 고딕"/>
+                <w:b/>
+                <w:color w:val="FFFFFF"/>
+                <w:sz w:val="18"/>
+              </w:rPr>
+              <w:t>초당 접수</w:t>
+            </w:r>
+          </w:p>
+        </w:tc>
+        <w:tc>
+          <w:tcPr>
+            <w:tcW w:type="dxa" w:w="2436"/>
+            <w:shd w:val="clear" w:fill="2F3E47"/>
+          </w:tcPr>
+          <w:p>
+            <w:pPr>
+              <w:spacing w:after="20"/>
+            </w:pPr>
+            <w:r>
+              <w:rPr>
+                <w:b/>
+                <w:color w:val="FFFFFF"/>
+                <w:sz w:val="18"/>
+              </w:rPr>
+            </w:r>
+            <w:r>
+              <w:rPr>
+                <w:rFonts w:ascii="맑은 고딕" w:hAnsi="맑은 고딕" w:eastAsia="맑은 고딕"/>
+                <w:b/>
+                <w:color w:val="FFFFFF"/>
+                <w:sz w:val="18"/>
+              </w:rPr>
+              <w:t>초당 체결</w:t>
+            </w:r>
+          </w:p>
+        </w:tc>
+        <w:tc>
+          <w:tcPr>
+            <w:tcW w:type="dxa" w:w="2436"/>
+            <w:shd w:val="clear" w:fill="2F3E47"/>
+          </w:tcPr>
+          <w:p>
+            <w:pPr>
+              <w:spacing w:after="20"/>
+            </w:pPr>
+            <w:r>
+              <w:rPr>
+                <w:b/>
+                <w:color w:val="FFFFFF"/>
+                <w:sz w:val="18"/>
+              </w:rPr>
+            </w:r>
+            <w:r>
+              <w:rPr>
+                <w:rFonts w:ascii="맑은 고딕" w:hAnsi="맑은 고딕" w:eastAsia="맑은 고딕"/>
+                <w:b/>
+                <w:color w:val="FFFFFF"/>
+                <w:sz w:val="18"/>
+              </w:rPr>
+              <w:t>응답 시간 상위 1퍼센트</w:t>
+            </w:r>
+          </w:p>
+        </w:tc>
+      </w:tr>
+      <w:tr>
+        <w:tc>
+          <w:tcPr>
+            <w:tcW w:type="dxa" w:w="2436"/>
+          </w:tcPr>
+          <w:p>
+            <w:pPr>
+              <w:spacing w:after="20" w:line="252" w:lineRule="auto"/>
+            </w:pPr>
+            <w:r>
+              <w:rPr>
+                <w:sz w:val="17"/>
+              </w:rPr>
+            </w:r>
+            <w:r>
+              <w:rPr>
+                <w:rFonts w:ascii="맑은 고딕" w:hAnsi="맑은 고딕" w:eastAsia="맑은 고딕"/>
+                <w:sz w:val="17"/>
+              </w:rPr>
+              <w:t>1코어 1기가</w:t>
+            </w:r>
+          </w:p>
+        </w:tc>
+        <w:tc>
+          <w:tcPr>
+            <w:tcW w:type="dxa" w:w="2436"/>
+          </w:tcPr>
+          <w:p>
+            <w:pPr>
+              <w:spacing w:after="20" w:line="252" w:lineRule="auto"/>
+            </w:pPr>
+            <w:r>
+              <w:rPr>
+                <w:sz w:val="17"/>
+              </w:rPr>
+            </w:r>
+            <w:r>
+              <w:rPr>
+                <w:rFonts w:ascii="맑은 고딕" w:hAnsi="맑은 고딕" w:eastAsia="맑은 고딕"/>
+                <w:sz w:val="17"/>
+              </w:rPr>
+              <w:t>10.3</w:t>
+            </w:r>
+          </w:p>
+        </w:tc>
+        <w:tc>
+          <w:tcPr>
+            <w:tcW w:type="dxa" w:w="2436"/>
+          </w:tcPr>
+          <w:p>
+            <w:pPr>
+              <w:spacing w:after="20" w:line="252" w:lineRule="auto"/>
+            </w:pPr>
+            <w:r>
+              <w:rPr>
+                <w:sz w:val="17"/>
+              </w:rPr>
+            </w:r>
+            <w:r>
+              <w:rPr>
+                <w:rFonts w:ascii="맑은 고딕" w:hAnsi="맑은 고딕" w:eastAsia="맑은 고딕"/>
+                <w:sz w:val="17"/>
+              </w:rPr>
+              <w:t>8.9</w:t>
+            </w:r>
+          </w:p>
+        </w:tc>
+        <w:tc>
+          <w:tcPr>
+            <w:tcW w:type="dxa" w:w="2436"/>
+          </w:tcPr>
+          <w:p>
+            <w:pPr>
+              <w:spacing w:after="20" w:line="252" w:lineRule="auto"/>
+            </w:pPr>
+            <w:r>
+              <w:rPr>
+                <w:sz w:val="17"/>
+              </w:rPr>
+            </w:r>
+            <w:r>
+              <w:rPr>
+                <w:rFonts w:ascii="맑은 고딕" w:hAnsi="맑은 고딕" w:eastAsia="맑은 고딕"/>
+                <w:sz w:val="17"/>
+              </w:rPr>
+              <w:t>3,747밀리초</w:t>
+            </w:r>
+          </w:p>
+        </w:tc>
+      </w:tr>
+      <w:tr>
+        <w:tc>
+          <w:tcPr>
+            <w:tcW w:type="dxa" w:w="2436"/>
+          </w:tcPr>
+          <w:p>
+            <w:pPr>
+              <w:spacing w:after="20" w:line="252" w:lineRule="auto"/>
+            </w:pPr>
+            <w:r>
+              <w:rPr>
+                <w:sz w:val="17"/>
+              </w:rPr>
+            </w:r>
+            <w:r>
+              <w:rPr>
+                <w:rFonts w:ascii="맑은 고딕" w:hAnsi="맑은 고딕" w:eastAsia="맑은 고딕"/>
+                <w:sz w:val="17"/>
+              </w:rPr>
+              <w:t>2코어 2기가</w:t>
+            </w:r>
+          </w:p>
+        </w:tc>
+        <w:tc>
+          <w:tcPr>
+            <w:tcW w:type="dxa" w:w="2436"/>
+          </w:tcPr>
+          <w:p>
+            <w:pPr>
+              <w:spacing w:after="20" w:line="252" w:lineRule="auto"/>
+            </w:pPr>
+            <w:r>
+              <w:rPr>
+                <w:sz w:val="17"/>
+              </w:rPr>
+            </w:r>
+            <w:r>
+              <w:rPr>
+                <w:rFonts w:ascii="맑은 고딕" w:hAnsi="맑은 고딕" w:eastAsia="맑은 고딕"/>
+                <w:sz w:val="17"/>
+              </w:rPr>
+              <w:t>13.5</w:t>
+            </w:r>
+          </w:p>
+        </w:tc>
+        <w:tc>
+          <w:tcPr>
+            <w:tcW w:type="dxa" w:w="2436"/>
+          </w:tcPr>
+          <w:p>
+            <w:pPr>
+              <w:spacing w:after="20" w:line="252" w:lineRule="auto"/>
+            </w:pPr>
+            <w:r>
+              <w:rPr>
+                <w:sz w:val="17"/>
+              </w:rPr>
+            </w:r>
+            <w:r>
+              <w:rPr>
+                <w:rFonts w:ascii="맑은 고딕" w:hAnsi="맑은 고딕" w:eastAsia="맑은 고딕"/>
+                <w:sz w:val="17"/>
+              </w:rPr>
+              <w:t>14.1</w:t>
+            </w:r>
+          </w:p>
+        </w:tc>
+        <w:tc>
+          <w:tcPr>
+            <w:tcW w:type="dxa" w:w="2436"/>
+          </w:tcPr>
+          <w:p>
+            <w:pPr>
+              <w:spacing w:after="20" w:line="252" w:lineRule="auto"/>
+            </w:pPr>
+            <w:r>
+              <w:rPr>
+                <w:sz w:val="17"/>
+              </w:rPr>
+            </w:r>
+            <w:r>
+              <w:rPr>
+                <w:rFonts w:ascii="맑은 고딕" w:hAnsi="맑은 고딕" w:eastAsia="맑은 고딕"/>
+                <w:sz w:val="17"/>
+              </w:rPr>
+              <w:t>645밀리초</w:t>
+            </w:r>
+          </w:p>
+        </w:tc>
+      </w:tr>
+      <w:tr>
+        <w:tc>
+          <w:tcPr>
+            <w:tcW w:type="dxa" w:w="2436"/>
+          </w:tcPr>
+          <w:p>
+            <w:pPr>
+              <w:spacing w:after="20" w:line="252" w:lineRule="auto"/>
+            </w:pPr>
+            <w:r>
+              <w:rPr>
+                <w:sz w:val="17"/>
+              </w:rPr>
+            </w:r>
+            <w:r>
+              <w:rPr>
+                <w:rFonts w:ascii="맑은 고딕" w:hAnsi="맑은 고딕" w:eastAsia="맑은 고딕"/>
+                <w:sz w:val="17"/>
+              </w:rPr>
+              <w:t>4코어 4기가</w:t>
+            </w:r>
+          </w:p>
+        </w:tc>
+        <w:tc>
+          <w:tcPr>
+            <w:tcW w:type="dxa" w:w="2436"/>
+          </w:tcPr>
+          <w:p>
+            <w:pPr>
+              <w:spacing w:after="20" w:line="252" w:lineRule="auto"/>
+            </w:pPr>
+            <w:r>
+              <w:rPr>
+                <w:sz w:val="17"/>
+              </w:rPr>
+            </w:r>
+            <w:r>
+              <w:rPr>
+                <w:rFonts w:ascii="맑은 고딕" w:hAnsi="맑은 고딕" w:eastAsia="맑은 고딕"/>
+                <w:sz w:val="17"/>
+              </w:rPr>
+              <w:t>17.8</w:t>
+            </w:r>
+          </w:p>
+        </w:tc>
+        <w:tc>
+          <w:tcPr>
+            <w:tcW w:type="dxa" w:w="2436"/>
+          </w:tcPr>
+          <w:p>
+            <w:pPr>
+              <w:spacing w:after="20" w:line="252" w:lineRule="auto"/>
+            </w:pPr>
+            <w:r>
+              <w:rPr>
+                <w:sz w:val="17"/>
+              </w:rPr>
+            </w:r>
+            <w:r>
+              <w:rPr>
+                <w:rFonts w:ascii="맑은 고딕" w:hAnsi="맑은 고딕" w:eastAsia="맑은 고딕"/>
+                <w:sz w:val="17"/>
+              </w:rPr>
+              <w:t>19.0</w:t>
+            </w:r>
+          </w:p>
+        </w:tc>
+        <w:tc>
+          <w:tcPr>
+            <w:tcW w:type="dxa" w:w="2436"/>
+          </w:tcPr>
+          <w:p>
+            <w:pPr>
+              <w:spacing w:after="20" w:line="252" w:lineRule="auto"/>
+            </w:pPr>
+            <w:r>
+              <w:rPr>
+                <w:sz w:val="17"/>
+              </w:rPr>
+            </w:r>
+            <w:r>
+              <w:rPr>
+                <w:rFonts w:ascii="맑은 고딕" w:hAnsi="맑은 고딕" w:eastAsia="맑은 고딕"/>
+                <w:sz w:val="17"/>
+              </w:rPr>
+              <w:t>468밀리초</w:t>
+            </w:r>
+          </w:p>
+        </w:tc>
+      </w:tr>
+      <w:tr>
+        <w:tc>
+          <w:tcPr>
+            <w:tcW w:type="dxa" w:w="2436"/>
+          </w:tcPr>
+          <w:p>
+            <w:pPr>
+              <w:spacing w:after="20" w:line="252" w:lineRule="auto"/>
+            </w:pPr>
+            <w:r>
+              <w:rPr>
+                <w:sz w:val="17"/>
+              </w:rPr>
+            </w:r>
+            <w:r>
+              <w:rPr>
+                <w:rFonts w:ascii="맑은 고딕" w:hAnsi="맑은 고딕" w:eastAsia="맑은 고딕"/>
+                <w:sz w:val="17"/>
+              </w:rPr>
+              <w:t>8코어 8기가</w:t>
+            </w:r>
+          </w:p>
+        </w:tc>
+        <w:tc>
+          <w:tcPr>
+            <w:tcW w:type="dxa" w:w="2436"/>
+          </w:tcPr>
+          <w:p>
+            <w:pPr>
+              <w:spacing w:after="20" w:line="252" w:lineRule="auto"/>
+            </w:pPr>
+            <w:r>
+              <w:rPr>
+                <w:sz w:val="17"/>
+              </w:rPr>
+            </w:r>
+            <w:r>
+              <w:rPr>
+                <w:rFonts w:ascii="맑은 고딕" w:hAnsi="맑은 고딕" w:eastAsia="맑은 고딕"/>
+                <w:sz w:val="17"/>
+              </w:rPr>
+              <w:t>17.7</w:t>
+            </w:r>
+          </w:p>
+        </w:tc>
+        <w:tc>
+          <w:tcPr>
+            <w:tcW w:type="dxa" w:w="2436"/>
+          </w:tcPr>
+          <w:p>
+            <w:pPr>
+              <w:spacing w:after="20" w:line="252" w:lineRule="auto"/>
+            </w:pPr>
+            <w:r>
+              <w:rPr>
+                <w:sz w:val="17"/>
+              </w:rPr>
+            </w:r>
+            <w:r>
+              <w:rPr>
+                <w:rFonts w:ascii="맑은 고딕" w:hAnsi="맑은 고딕" w:eastAsia="맑은 고딕"/>
+                <w:sz w:val="17"/>
+              </w:rPr>
+              <w:t>17.8</w:t>
+            </w:r>
+          </w:p>
+        </w:tc>
+        <w:tc>
+          <w:tcPr>
+            <w:tcW w:type="dxa" w:w="2436"/>
+          </w:tcPr>
+          <w:p>
+            <w:pPr>
+              <w:spacing w:after="20" w:line="252" w:lineRule="auto"/>
+            </w:pPr>
+            <w:r>
+              <w:rPr>
+                <w:sz w:val="17"/>
+              </w:rPr>
+            </w:r>
+            <w:r>
+              <w:rPr>
+                <w:rFonts w:ascii="맑은 고딕" w:hAnsi="맑은 고딕" w:eastAsia="맑은 고딕"/>
+                <w:sz w:val="17"/>
+              </w:rPr>
+              <w:t>354밀리초</w:t>
+            </w:r>
+          </w:p>
+        </w:tc>
+      </w:tr>
+    </w:tbl>
+    <w:p>
+      <w:pPr>
+        <w:spacing w:after="40" w:line="144" w:lineRule="auto"/>
+      </w:pPr>
+    </w:p>
+    <w:p>
+      <w:pPr>
+        <w:spacing w:line="264" w:lineRule="auto" w:after="80"/>
+      </w:pPr>
+      <w:r>
+        <w:rPr>
+          <w:rFonts w:ascii="맑은 고딕" w:hAnsi="맑은 고딕" w:eastAsia="맑은 고딕"/>
+          <w:sz w:val="19"/>
+        </w:rPr>
+        <w:t>1코어에서 4코어로 가면 접수가 1.7배, 체결이 2.1배, 상위 1퍼센트가 8배 좋아집니다. 규격이 정산과 발행 구간의 데이터베이스 왕복을 줄이고 그것이 처리량으로 나옵니다.</w:t>
+      </w:r>
+    </w:p>
+    <w:p>
+      <w:pPr>
+        <w:spacing w:line="264" w:lineRule="auto" w:after="80"/>
+      </w:pPr>
+      <w:r>
+        <w:rPr>
+          <w:rFonts w:ascii="맑은 고딕" w:hAnsi="맑은 고딕" w:eastAsia="맑은 고딕"/>
+          <w:b/>
+          <w:sz w:val="19"/>
+        </w:rPr>
+        <w:t>이 표는 봇으로 부하를 건 회차의 값입니다.</w:t>
+      </w:r>
+      <w:r>
+        <w:rPr>
+          <w:rFonts w:ascii="맑은 고딕" w:hAnsi="맑은 고딕" w:eastAsia="맑은 고딕"/>
+          <w:sz w:val="19"/>
+        </w:rPr>
+        <w:t xml:space="preserve"> 봇은 수요가 발생기에 묶이므로 규격을 올려도 더 할 일이 없습니다. 곧 이 표의 상승분은 규격의 효과가 아니라 봇 수요의 한계를 본 것입니다.</w:t>
+      </w:r>
+    </w:p>
+    <w:p>
+      <w:pPr>
+        <w:spacing w:line="264" w:lineRule="auto" w:after="80"/>
+      </w:pPr>
+      <w:r>
+        <w:rPr>
+          <w:rFonts w:ascii="맑은 고딕" w:hAnsi="맑은 고딕" w:eastAsia="맑은 고딕"/>
+          <w:sz w:val="19"/>
+        </w:rPr>
+        <w:t>2026-09-10에 개방 루프로 요청 초당 150을 고정하고 같은 축을 다시 쟀습니다. 네 칸의 제공 부하가 초당 169.5에서 169.8로 같았습니다.</w:t>
+      </w:r>
+    </w:p>
+    <w:tbl>
+      <w:tblPr>
+        <w:tblStyle w:val="TableGrid"/>
+        <w:tblW w:type="auto" w:w="0"/>
+        <w:jc w:val="center"/>
+        <w:tblLook w:firstColumn="1" w:firstRow="1" w:lastColumn="0" w:lastRow="0" w:noHBand="0" w:noVBand="1" w:val="04A0"/>
+      </w:tblPr>
+      <w:tblGrid>
+        <w:gridCol w:w="1624"/>
+        <w:gridCol w:w="1624"/>
+        <w:gridCol w:w="1624"/>
+        <w:gridCol w:w="1624"/>
+        <w:gridCol w:w="1624"/>
+        <w:gridCol w:w="1624"/>
+      </w:tblGrid>
+      <w:tr>
+        <w:tc>
+          <w:tcPr>
+            <w:tcW w:type="dxa" w:w="1624"/>
+            <w:shd w:val="clear" w:fill="2F3E47"/>
+          </w:tcPr>
+          <w:p>
+            <w:pPr>
+              <w:spacing w:after="20"/>
+            </w:pPr>
+            <w:r>
+              <w:rPr>
+                <w:b/>
+                <w:color w:val="FFFFFF"/>
+                <w:sz w:val="18"/>
+              </w:rPr>
+            </w:r>
+            <w:r>
+              <w:rPr>
+                <w:rFonts w:ascii="맑은 고딕" w:hAnsi="맑은 고딕" w:eastAsia="맑은 고딕"/>
+                <w:b/>
+                <w:color w:val="FFFFFF"/>
+                <w:sz w:val="18"/>
+              </w:rPr>
+              <w:t>데이터베이스 규격</w:t>
+            </w:r>
+          </w:p>
+        </w:tc>
+        <w:tc>
+          <w:tcPr>
+            <w:tcW w:type="dxa" w:w="1624"/>
+            <w:shd w:val="clear" w:fill="2F3E47"/>
+          </w:tcPr>
+          <w:p>
+            <w:pPr>
+              <w:spacing w:after="20"/>
+            </w:pPr>
+            <w:r>
+              <w:rPr>
+                <w:b/>
+                <w:color w:val="FFFFFF"/>
+                <w:sz w:val="18"/>
+              </w:rPr>
+            </w:r>
+            <w:r>
+              <w:rPr>
+                <w:rFonts w:ascii="맑은 고딕" w:hAnsi="맑은 고딕" w:eastAsia="맑은 고딕"/>
+                <w:b/>
+                <w:color w:val="FFFFFF"/>
+                <w:sz w:val="18"/>
+              </w:rPr>
+              <w:t>초당 접수</w:t>
+            </w:r>
+          </w:p>
+        </w:tc>
+        <w:tc>
+          <w:tcPr>
+            <w:tcW w:type="dxa" w:w="1624"/>
+            <w:shd w:val="clear" w:fill="2F3E47"/>
+          </w:tcPr>
+          <w:p>
+            <w:pPr>
+              <w:spacing w:after="20"/>
+            </w:pPr>
+            <w:r>
+              <w:rPr>
+                <w:b/>
+                <w:color w:val="FFFFFF"/>
+                <w:sz w:val="18"/>
+              </w:rPr>
+            </w:r>
+            <w:r>
+              <w:rPr>
+                <w:rFonts w:ascii="맑은 고딕" w:hAnsi="맑은 고딕" w:eastAsia="맑은 고딕"/>
+                <w:b/>
+                <w:color w:val="FFFFFF"/>
+                <w:sz w:val="18"/>
+              </w:rPr>
+              <w:t>초당 체결</w:t>
+            </w:r>
+          </w:p>
+        </w:tc>
+        <w:tc>
+          <w:tcPr>
+            <w:tcW w:type="dxa" w:w="1624"/>
+            <w:shd w:val="clear" w:fill="2F3E47"/>
+          </w:tcPr>
+          <w:p>
+            <w:pPr>
+              <w:spacing w:after="20"/>
+            </w:pPr>
+            <w:r>
+              <w:rPr>
+                <w:b/>
+                <w:color w:val="FFFFFF"/>
+                <w:sz w:val="18"/>
+              </w:rPr>
+            </w:r>
+            <w:r>
+              <w:rPr>
+                <w:rFonts w:ascii="맑은 고딕" w:hAnsi="맑은 고딕" w:eastAsia="맑은 고딕"/>
+                <w:b/>
+                <w:color w:val="FFFFFF"/>
+                <w:sz w:val="18"/>
+              </w:rPr>
+              <w:t>초당 수용 거절</w:t>
+            </w:r>
+          </w:p>
+        </w:tc>
+        <w:tc>
+          <w:tcPr>
+            <w:tcW w:type="dxa" w:w="1624"/>
+            <w:shd w:val="clear" w:fill="2F3E47"/>
+          </w:tcPr>
+          <w:p>
+            <w:pPr>
+              <w:spacing w:after="20"/>
+            </w:pPr>
+            <w:r>
+              <w:rPr>
+                <w:b/>
+                <w:color w:val="FFFFFF"/>
+                <w:sz w:val="18"/>
+              </w:rPr>
+            </w:r>
+            <w:r>
+              <w:rPr>
+                <w:rFonts w:ascii="맑은 고딕" w:hAnsi="맑은 고딕" w:eastAsia="맑은 고딕"/>
+                <w:b/>
+                <w:color w:val="FFFFFF"/>
+                <w:sz w:val="18"/>
+              </w:rPr>
+              <w:t>상위 1퍼센트</w:t>
+            </w:r>
+          </w:p>
+        </w:tc>
+        <w:tc>
+          <w:tcPr>
+            <w:tcW w:type="dxa" w:w="1624"/>
+            <w:shd w:val="clear" w:fill="2F3E47"/>
+          </w:tcPr>
+          <w:p>
+            <w:pPr>
+              <w:spacing w:after="20"/>
+            </w:pPr>
+            <w:r>
+              <w:rPr>
+                <w:b/>
+                <w:color w:val="FFFFFF"/>
+                <w:sz w:val="18"/>
+              </w:rPr>
+            </w:r>
+            <w:r>
+              <w:rPr>
+                <w:rFonts w:ascii="맑은 고딕" w:hAnsi="맑은 고딕" w:eastAsia="맑은 고딕"/>
+                <w:b/>
+                <w:color w:val="FFFFFF"/>
+                <w:sz w:val="18"/>
+              </w:rPr>
+              <w:t>데이터베이스 CPU</w:t>
+            </w:r>
+          </w:p>
+        </w:tc>
+      </w:tr>
+      <w:tr>
+        <w:tc>
+          <w:tcPr>
+            <w:tcW w:type="dxa" w:w="1624"/>
+          </w:tcPr>
+          <w:p>
+            <w:pPr>
+              <w:spacing w:after="20" w:line="252" w:lineRule="auto"/>
+            </w:pPr>
+            <w:r>
+              <w:rPr>
+                <w:sz w:val="17"/>
+              </w:rPr>
+            </w:r>
+            <w:r>
+              <w:rPr>
+                <w:rFonts w:ascii="맑은 고딕" w:hAnsi="맑은 고딕" w:eastAsia="맑은 고딕"/>
+                <w:sz w:val="17"/>
+              </w:rPr>
+              <w:t>1코어 1기가</w:t>
+            </w:r>
+          </w:p>
+        </w:tc>
+        <w:tc>
+          <w:tcPr>
+            <w:tcW w:type="dxa" w:w="1624"/>
+          </w:tcPr>
+          <w:p>
+            <w:pPr>
+              <w:spacing w:after="20" w:line="252" w:lineRule="auto"/>
+            </w:pPr>
+            <w:r>
+              <w:rPr>
+                <w:sz w:val="17"/>
+              </w:rPr>
+            </w:r>
+            <w:r>
+              <w:rPr>
+                <w:rFonts w:ascii="맑은 고딕" w:hAnsi="맑은 고딕" w:eastAsia="맑은 고딕"/>
+                <w:sz w:val="17"/>
+              </w:rPr>
+              <w:t>67.7</w:t>
+            </w:r>
+          </w:p>
+        </w:tc>
+        <w:tc>
+          <w:tcPr>
+            <w:tcW w:type="dxa" w:w="1624"/>
+          </w:tcPr>
+          <w:p>
+            <w:pPr>
+              <w:spacing w:after="20" w:line="252" w:lineRule="auto"/>
+            </w:pPr>
+            <w:r>
+              <w:rPr>
+                <w:sz w:val="17"/>
+              </w:rPr>
+            </w:r>
+            <w:r>
+              <w:rPr>
+                <w:rFonts w:ascii="맑은 고딕" w:hAnsi="맑은 고딕" w:eastAsia="맑은 고딕"/>
+                <w:sz w:val="17"/>
+              </w:rPr>
+              <w:t>10.1</w:t>
+            </w:r>
+          </w:p>
+        </w:tc>
+        <w:tc>
+          <w:tcPr>
+            <w:tcW w:type="dxa" w:w="1624"/>
+          </w:tcPr>
+          <w:p>
+            <w:pPr>
+              <w:spacing w:after="20" w:line="252" w:lineRule="auto"/>
+            </w:pPr>
+            <w:r>
+              <w:rPr>
+                <w:sz w:val="17"/>
+              </w:rPr>
+            </w:r>
+            <w:r>
+              <w:rPr>
+                <w:rFonts w:ascii="맑은 고딕" w:hAnsi="맑은 고딕" w:eastAsia="맑은 고딕"/>
+                <w:sz w:val="17"/>
+              </w:rPr>
+              <w:t>102.0</w:t>
+            </w:r>
+          </w:p>
+        </w:tc>
+        <w:tc>
+          <w:tcPr>
+            <w:tcW w:type="dxa" w:w="1624"/>
+          </w:tcPr>
+          <w:p>
+            <w:pPr>
+              <w:spacing w:after="20" w:line="252" w:lineRule="auto"/>
+            </w:pPr>
+            <w:r>
+              <w:rPr>
+                <w:sz w:val="17"/>
+              </w:rPr>
+            </w:r>
+            <w:r>
+              <w:rPr>
+                <w:rFonts w:ascii="맑은 고딕" w:hAnsi="맑은 고딕" w:eastAsia="맑은 고딕"/>
+                <w:sz w:val="17"/>
+              </w:rPr>
+              <w:t>491밀리초</w:t>
+            </w:r>
+          </w:p>
+        </w:tc>
+        <w:tc>
+          <w:tcPr>
+            <w:tcW w:type="dxa" w:w="1624"/>
+          </w:tcPr>
+          <w:p>
+            <w:pPr>
+              <w:spacing w:after="20" w:line="252" w:lineRule="auto"/>
+            </w:pPr>
+            <w:r>
+              <w:rPr>
+                <w:sz w:val="17"/>
+              </w:rPr>
+            </w:r>
+            <w:r>
+              <w:rPr>
+                <w:rFonts w:ascii="맑은 고딕" w:hAnsi="맑은 고딕" w:eastAsia="맑은 고딕"/>
+                <w:sz w:val="17"/>
+              </w:rPr>
+              <w:t>72.5퍼센트</w:t>
+            </w:r>
+          </w:p>
+        </w:tc>
+      </w:tr>
+      <w:tr>
+        <w:tc>
+          <w:tcPr>
+            <w:tcW w:type="dxa" w:w="1624"/>
+          </w:tcPr>
+          <w:p>
+            <w:pPr>
+              <w:spacing w:after="20" w:line="252" w:lineRule="auto"/>
+            </w:pPr>
+            <w:r>
+              <w:rPr>
+                <w:sz w:val="17"/>
+              </w:rPr>
+            </w:r>
+            <w:r>
+              <w:rPr>
+                <w:rFonts w:ascii="맑은 고딕" w:hAnsi="맑은 고딕" w:eastAsia="맑은 고딕"/>
+                <w:sz w:val="17"/>
+              </w:rPr>
+              <w:t>2코어 2기가</w:t>
+            </w:r>
+          </w:p>
+        </w:tc>
+        <w:tc>
+          <w:tcPr>
+            <w:tcW w:type="dxa" w:w="1624"/>
+          </w:tcPr>
+          <w:p>
+            <w:pPr>
+              <w:spacing w:after="20" w:line="252" w:lineRule="auto"/>
+            </w:pPr>
+            <w:r>
+              <w:rPr>
+                <w:sz w:val="17"/>
+              </w:rPr>
+            </w:r>
+            <w:r>
+              <w:rPr>
+                <w:rFonts w:ascii="맑은 고딕" w:hAnsi="맑은 고딕" w:eastAsia="맑은 고딕"/>
+                <w:sz w:val="17"/>
+              </w:rPr>
+              <w:t>68.7</w:t>
+            </w:r>
+          </w:p>
+        </w:tc>
+        <w:tc>
+          <w:tcPr>
+            <w:tcW w:type="dxa" w:w="1624"/>
+          </w:tcPr>
+          <w:p>
+            <w:pPr>
+              <w:spacing w:after="20" w:line="252" w:lineRule="auto"/>
+            </w:pPr>
+            <w:r>
+              <w:rPr>
+                <w:sz w:val="17"/>
+              </w:rPr>
+            </w:r>
+            <w:r>
+              <w:rPr>
+                <w:rFonts w:ascii="맑은 고딕" w:hAnsi="맑은 고딕" w:eastAsia="맑은 고딕"/>
+                <w:sz w:val="17"/>
+              </w:rPr>
+              <w:t>9.3</w:t>
+            </w:r>
+          </w:p>
+        </w:tc>
+        <w:tc>
+          <w:tcPr>
+            <w:tcW w:type="dxa" w:w="1624"/>
+          </w:tcPr>
+          <w:p>
+            <w:pPr>
+              <w:spacing w:after="20" w:line="252" w:lineRule="auto"/>
+            </w:pPr>
+            <w:r>
+              <w:rPr>
+                <w:sz w:val="17"/>
+              </w:rPr>
+            </w:r>
+            <w:r>
+              <w:rPr>
+                <w:rFonts w:ascii="맑은 고딕" w:hAnsi="맑은 고딕" w:eastAsia="맑은 고딕"/>
+                <w:sz w:val="17"/>
+              </w:rPr>
+              <w:t>101.0</w:t>
+            </w:r>
+          </w:p>
+        </w:tc>
+        <w:tc>
+          <w:tcPr>
+            <w:tcW w:type="dxa" w:w="1624"/>
+          </w:tcPr>
+          <w:p>
+            <w:pPr>
+              <w:spacing w:after="20" w:line="252" w:lineRule="auto"/>
+            </w:pPr>
+            <w:r>
+              <w:rPr>
+                <w:sz w:val="17"/>
+              </w:rPr>
+            </w:r>
+            <w:r>
+              <w:rPr>
+                <w:rFonts w:ascii="맑은 고딕" w:hAnsi="맑은 고딕" w:eastAsia="맑은 고딕"/>
+                <w:sz w:val="17"/>
+              </w:rPr>
+              <w:t>602밀리초</w:t>
+            </w:r>
+          </w:p>
+        </w:tc>
+        <w:tc>
+          <w:tcPr>
+            <w:tcW w:type="dxa" w:w="1624"/>
+          </w:tcPr>
+          <w:p>
+            <w:pPr>
+              <w:spacing w:after="20" w:line="252" w:lineRule="auto"/>
+            </w:pPr>
+            <w:r>
+              <w:rPr>
+                <w:sz w:val="17"/>
+              </w:rPr>
+            </w:r>
+            <w:r>
+              <w:rPr>
+                <w:rFonts w:ascii="맑은 고딕" w:hAnsi="맑은 고딕" w:eastAsia="맑은 고딕"/>
+                <w:sz w:val="17"/>
+              </w:rPr>
+              <w:t>93.8퍼센트</w:t>
+            </w:r>
+          </w:p>
+        </w:tc>
+      </w:tr>
+      <w:tr>
+        <w:tc>
+          <w:tcPr>
+            <w:tcW w:type="dxa" w:w="1624"/>
+          </w:tcPr>
+          <w:p>
+            <w:pPr>
+              <w:spacing w:after="20" w:line="252" w:lineRule="auto"/>
+            </w:pPr>
+            <w:r>
+              <w:rPr>
+                <w:sz w:val="17"/>
+              </w:rPr>
+            </w:r>
+            <w:r>
+              <w:rPr>
+                <w:rFonts w:ascii="맑은 고딕" w:hAnsi="맑은 고딕" w:eastAsia="맑은 고딕"/>
+                <w:sz w:val="17"/>
+              </w:rPr>
+              <w:t>4코어 4기가</w:t>
+            </w:r>
+          </w:p>
+        </w:tc>
+        <w:tc>
+          <w:tcPr>
+            <w:tcW w:type="dxa" w:w="1624"/>
+          </w:tcPr>
+          <w:p>
+            <w:pPr>
+              <w:spacing w:after="20" w:line="252" w:lineRule="auto"/>
+            </w:pPr>
+            <w:r>
+              <w:rPr>
+                <w:sz w:val="17"/>
+              </w:rPr>
+            </w:r>
+            <w:r>
+              <w:rPr>
+                <w:rFonts w:ascii="맑은 고딕" w:hAnsi="맑은 고딕" w:eastAsia="맑은 고딕"/>
+                <w:sz w:val="17"/>
+              </w:rPr>
+              <w:t>71.0</w:t>
+            </w:r>
+          </w:p>
+        </w:tc>
+        <w:tc>
+          <w:tcPr>
+            <w:tcW w:type="dxa" w:w="1624"/>
+          </w:tcPr>
+          <w:p>
+            <w:pPr>
+              <w:spacing w:after="20" w:line="252" w:lineRule="auto"/>
+            </w:pPr>
+            <w:r>
+              <w:rPr>
+                <w:sz w:val="17"/>
+              </w:rPr>
+            </w:r>
+            <w:r>
+              <w:rPr>
+                <w:rFonts w:ascii="맑은 고딕" w:hAnsi="맑은 고딕" w:eastAsia="맑은 고딕"/>
+                <w:sz w:val="17"/>
+              </w:rPr>
+              <w:t>10.6</w:t>
+            </w:r>
+          </w:p>
+        </w:tc>
+        <w:tc>
+          <w:tcPr>
+            <w:tcW w:type="dxa" w:w="1624"/>
+          </w:tcPr>
+          <w:p>
+            <w:pPr>
+              <w:spacing w:after="20" w:line="252" w:lineRule="auto"/>
+            </w:pPr>
+            <w:r>
+              <w:rPr>
+                <w:sz w:val="17"/>
+              </w:rPr>
+            </w:r>
+            <w:r>
+              <w:rPr>
+                <w:rFonts w:ascii="맑은 고딕" w:hAnsi="맑은 고딕" w:eastAsia="맑은 고딕"/>
+                <w:sz w:val="17"/>
+              </w:rPr>
+              <w:t>98.6</w:t>
+            </w:r>
+          </w:p>
+        </w:tc>
+        <w:tc>
+          <w:tcPr>
+            <w:tcW w:type="dxa" w:w="1624"/>
+          </w:tcPr>
+          <w:p>
+            <w:pPr>
+              <w:spacing w:after="20" w:line="252" w:lineRule="auto"/>
+            </w:pPr>
+            <w:r>
+              <w:rPr>
+                <w:sz w:val="17"/>
+              </w:rPr>
+            </w:r>
+            <w:r>
+              <w:rPr>
+                <w:rFonts w:ascii="맑은 고딕" w:hAnsi="맑은 고딕" w:eastAsia="맑은 고딕"/>
+                <w:sz w:val="17"/>
+              </w:rPr>
+              <w:t>475밀리초</w:t>
+            </w:r>
+          </w:p>
+        </w:tc>
+        <w:tc>
+          <w:tcPr>
+            <w:tcW w:type="dxa" w:w="1624"/>
+          </w:tcPr>
+          <w:p>
+            <w:pPr>
+              <w:spacing w:after="20" w:line="252" w:lineRule="auto"/>
+            </w:pPr>
+            <w:r>
+              <w:rPr>
+                <w:sz w:val="17"/>
+              </w:rPr>
+            </w:r>
+            <w:r>
+              <w:rPr>
+                <w:rFonts w:ascii="맑은 고딕" w:hAnsi="맑은 고딕" w:eastAsia="맑은 고딕"/>
+                <w:sz w:val="17"/>
+              </w:rPr>
+              <w:t>61.1퍼센트</w:t>
+            </w:r>
+          </w:p>
+        </w:tc>
+      </w:tr>
+      <w:tr>
+        <w:tc>
+          <w:tcPr>
+            <w:tcW w:type="dxa" w:w="1624"/>
+          </w:tcPr>
+          <w:p>
+            <w:pPr>
+              <w:spacing w:after="20" w:line="252" w:lineRule="auto"/>
+            </w:pPr>
+            <w:r>
+              <w:rPr>
+                <w:sz w:val="17"/>
+              </w:rPr>
+            </w:r>
+            <w:r>
+              <w:rPr>
+                <w:rFonts w:ascii="맑은 고딕" w:hAnsi="맑은 고딕" w:eastAsia="맑은 고딕"/>
+                <w:sz w:val="17"/>
+              </w:rPr>
+              <w:t>8코어 8기가</w:t>
+            </w:r>
+          </w:p>
+        </w:tc>
+        <w:tc>
+          <w:tcPr>
+            <w:tcW w:type="dxa" w:w="1624"/>
+          </w:tcPr>
+          <w:p>
+            <w:pPr>
+              <w:spacing w:after="20" w:line="252" w:lineRule="auto"/>
+            </w:pPr>
+            <w:r>
+              <w:rPr>
+                <w:sz w:val="17"/>
+              </w:rPr>
+            </w:r>
+            <w:r>
+              <w:rPr>
+                <w:rFonts w:ascii="맑은 고딕" w:hAnsi="맑은 고딕" w:eastAsia="맑은 고딕"/>
+                <w:sz w:val="17"/>
+              </w:rPr>
+              <w:t>72.0</w:t>
+            </w:r>
+          </w:p>
+        </w:tc>
+        <w:tc>
+          <w:tcPr>
+            <w:tcW w:type="dxa" w:w="1624"/>
+          </w:tcPr>
+          <w:p>
+            <w:pPr>
+              <w:spacing w:after="20" w:line="252" w:lineRule="auto"/>
+            </w:pPr>
+            <w:r>
+              <w:rPr>
+                <w:sz w:val="17"/>
+              </w:rPr>
+            </w:r>
+            <w:r>
+              <w:rPr>
+                <w:rFonts w:ascii="맑은 고딕" w:hAnsi="맑은 고딕" w:eastAsia="맑은 고딕"/>
+                <w:sz w:val="17"/>
+              </w:rPr>
+              <w:t>8.9</w:t>
+            </w:r>
+          </w:p>
+        </w:tc>
+        <w:tc>
+          <w:tcPr>
+            <w:tcW w:type="dxa" w:w="1624"/>
+          </w:tcPr>
+          <w:p>
+            <w:pPr>
+              <w:spacing w:after="20" w:line="252" w:lineRule="auto"/>
+            </w:pPr>
+            <w:r>
+              <w:rPr>
+                <w:sz w:val="17"/>
+              </w:rPr>
+            </w:r>
+            <w:r>
+              <w:rPr>
+                <w:rFonts w:ascii="맑은 고딕" w:hAnsi="맑은 고딕" w:eastAsia="맑은 고딕"/>
+                <w:sz w:val="17"/>
+              </w:rPr>
+              <w:t>97.8</w:t>
+            </w:r>
+          </w:p>
+        </w:tc>
+        <w:tc>
+          <w:tcPr>
+            <w:tcW w:type="dxa" w:w="1624"/>
+          </w:tcPr>
+          <w:p>
+            <w:pPr>
+              <w:spacing w:after="20" w:line="252" w:lineRule="auto"/>
+            </w:pPr>
+            <w:r>
+              <w:rPr>
+                <w:sz w:val="17"/>
+              </w:rPr>
+            </w:r>
+            <w:r>
+              <w:rPr>
+                <w:rFonts w:ascii="맑은 고딕" w:hAnsi="맑은 고딕" w:eastAsia="맑은 고딕"/>
+                <w:sz w:val="17"/>
+              </w:rPr>
+              <w:t>466밀리초</w:t>
+            </w:r>
+          </w:p>
+        </w:tc>
+        <w:tc>
+          <w:tcPr>
+            <w:tcW w:type="dxa" w:w="1624"/>
+          </w:tcPr>
+          <w:p>
+            <w:pPr>
+              <w:spacing w:after="20" w:line="252" w:lineRule="auto"/>
+            </w:pPr>
+            <w:r>
+              <w:rPr>
+                <w:sz w:val="17"/>
+              </w:rPr>
+            </w:r>
+            <w:r>
+              <w:rPr>
+                <w:rFonts w:ascii="맑은 고딕" w:hAnsi="맑은 고딕" w:eastAsia="맑은 고딕"/>
+                <w:sz w:val="17"/>
+              </w:rPr>
+              <w:t>70.4퍼센트</w:t>
+            </w:r>
+          </w:p>
+        </w:tc>
+      </w:tr>
+    </w:tbl>
+    <w:p>
+      <w:pPr>
+        <w:spacing w:after="40" w:line="144" w:lineRule="auto"/>
+      </w:pPr>
+    </w:p>
+    <w:p>
+      <w:pPr>
+        <w:spacing w:line="264" w:lineRule="auto" w:after="80"/>
+      </w:pPr>
+      <w:r>
+        <w:rPr>
+          <w:rFonts w:ascii="맑은 고딕" w:hAnsi="맑은 고딕" w:eastAsia="맑은 고딕"/>
+          <w:b/>
+          <w:sz w:val="19"/>
+        </w:rPr>
+        <w:t>코어를 여덟 배 늘리는 동안 접수가 6퍼센트 올랐습니다.</w:t>
+      </w:r>
+      <w:r>
+        <w:rPr>
+          <w:rFonts w:ascii="맑은 고딕" w:hAnsi="맑은 고딕" w:eastAsia="맑은 고딕"/>
+          <w:sz w:val="19"/>
+        </w:rPr>
+        <w:t xml:space="preserve"> 다만 이 판정은 2026-09-10 마켓별 샤딩으로 뒤집혔습니다. 같은 축을 12 마켓에서 다시 재니 1코어 44.0에서 4코어 105.8로 2.4배 올랐고 1코어 데이터베이스 CPU가 99.0으로 진짜 포화했습니다. 규격 상향이 무의미했던 것은 규격의 성질이 아니라 코드가 자원을 못 쓰는 성질이었습니다(ADR 0021, </w:t>
+      </w:r>
+      <w:r>
+        <w:rPr>
+          <w:rFonts w:ascii="Consolas" w:hAnsi="Consolas" w:eastAsia="Consolas"/>
+          <w:sz w:val="19"/>
+        </w:rPr>
+        <w:t>제출_20260901/테스트_정본.md</w:t>
+      </w:r>
+      <w:r>
+        <w:rPr>
+          <w:rFonts w:ascii="맑은 고딕" w:hAnsi="맑은 고딕" w:eastAsia="맑은 고딕"/>
+          <w:sz w:val="19"/>
+        </w:rPr>
+        <w:t xml:space="preserve"> 5.7.6).</w:t>
+      </w:r>
+    </w:p>
+    <w:p>
+      <w:pPr>
+        <w:spacing w:line="264" w:lineRule="auto" w:after="80"/>
+      </w:pPr>
+      <w:r>
+        <w:rPr>
+          <w:rFonts w:ascii="맑은 고딕" w:hAnsi="맑은 고딕" w:eastAsia="맑은 고딕"/>
+          <w:sz w:val="19"/>
+        </w:rPr>
+        <w:t>1코어 칸이 포화하지 않았습니다. 데이터베이스 CPU가 72.5퍼센트인데 수용 거절이 초당 102입니다. 하드웨어가 남았는데 요청을 돌려보내고 있습니다. 커넥션 풀 대기도 네 칸 모두 0입니다. 막고 있는 것은 데이터베이스가 아니라 수용 정원이고, 그 정원은 풀에서 유도되는 설정값이라 코어 수와 무관합니다.</w:t>
+      </w:r>
+    </w:p>
+    <w:p>
+      <w:pPr>
+        <w:spacing w:line="264" w:lineRule="auto" w:after="80"/>
+      </w:pPr>
+      <w:r>
+        <w:rPr>
+          <w:rFonts w:ascii="맑은 고딕" w:hAnsi="맑은 고딕" w:eastAsia="맑은 고딕"/>
+          <w:b/>
+          <w:sz w:val="19"/>
+        </w:rPr>
+        <w:t>따라서 이 시스템에서 데이터베이스 규격 상향은 처리량 대책이 아닙니다.</w:t>
+      </w:r>
+      <w:r>
+        <w:rPr>
+          <w:rFonts w:ascii="맑은 고딕" w:hAnsi="맑은 고딕" w:eastAsia="맑은 고딕"/>
+          <w:sz w:val="19"/>
+        </w:rPr>
+        <w:t xml:space="preserve"> 처리량을 올리려면 정원을 올리거나 그 위의 직렬 구간을 줄여야 합니다.</w:t>
+      </w:r>
+    </w:p>
+    <w:p>
+      <w:pPr>
+        <w:spacing w:line="264" w:lineRule="auto" w:after="80"/>
+      </w:pPr>
+      <w:r>
+        <w:rPr>
+          <w:rFonts w:ascii="맑은 고딕" w:hAnsi="맑은 고딕" w:eastAsia="맑은 고딕"/>
+          <w:sz w:val="19"/>
+        </w:rPr>
+        <w:t xml:space="preserve">두 회차의 값과 무효 사유는 </w:t>
+      </w:r>
+      <w:r>
+        <w:rPr>
+          <w:rFonts w:ascii="Consolas" w:hAnsi="Consolas" w:eastAsia="Consolas"/>
+          <w:sz w:val="19"/>
+        </w:rPr>
+        <w:t>제출_20260901/테스트_정본.md</w:t>
+      </w:r>
+      <w:r>
+        <w:rPr>
+          <w:rFonts w:ascii="맑은 고딕" w:hAnsi="맑은 고딕" w:eastAsia="맑은 고딕"/>
+          <w:sz w:val="19"/>
+        </w:rPr>
+        <w:t xml:space="preserve"> 3.2와 5.2에 둡니다. 포화 지점을 인용해야 하면 그 문서를 보십시오. 이 표만으로 4코어 포화를 단정하지 마십시오.</w:t>
+      </w:r>
+    </w:p>
+    <w:p>
+      <w:pPr>
         <w:pStyle w:val="Heading3"/>
         <w:spacing w:before="180" w:after="100"/>
       </w:pPr>
@@ -10143,7 +11333,33 @@
           <w:rFonts w:ascii="맑은 고딕" w:hAnsi="맑은 고딕" w:eastAsia="맑은 고딕"/>
           <w:sz w:val="19"/>
         </w:rPr>
-        <w:t>이 이동은 아직 실측으로 확인하지 못했습니다. 수요를 천장 아래로 고정했기 때문에 데이터베이스가 빨라져도 애플리케이션이 더 할 일이 없었습니다. 고부하 회차를 시도했으나 실효 부하가 오르지 않았습니다. 무엇이 상한을 만들었는지는 아직 판정하지 못했습니다.</w:t>
+        <w:t>이 이동은 아직 실측으로 확인하지 못했습니다. 2026-09-08 회차는 수요를 천장 아래로 고정했기 때문에 데이터베이스가 빨라져도 애플리케이션이 더 할 일이 없었습니다. 그 회차에서 실효 부하가 오르지 않은 원인은 7.6이 적은 대로 부하 발생기입니다. 봇으로 걸면 수요가 발생기에 묶입니다.</w:t>
+      </w:r>
+    </w:p>
+    <w:p>
+      <w:pPr>
+        <w:spacing w:line="264" w:lineRule="auto" w:after="80"/>
+      </w:pPr>
+      <w:r>
+        <w:rPr>
+          <w:rFonts w:ascii="맑은 고딕" w:hAnsi="맑은 고딕" w:eastAsia="맑은 고딕"/>
+          <w:sz w:val="19"/>
+        </w:rPr>
+        <w:t xml:space="preserve">남은 것은 그다음입니다. 발생기를 개방 루프로 바꾼 뒤에도 처리량에 천장이 있고, 그 천장이 어느 계층인지는 아직 특정하지 못했습니다. 후보 아홉을 소거했습니다. 판정 근거와 소거 이력은 </w:t>
+      </w:r>
+      <w:r>
+        <w:rPr>
+          <w:rFonts w:ascii="Consolas" w:hAnsi="Consolas" w:eastAsia="Consolas"/>
+          <w:sz w:val="19"/>
+        </w:rPr>
+        <w:t>제출_20260901/테스트_정본.md</w:t>
+      </w:r>
+      <w:r>
+        <w:rPr>
+          <w:rFonts w:ascii="맑은 고딕" w:hAnsi="맑은 고딕" w:eastAsia="맑은 고딕"/>
+          <w:sz w:val="19"/>
+        </w:rPr>
+        <w:t xml:space="preserve"> 6절에 둡니다.</w:t>
       </w:r>
     </w:p>
     <w:p>
@@ -10741,7 +11957,21 @@
                 <w:rFonts w:ascii="맑은 고딕" w:hAnsi="맑은 고딕" w:eastAsia="맑은 고딕"/>
                 <w:sz w:val="17"/>
               </w:rPr>
-              <w:t>성립. 30건</w:t>
+              <w:t xml:space="preserve">성립. </w:t>
+            </w:r>
+            <w:r>
+              <w:rPr>
+                <w:rFonts w:ascii="Consolas" w:hAnsi="Consolas" w:eastAsia="Consolas"/>
+                <w:sz w:val="17"/>
+              </w:rPr>
+              <w:t>harness/evidence/</w:t>
+            </w:r>
+            <w:r>
+              <w:rPr>
+                <w:rFonts w:ascii="맑은 고딕" w:hAnsi="맑은 고딕" w:eastAsia="맑은 고딕"/>
+                <w:sz w:val="17"/>
+              </w:rPr>
+              <w:t xml:space="preserve"> 아래 회차 디렉터리 40개와 결과 파일 7개</w:t>
             </w:r>
           </w:p>
         </w:tc>
@@ -11323,6 +12553,86 @@
           <w:sz w:val="19"/>
         </w:rPr>
         <w:t>마켓 정지, 노드 종료, 권한 변경 같은 되돌리기 어려운 조작은 승인 티켓을 요구합니다.</w:t>
+      </w:r>
+    </w:p>
+    <w:p>
+      <w:pPr>
+        <w:spacing w:line="264" w:lineRule="auto" w:after="80"/>
+      </w:pPr>
+      <w:r>
+        <w:rPr>
+          <w:rFonts w:ascii="맑은 고딕" w:hAnsi="맑은 고딕" w:eastAsia="맑은 고딕"/>
+          <w:sz w:val="19"/>
+        </w:rPr>
+        <w:t xml:space="preserve">예외가 하나 있습니다. 카오스 주입과 해제 4종은 티켓이 선택입니다 (ADR 0014). </w:t>
+      </w:r>
+      <w:r>
+        <w:rPr>
+          <w:rFonts w:ascii="Consolas" w:hAnsi="Consolas" w:eastAsia="Consolas"/>
+          <w:sz w:val="19"/>
+        </w:rPr>
+        <w:t>chaos.kill_node</w:t>
+      </w:r>
+      <w:r>
+        <w:rPr>
+          <w:rFonts w:ascii="맑은 고딕" w:hAnsi="맑은 고딕" w:eastAsia="맑은 고딕"/>
+          <w:sz w:val="19"/>
+        </w:rPr>
+        <w:t xml:space="preserve">, </w:t>
+      </w:r>
+      <w:r>
+        <w:rPr>
+          <w:rFonts w:ascii="Consolas" w:hAnsi="Consolas" w:eastAsia="Consolas"/>
+          <w:sz w:val="19"/>
+        </w:rPr>
+        <w:t>chaos.network</w:t>
+      </w:r>
+      <w:r>
+        <w:rPr>
+          <w:rFonts w:ascii="맑은 고딕" w:hAnsi="맑은 고딕" w:eastAsia="맑은 고딕"/>
+          <w:sz w:val="19"/>
+        </w:rPr>
+        <w:t xml:space="preserve">, </w:t>
+      </w:r>
+      <w:r>
+        <w:rPr>
+          <w:rFonts w:ascii="Consolas" w:hAnsi="Consolas" w:eastAsia="Consolas"/>
+          <w:sz w:val="19"/>
+        </w:rPr>
+        <w:t>chaos.app</w:t>
+      </w:r>
+      <w:r>
+        <w:rPr>
+          <w:rFonts w:ascii="맑은 고딕" w:hAnsi="맑은 고딕" w:eastAsia="맑은 고딕"/>
+          <w:sz w:val="19"/>
+        </w:rPr>
+        <w:t xml:space="preserve">, </w:t>
+      </w:r>
+      <w:r>
+        <w:rPr>
+          <w:rFonts w:ascii="Consolas" w:hAnsi="Consolas" w:eastAsia="Consolas"/>
+          <w:sz w:val="19"/>
+        </w:rPr>
+        <w:t>chaos.network.clear</w:t>
+      </w:r>
+      <w:r>
+        <w:rPr>
+          <w:rFonts w:ascii="맑은 고딕" w:hAnsi="맑은 고딕" w:eastAsia="맑은 고딕"/>
+          <w:sz w:val="19"/>
+        </w:rPr>
+        <w:t xml:space="preserve"> 넷입니다. 토큰 없이 부르면 승인 없이 진행하고 승인 식별자를 빈 값으로 적재합니다. 토큰을 제시하면 종전 계약이 그대로 걸립니다. 완화 대상은 이 넷뿐이고 봇 파라미터, 마켓 정지와 재개, 운영자 생성과 역할, 회원 폐쇄는 필수로 남습니다.</w:t>
+      </w:r>
+    </w:p>
+    <w:p>
+      <w:pPr>
+        <w:spacing w:line="264" w:lineRule="auto" w:after="80"/>
+      </w:pPr>
+      <w:r>
+        <w:rPr>
+          <w:rFonts w:ascii="맑은 고딕" w:hAnsi="맑은 고딕" w:eastAsia="맑은 고딕"/>
+          <w:sz w:val="19"/>
+        </w:rPr>
+        <w:t>곧 "노드 종료" 는 관리 평면의 노드 종료를 뜻하고 카오스 주입의 노드 정지는 이 예외에 듭니다.</w:t>
       </w:r>
     </w:p>
     <w:p>
@@ -12080,7 +13390,7 @@
                 <w:rFonts w:ascii="맑은 고딕" w:hAnsi="맑은 고딕" w:eastAsia="맑은 고딕"/>
                 <w:sz w:val="17"/>
               </w:rPr>
-              <w:t>주소 변환 t4g.nano 2대</w:t>
+              <w:t>주소 변환 게이트웨이 2개</w:t>
             </w:r>
           </w:p>
         </w:tc>
@@ -12102,7 +13412,7 @@
                 <w:rFonts w:ascii="맑은 고딕" w:hAnsi="맑은 고딕" w:eastAsia="맑은 고딕"/>
                 <w:sz w:val="17"/>
               </w:rPr>
-              <w:t>0.0052 x 2 x 768</w:t>
+              <w:t>0.059 x 2 x 768</w:t>
             </w:r>
           </w:p>
         </w:tc>
@@ -12124,7 +13434,7 @@
                 <w:rFonts w:ascii="맑은 고딕" w:hAnsi="맑은 고딕" w:eastAsia="맑은 고딕"/>
                 <w:sz w:val="17"/>
               </w:rPr>
-              <w:t>7.9872</w:t>
+              <w:t>90.6240</w:t>
             </w:r>
           </w:p>
         </w:tc>
@@ -12148,7 +13458,7 @@
                 <w:rFonts w:ascii="맑은 고딕" w:hAnsi="맑은 고딕" w:eastAsia="맑은 고딕"/>
                 <w:sz w:val="17"/>
               </w:rPr>
-              <w:t>공인 주소 2개</w:t>
+              <w:t>주소 변환 데이터 처리 20기가</w:t>
             </w:r>
           </w:p>
         </w:tc>
@@ -12170,7 +13480,7 @@
                 <w:rFonts w:ascii="맑은 고딕" w:hAnsi="맑은 고딕" w:eastAsia="맑은 고딕"/>
                 <w:sz w:val="17"/>
               </w:rPr>
-              <w:t>0.0050 x 2 x 768</w:t>
+              <w:t>20 x 0.059</w:t>
             </w:r>
           </w:p>
         </w:tc>
@@ -12192,7 +13502,7 @@
                 <w:rFonts w:ascii="맑은 고딕" w:hAnsi="맑은 고딕" w:eastAsia="맑은 고딕"/>
                 <w:sz w:val="17"/>
               </w:rPr>
-              <w:t>7.6800</w:t>
+              <w:t>1.1800</w:t>
             </w:r>
           </w:p>
         </w:tc>
@@ -12216,7 +13526,7 @@
                 <w:rFonts w:ascii="맑은 고딕" w:hAnsi="맑은 고딕" w:eastAsia="맑은 고딕"/>
                 <w:sz w:val="17"/>
               </w:rPr>
-              <w:t>블록 스토리지 8노드 20기가</w:t>
+              <w:t>공인 주소 2개</w:t>
             </w:r>
           </w:p>
         </w:tc>
@@ -12238,7 +13548,7 @@
                 <w:rFonts w:ascii="맑은 고딕" w:hAnsi="맑은 고딕" w:eastAsia="맑은 고딕"/>
                 <w:sz w:val="17"/>
               </w:rPr>
-              <w:t>160 x 0.0912 x 768/730</w:t>
+              <w:t>0.0050 x 2 x 768</w:t>
             </w:r>
           </w:p>
         </w:tc>
@@ -12260,7 +13570,7 @@
                 <w:rFonts w:ascii="맑은 고딕" w:hAnsi="맑은 고딕" w:eastAsia="맑은 고딕"/>
                 <w:sz w:val="17"/>
               </w:rPr>
-              <w:t>15.3515</w:t>
+              <w:t>7.6800</w:t>
             </w:r>
           </w:p>
         </w:tc>
@@ -12284,7 +13594,7 @@
                 <w:rFonts w:ascii="맑은 고딕" w:hAnsi="맑은 고딕" w:eastAsia="맑은 고딕"/>
                 <w:sz w:val="17"/>
               </w:rPr>
-              <w:t>외부 전송 20기가 추정</w:t>
+              <w:t>블록 스토리지 6노드 20기가</w:t>
             </w:r>
           </w:p>
         </w:tc>
@@ -12306,7 +13616,7 @@
                 <w:rFonts w:ascii="맑은 고딕" w:hAnsi="맑은 고딕" w:eastAsia="맑은 고딕"/>
                 <w:sz w:val="17"/>
               </w:rPr>
-              <w:t>20 x 0.126 x 768/730</w:t>
+              <w:t>120 x 0.0912 x 768/730</w:t>
             </w:r>
           </w:p>
         </w:tc>
@@ -12328,7 +13638,7 @@
                 <w:rFonts w:ascii="맑은 고딕" w:hAnsi="맑은 고딕" w:eastAsia="맑은 고딕"/>
                 <w:sz w:val="17"/>
               </w:rPr>
-              <w:t>2.6512</w:t>
+              <w:t>11.5138</w:t>
             </w:r>
           </w:p>
         </w:tc>
@@ -12352,7 +13662,7 @@
                 <w:rFonts w:ascii="맑은 고딕" w:hAnsi="맑은 고딕" w:eastAsia="맑은 고딕"/>
                 <w:sz w:val="17"/>
               </w:rPr>
-              <w:t>도메인과 오브젝트 스토리지</w:t>
+              <w:t>외부 전송 20기가 추정</w:t>
             </w:r>
           </w:p>
         </w:tc>
@@ -12374,7 +13684,7 @@
                 <w:rFonts w:ascii="맑은 고딕" w:hAnsi="맑은 고딕" w:eastAsia="맑은 고딕"/>
                 <w:sz w:val="17"/>
               </w:rPr>
-              <w:t>정액</w:t>
+              <w:t>20 x 0.126 x 768/730</w:t>
             </w:r>
           </w:p>
         </w:tc>
@@ -12396,7 +13706,7 @@
                 <w:rFonts w:ascii="맑은 고딕" w:hAnsi="맑은 고딕" w:eastAsia="맑은 고딕"/>
                 <w:sz w:val="17"/>
               </w:rPr>
-              <w:t>0.7200</w:t>
+              <w:t>2.6512</w:t>
             </w:r>
           </w:p>
         </w:tc>
@@ -12420,6 +13730,74 @@
                 <w:rFonts w:ascii="맑은 고딕" w:hAnsi="맑은 고딕" w:eastAsia="맑은 고딕"/>
                 <w:sz w:val="17"/>
               </w:rPr>
+              <w:t>도메인과 오브젝트 스토리지</w:t>
+            </w:r>
+          </w:p>
+        </w:tc>
+        <w:tc>
+          <w:tcPr>
+            <w:tcW w:type="dxa" w:w="3249"/>
+          </w:tcPr>
+          <w:p>
+            <w:pPr>
+              <w:spacing w:after="20" w:line="252" w:lineRule="auto"/>
+            </w:pPr>
+            <w:r>
+              <w:rPr>
+                <w:sz w:val="17"/>
+              </w:rPr>
+            </w:r>
+            <w:r>
+              <w:rPr>
+                <w:rFonts w:ascii="맑은 고딕" w:hAnsi="맑은 고딕" w:eastAsia="맑은 고딕"/>
+                <w:sz w:val="17"/>
+              </w:rPr>
+              <w:t>정액</w:t>
+            </w:r>
+          </w:p>
+        </w:tc>
+        <w:tc>
+          <w:tcPr>
+            <w:tcW w:type="dxa" w:w="3249"/>
+          </w:tcPr>
+          <w:p>
+            <w:pPr>
+              <w:spacing w:after="20" w:line="252" w:lineRule="auto"/>
+            </w:pPr>
+            <w:r>
+              <w:rPr>
+                <w:sz w:val="17"/>
+              </w:rPr>
+            </w:r>
+            <w:r>
+              <w:rPr>
+                <w:rFonts w:ascii="맑은 고딕" w:hAnsi="맑은 고딕" w:eastAsia="맑은 고딕"/>
+                <w:sz w:val="17"/>
+              </w:rPr>
+              <w:t>0.7200</w:t>
+            </w:r>
+          </w:p>
+        </w:tc>
+      </w:tr>
+      <w:tr>
+        <w:tc>
+          <w:tcPr>
+            <w:tcW w:type="dxa" w:w="3249"/>
+          </w:tcPr>
+          <w:p>
+            <w:pPr>
+              <w:spacing w:after="20" w:line="252" w:lineRule="auto"/>
+            </w:pPr>
+            <w:r>
+              <w:rPr>
+                <w:sz w:val="17"/>
+              </w:rPr>
+            </w:r>
+            <w:r>
+              <w:rPr>
+                <w:rFonts w:ascii="맑은 고딕" w:hAnsi="맑은 고딕" w:eastAsia="맑은 고딕"/>
+                <w:sz w:val="17"/>
+              </w:rPr>
               <w:t>확정 단가 소계</w:t>
             </w:r>
           </w:p>
@@ -12457,7 +13835,7 @@
                 <w:rFonts w:ascii="맑은 고딕" w:hAnsi="맑은 고딕" w:eastAsia="맑은 고딕"/>
                 <w:sz w:val="17"/>
               </w:rPr>
-              <w:t>153.6604</w:t>
+              <w:t>233.6394</w:t>
             </w:r>
           </w:p>
         </w:tc>
@@ -12477,7 +13855,31 @@
           <w:rFonts w:ascii="맑은 고딕" w:hAnsi="맑은 고딕" w:eastAsia="맑은 고딕"/>
           <w:sz w:val="19"/>
         </w:rPr>
-        <w:t>가용영역 간 전송과 세션 매니저 요금은 확인하지 못해 소계에 넣지 않았습니다. 따라서 153.6604는 확정 단가만의 하한입니다.</w:t>
+        <w:t>가용영역 간 전송과 세션 매니저 요금은 확인하지 못해 소계에 넣지 않았습니다. 따라서 233.6394는 확정 단가만의 하한입니다.</w:t>
+      </w:r>
+    </w:p>
+    <w:p>
+      <w:pPr>
+        <w:spacing w:line="264" w:lineRule="auto" w:after="80"/>
+      </w:pPr>
+      <w:r>
+        <w:rPr>
+          <w:rFonts w:ascii="맑은 고딕" w:hAnsi="맑은 고딕" w:eastAsia="맑은 고딕"/>
+          <w:sz w:val="19"/>
+        </w:rPr>
+        <w:t>주소 변환 게이트웨이 단가 시간당 0.059달러와 데이터 처리 기가당 0.059달러는 서울 지역 공시가로 적었으나 청구서로 확인하지 못했습니다. 배포 후 실청구로 검증할 항목이며 13.5에 등재했습니다. 나머지 단가는 종전 판이 쓰던 값 그대로입니다.</w:t>
+      </w:r>
+    </w:p>
+    <w:p>
+      <w:pPr>
+        <w:spacing w:line="264" w:lineRule="auto" w:after="80"/>
+      </w:pPr>
+      <w:r>
+        <w:rPr>
+          <w:rFonts w:ascii="맑은 고딕" w:hAnsi="맑은 고딕" w:eastAsia="맑은 고딕"/>
+          <w:sz w:val="19"/>
+        </w:rPr>
+        <w:t>블록 스토리지가 8노드에서 6노드로 줄어든 것은 주소 변환 인스턴스 두 대가 사라졌기 때문입니다.</w:t>
       </w:r>
     </w:p>
     <w:p>
@@ -12495,6 +13897,928 @@
         <w:t>9.3 달력 월 실청구</w:t>
       </w:r>
     </w:p>
+    <w:p>
+      <w:pPr>
+        <w:spacing w:line="264" w:lineRule="auto" w:after="80"/>
+      </w:pPr>
+      <w:r>
+        <w:rPr>
+          <w:rFonts w:ascii="맑은 고딕" w:hAnsi="맑은 고딕" w:eastAsia="맑은 고딕"/>
+          <w:sz w:val="19"/>
+        </w:rPr>
+        <w:t>730시간 전량 가동 기준입니다. 상한 판정은 이 값으로 합니다.</w:t>
+      </w:r>
+    </w:p>
+    <w:tbl>
+      <w:tblPr>
+        <w:tblStyle w:val="TableGrid"/>
+        <w:tblW w:type="auto" w:w="0"/>
+        <w:jc w:val="center"/>
+        <w:tblLook w:firstColumn="1" w:firstRow="1" w:lastColumn="0" w:lastRow="0" w:noHBand="0" w:noVBand="1" w:val="04A0"/>
+      </w:tblPr>
+      <w:tblGrid>
+        <w:gridCol w:w="3249"/>
+        <w:gridCol w:w="3249"/>
+        <w:gridCol w:w="3249"/>
+      </w:tblGrid>
+      <w:tr>
+        <w:tc>
+          <w:tcPr>
+            <w:tcW w:type="dxa" w:w="3249"/>
+            <w:shd w:val="clear" w:fill="2F3E47"/>
+          </w:tcPr>
+          <w:p>
+            <w:pPr>
+              <w:spacing w:after="20"/>
+            </w:pPr>
+            <w:r>
+              <w:rPr>
+                <w:b/>
+                <w:color w:val="FFFFFF"/>
+                <w:sz w:val="18"/>
+              </w:rPr>
+            </w:r>
+            <w:r>
+              <w:rPr>
+                <w:rFonts w:ascii="맑은 고딕" w:hAnsi="맑은 고딕" w:eastAsia="맑은 고딕"/>
+                <w:b/>
+                <w:color w:val="FFFFFF"/>
+                <w:sz w:val="18"/>
+              </w:rPr>
+              <w:t>항목</w:t>
+            </w:r>
+          </w:p>
+        </w:tc>
+        <w:tc>
+          <w:tcPr>
+            <w:tcW w:type="dxa" w:w="3249"/>
+            <w:shd w:val="clear" w:fill="2F3E47"/>
+          </w:tcPr>
+          <w:p>
+            <w:pPr>
+              <w:spacing w:after="20"/>
+            </w:pPr>
+            <w:r>
+              <w:rPr>
+                <w:b/>
+                <w:color w:val="FFFFFF"/>
+                <w:sz w:val="18"/>
+              </w:rPr>
+            </w:r>
+            <w:r>
+              <w:rPr>
+                <w:rFonts w:ascii="맑은 고딕" w:hAnsi="맑은 고딕" w:eastAsia="맑은 고딕"/>
+                <w:b/>
+                <w:color w:val="FFFFFF"/>
+                <w:sz w:val="18"/>
+              </w:rPr>
+              <w:t>산식</w:t>
+            </w:r>
+          </w:p>
+        </w:tc>
+        <w:tc>
+          <w:tcPr>
+            <w:tcW w:type="dxa" w:w="3249"/>
+            <w:shd w:val="clear" w:fill="2F3E47"/>
+          </w:tcPr>
+          <w:p>
+            <w:pPr>
+              <w:spacing w:after="20"/>
+            </w:pPr>
+            <w:r>
+              <w:rPr>
+                <w:b/>
+                <w:color w:val="FFFFFF"/>
+                <w:sz w:val="18"/>
+              </w:rPr>
+            </w:r>
+            <w:r>
+              <w:rPr>
+                <w:rFonts w:ascii="맑은 고딕" w:hAnsi="맑은 고딕" w:eastAsia="맑은 고딕"/>
+                <w:b/>
+                <w:color w:val="FFFFFF"/>
+                <w:sz w:val="18"/>
+              </w:rPr>
+              <w:t>달러</w:t>
+            </w:r>
+          </w:p>
+        </w:tc>
+      </w:tr>
+      <w:tr>
+        <w:tc>
+          <w:tcPr>
+            <w:tcW w:type="dxa" w:w="3249"/>
+          </w:tcPr>
+          <w:p>
+            <w:pPr>
+              <w:spacing w:after="20" w:line="252" w:lineRule="auto"/>
+            </w:pPr>
+            <w:r>
+              <w:rPr>
+                <w:sz w:val="17"/>
+              </w:rPr>
+            </w:r>
+            <w:r>
+              <w:rPr>
+                <w:rFonts w:ascii="맑은 고딕" w:hAnsi="맑은 고딕" w:eastAsia="맑은 고딕"/>
+                <w:sz w:val="17"/>
+              </w:rPr>
+              <w:t>로드밸런서 고정분</w:t>
+            </w:r>
+          </w:p>
+        </w:tc>
+        <w:tc>
+          <w:tcPr>
+            <w:tcW w:type="dxa" w:w="3249"/>
+          </w:tcPr>
+          <w:p>
+            <w:pPr>
+              <w:spacing w:after="20" w:line="252" w:lineRule="auto"/>
+            </w:pPr>
+            <w:r>
+              <w:rPr>
+                <w:sz w:val="17"/>
+              </w:rPr>
+            </w:r>
+            <w:r>
+              <w:rPr>
+                <w:rFonts w:ascii="맑은 고딕" w:hAnsi="맑은 고딕" w:eastAsia="맑은 고딕"/>
+                <w:sz w:val="17"/>
+              </w:rPr>
+              <w:t>0.0225 x 730</w:t>
+            </w:r>
+          </w:p>
+        </w:tc>
+        <w:tc>
+          <w:tcPr>
+            <w:tcW w:type="dxa" w:w="3249"/>
+          </w:tcPr>
+          <w:p>
+            <w:pPr>
+              <w:spacing w:after="20" w:line="252" w:lineRule="auto"/>
+            </w:pPr>
+            <w:r>
+              <w:rPr>
+                <w:sz w:val="17"/>
+              </w:rPr>
+            </w:r>
+            <w:r>
+              <w:rPr>
+                <w:rFonts w:ascii="맑은 고딕" w:hAnsi="맑은 고딕" w:eastAsia="맑은 고딕"/>
+                <w:sz w:val="17"/>
+              </w:rPr>
+              <w:t>16.4250</w:t>
+            </w:r>
+          </w:p>
+        </w:tc>
+      </w:tr>
+      <w:tr>
+        <w:tc>
+          <w:tcPr>
+            <w:tcW w:type="dxa" w:w="3249"/>
+          </w:tcPr>
+          <w:p>
+            <w:pPr>
+              <w:spacing w:after="20" w:line="252" w:lineRule="auto"/>
+            </w:pPr>
+            <w:r>
+              <w:rPr>
+                <w:sz w:val="17"/>
+              </w:rPr>
+            </w:r>
+            <w:r>
+              <w:rPr>
+                <w:rFonts w:ascii="맑은 고딕" w:hAnsi="맑은 고딕" w:eastAsia="맑은 고딕"/>
+                <w:sz w:val="17"/>
+              </w:rPr>
+              <w:t>로드밸런서 변동분</w:t>
+            </w:r>
+          </w:p>
+        </w:tc>
+        <w:tc>
+          <w:tcPr>
+            <w:tcW w:type="dxa" w:w="3249"/>
+          </w:tcPr>
+          <w:p>
+            <w:pPr>
+              <w:spacing w:after="20" w:line="252" w:lineRule="auto"/>
+            </w:pPr>
+            <w:r>
+              <w:rPr>
+                <w:sz w:val="17"/>
+              </w:rPr>
+            </w:r>
+            <w:r>
+              <w:rPr>
+                <w:rFonts w:ascii="맑은 고딕" w:hAnsi="맑은 고딕" w:eastAsia="맑은 고딕"/>
+                <w:sz w:val="17"/>
+              </w:rPr>
+              <w:t>0.008 x 1 x 730</w:t>
+            </w:r>
+          </w:p>
+        </w:tc>
+        <w:tc>
+          <w:tcPr>
+            <w:tcW w:type="dxa" w:w="3249"/>
+          </w:tcPr>
+          <w:p>
+            <w:pPr>
+              <w:spacing w:after="20" w:line="252" w:lineRule="auto"/>
+            </w:pPr>
+            <w:r>
+              <w:rPr>
+                <w:sz w:val="17"/>
+              </w:rPr>
+            </w:r>
+            <w:r>
+              <w:rPr>
+                <w:rFonts w:ascii="맑은 고딕" w:hAnsi="맑은 고딕" w:eastAsia="맑은 고딕"/>
+                <w:sz w:val="17"/>
+              </w:rPr>
+              <w:t>5.8400</w:t>
+            </w:r>
+          </w:p>
+        </w:tc>
+      </w:tr>
+      <w:tr>
+        <w:tc>
+          <w:tcPr>
+            <w:tcW w:type="dxa" w:w="3249"/>
+          </w:tcPr>
+          <w:p>
+            <w:pPr>
+              <w:spacing w:after="20" w:line="252" w:lineRule="auto"/>
+            </w:pPr>
+            <w:r>
+              <w:rPr>
+                <w:sz w:val="17"/>
+              </w:rPr>
+            </w:r>
+            <w:r>
+              <w:rPr>
+                <w:rFonts w:ascii="맑은 고딕" w:hAnsi="맑은 고딕" w:eastAsia="맑은 고딕"/>
+                <w:sz w:val="17"/>
+              </w:rPr>
+              <w:t>애플리케이션 t4g.small 2대</w:t>
+            </w:r>
+          </w:p>
+        </w:tc>
+        <w:tc>
+          <w:tcPr>
+            <w:tcW w:type="dxa" w:w="3249"/>
+          </w:tcPr>
+          <w:p>
+            <w:pPr>
+              <w:spacing w:after="20" w:line="252" w:lineRule="auto"/>
+            </w:pPr>
+            <w:r>
+              <w:rPr>
+                <w:sz w:val="17"/>
+              </w:rPr>
+            </w:r>
+            <w:r>
+              <w:rPr>
+                <w:rFonts w:ascii="맑은 고딕" w:hAnsi="맑은 고딕" w:eastAsia="맑은 고딕"/>
+                <w:sz w:val="17"/>
+              </w:rPr>
+              <w:t>0.0208 x 2 x 730</w:t>
+            </w:r>
+          </w:p>
+        </w:tc>
+        <w:tc>
+          <w:tcPr>
+            <w:tcW w:type="dxa" w:w="3249"/>
+          </w:tcPr>
+          <w:p>
+            <w:pPr>
+              <w:spacing w:after="20" w:line="252" w:lineRule="auto"/>
+            </w:pPr>
+            <w:r>
+              <w:rPr>
+                <w:sz w:val="17"/>
+              </w:rPr>
+            </w:r>
+            <w:r>
+              <w:rPr>
+                <w:rFonts w:ascii="맑은 고딕" w:hAnsi="맑은 고딕" w:eastAsia="맑은 고딕"/>
+                <w:sz w:val="17"/>
+              </w:rPr>
+              <w:t>30.3680</w:t>
+            </w:r>
+          </w:p>
+        </w:tc>
+      </w:tr>
+      <w:tr>
+        <w:tc>
+          <w:tcPr>
+            <w:tcW w:type="dxa" w:w="3249"/>
+          </w:tcPr>
+          <w:p>
+            <w:pPr>
+              <w:spacing w:after="20" w:line="252" w:lineRule="auto"/>
+            </w:pPr>
+            <w:r>
+              <w:rPr>
+                <w:sz w:val="17"/>
+              </w:rPr>
+            </w:r>
+            <w:r>
+              <w:rPr>
+                <w:rFonts w:ascii="맑은 고딕" w:hAnsi="맑은 고딕" w:eastAsia="맑은 고딕"/>
+                <w:sz w:val="17"/>
+              </w:rPr>
+              <w:t>데이터베이스 t4g.small 3대</w:t>
+            </w:r>
+          </w:p>
+        </w:tc>
+        <w:tc>
+          <w:tcPr>
+            <w:tcW w:type="dxa" w:w="3249"/>
+          </w:tcPr>
+          <w:p>
+            <w:pPr>
+              <w:spacing w:after="20" w:line="252" w:lineRule="auto"/>
+            </w:pPr>
+            <w:r>
+              <w:rPr>
+                <w:sz w:val="17"/>
+              </w:rPr>
+            </w:r>
+            <w:r>
+              <w:rPr>
+                <w:rFonts w:ascii="맑은 고딕" w:hAnsi="맑은 고딕" w:eastAsia="맑은 고딕"/>
+                <w:sz w:val="17"/>
+              </w:rPr>
+              <w:t>0.0208 x 3 x 730</w:t>
+            </w:r>
+          </w:p>
+        </w:tc>
+        <w:tc>
+          <w:tcPr>
+            <w:tcW w:type="dxa" w:w="3249"/>
+          </w:tcPr>
+          <w:p>
+            <w:pPr>
+              <w:spacing w:after="20" w:line="252" w:lineRule="auto"/>
+            </w:pPr>
+            <w:r>
+              <w:rPr>
+                <w:sz w:val="17"/>
+              </w:rPr>
+            </w:r>
+            <w:r>
+              <w:rPr>
+                <w:rFonts w:ascii="맑은 고딕" w:hAnsi="맑은 고딕" w:eastAsia="맑은 고딕"/>
+                <w:sz w:val="17"/>
+              </w:rPr>
+              <w:t>45.5520</w:t>
+            </w:r>
+          </w:p>
+        </w:tc>
+      </w:tr>
+      <w:tr>
+        <w:tc>
+          <w:tcPr>
+            <w:tcW w:type="dxa" w:w="3249"/>
+          </w:tcPr>
+          <w:p>
+            <w:pPr>
+              <w:spacing w:after="20" w:line="252" w:lineRule="auto"/>
+            </w:pPr>
+            <w:r>
+              <w:rPr>
+                <w:sz w:val="17"/>
+              </w:rPr>
+            </w:r>
+            <w:r>
+              <w:rPr>
+                <w:rFonts w:ascii="맑은 고딕" w:hAnsi="맑은 고딕" w:eastAsia="맑은 고딕"/>
+                <w:sz w:val="17"/>
+              </w:rPr>
+              <w:t>봇과 관측 t4g.small 1대</w:t>
+            </w:r>
+          </w:p>
+        </w:tc>
+        <w:tc>
+          <w:tcPr>
+            <w:tcW w:type="dxa" w:w="3249"/>
+          </w:tcPr>
+          <w:p>
+            <w:pPr>
+              <w:spacing w:after="20" w:line="252" w:lineRule="auto"/>
+            </w:pPr>
+            <w:r>
+              <w:rPr>
+                <w:sz w:val="17"/>
+              </w:rPr>
+            </w:r>
+            <w:r>
+              <w:rPr>
+                <w:rFonts w:ascii="맑은 고딕" w:hAnsi="맑은 고딕" w:eastAsia="맑은 고딕"/>
+                <w:sz w:val="17"/>
+              </w:rPr>
+              <w:t>0.0208 x 730</w:t>
+            </w:r>
+          </w:p>
+        </w:tc>
+        <w:tc>
+          <w:tcPr>
+            <w:tcW w:type="dxa" w:w="3249"/>
+          </w:tcPr>
+          <w:p>
+            <w:pPr>
+              <w:spacing w:after="20" w:line="252" w:lineRule="auto"/>
+            </w:pPr>
+            <w:r>
+              <w:rPr>
+                <w:sz w:val="17"/>
+              </w:rPr>
+            </w:r>
+            <w:r>
+              <w:rPr>
+                <w:rFonts w:ascii="맑은 고딕" w:hAnsi="맑은 고딕" w:eastAsia="맑은 고딕"/>
+                <w:sz w:val="17"/>
+              </w:rPr>
+              <w:t>15.1840</w:t>
+            </w:r>
+          </w:p>
+        </w:tc>
+      </w:tr>
+      <w:tr>
+        <w:tc>
+          <w:tcPr>
+            <w:tcW w:type="dxa" w:w="3249"/>
+          </w:tcPr>
+          <w:p>
+            <w:pPr>
+              <w:spacing w:after="20" w:line="252" w:lineRule="auto"/>
+            </w:pPr>
+            <w:r>
+              <w:rPr>
+                <w:sz w:val="17"/>
+              </w:rPr>
+            </w:r>
+            <w:r>
+              <w:rPr>
+                <w:rFonts w:ascii="맑은 고딕" w:hAnsi="맑은 고딕" w:eastAsia="맑은 고딕"/>
+                <w:sz w:val="17"/>
+              </w:rPr>
+              <w:t>주소 변환 게이트웨이 2개</w:t>
+            </w:r>
+          </w:p>
+        </w:tc>
+        <w:tc>
+          <w:tcPr>
+            <w:tcW w:type="dxa" w:w="3249"/>
+          </w:tcPr>
+          <w:p>
+            <w:pPr>
+              <w:spacing w:after="20" w:line="252" w:lineRule="auto"/>
+            </w:pPr>
+            <w:r>
+              <w:rPr>
+                <w:sz w:val="17"/>
+              </w:rPr>
+            </w:r>
+            <w:r>
+              <w:rPr>
+                <w:rFonts w:ascii="맑은 고딕" w:hAnsi="맑은 고딕" w:eastAsia="맑은 고딕"/>
+                <w:sz w:val="17"/>
+              </w:rPr>
+              <w:t>0.059 x 2 x 730</w:t>
+            </w:r>
+          </w:p>
+        </w:tc>
+        <w:tc>
+          <w:tcPr>
+            <w:tcW w:type="dxa" w:w="3249"/>
+          </w:tcPr>
+          <w:p>
+            <w:pPr>
+              <w:spacing w:after="20" w:line="252" w:lineRule="auto"/>
+            </w:pPr>
+            <w:r>
+              <w:rPr>
+                <w:sz w:val="17"/>
+              </w:rPr>
+            </w:r>
+            <w:r>
+              <w:rPr>
+                <w:rFonts w:ascii="맑은 고딕" w:hAnsi="맑은 고딕" w:eastAsia="맑은 고딕"/>
+                <w:sz w:val="17"/>
+              </w:rPr>
+              <w:t>86.1400</w:t>
+            </w:r>
+          </w:p>
+        </w:tc>
+      </w:tr>
+      <w:tr>
+        <w:tc>
+          <w:tcPr>
+            <w:tcW w:type="dxa" w:w="3249"/>
+          </w:tcPr>
+          <w:p>
+            <w:pPr>
+              <w:spacing w:after="20" w:line="252" w:lineRule="auto"/>
+            </w:pPr>
+            <w:r>
+              <w:rPr>
+                <w:sz w:val="17"/>
+              </w:rPr>
+            </w:r>
+            <w:r>
+              <w:rPr>
+                <w:rFonts w:ascii="맑은 고딕" w:hAnsi="맑은 고딕" w:eastAsia="맑은 고딕"/>
+                <w:sz w:val="17"/>
+              </w:rPr>
+              <w:t>주소 변환 데이터 처리 20기가</w:t>
+            </w:r>
+          </w:p>
+        </w:tc>
+        <w:tc>
+          <w:tcPr>
+            <w:tcW w:type="dxa" w:w="3249"/>
+          </w:tcPr>
+          <w:p>
+            <w:pPr>
+              <w:spacing w:after="20" w:line="252" w:lineRule="auto"/>
+            </w:pPr>
+            <w:r>
+              <w:rPr>
+                <w:sz w:val="17"/>
+              </w:rPr>
+            </w:r>
+            <w:r>
+              <w:rPr>
+                <w:rFonts w:ascii="맑은 고딕" w:hAnsi="맑은 고딕" w:eastAsia="맑은 고딕"/>
+                <w:sz w:val="17"/>
+              </w:rPr>
+              <w:t>20 x 0.059</w:t>
+            </w:r>
+          </w:p>
+        </w:tc>
+        <w:tc>
+          <w:tcPr>
+            <w:tcW w:type="dxa" w:w="3249"/>
+          </w:tcPr>
+          <w:p>
+            <w:pPr>
+              <w:spacing w:after="20" w:line="252" w:lineRule="auto"/>
+            </w:pPr>
+            <w:r>
+              <w:rPr>
+                <w:sz w:val="17"/>
+              </w:rPr>
+            </w:r>
+            <w:r>
+              <w:rPr>
+                <w:rFonts w:ascii="맑은 고딕" w:hAnsi="맑은 고딕" w:eastAsia="맑은 고딕"/>
+                <w:sz w:val="17"/>
+              </w:rPr>
+              <w:t>1.1800</w:t>
+            </w:r>
+          </w:p>
+        </w:tc>
+      </w:tr>
+      <w:tr>
+        <w:tc>
+          <w:tcPr>
+            <w:tcW w:type="dxa" w:w="3249"/>
+          </w:tcPr>
+          <w:p>
+            <w:pPr>
+              <w:spacing w:after="20" w:line="252" w:lineRule="auto"/>
+            </w:pPr>
+            <w:r>
+              <w:rPr>
+                <w:sz w:val="17"/>
+              </w:rPr>
+            </w:r>
+            <w:r>
+              <w:rPr>
+                <w:rFonts w:ascii="맑은 고딕" w:hAnsi="맑은 고딕" w:eastAsia="맑은 고딕"/>
+                <w:sz w:val="17"/>
+              </w:rPr>
+              <w:t>공인 주소 2개</w:t>
+            </w:r>
+          </w:p>
+        </w:tc>
+        <w:tc>
+          <w:tcPr>
+            <w:tcW w:type="dxa" w:w="3249"/>
+          </w:tcPr>
+          <w:p>
+            <w:pPr>
+              <w:spacing w:after="20" w:line="252" w:lineRule="auto"/>
+            </w:pPr>
+            <w:r>
+              <w:rPr>
+                <w:sz w:val="17"/>
+              </w:rPr>
+            </w:r>
+            <w:r>
+              <w:rPr>
+                <w:rFonts w:ascii="맑은 고딕" w:hAnsi="맑은 고딕" w:eastAsia="맑은 고딕"/>
+                <w:sz w:val="17"/>
+              </w:rPr>
+              <w:t>0.0050 x 2 x 730</w:t>
+            </w:r>
+          </w:p>
+        </w:tc>
+        <w:tc>
+          <w:tcPr>
+            <w:tcW w:type="dxa" w:w="3249"/>
+          </w:tcPr>
+          <w:p>
+            <w:pPr>
+              <w:spacing w:after="20" w:line="252" w:lineRule="auto"/>
+            </w:pPr>
+            <w:r>
+              <w:rPr>
+                <w:sz w:val="17"/>
+              </w:rPr>
+            </w:r>
+            <w:r>
+              <w:rPr>
+                <w:rFonts w:ascii="맑은 고딕" w:hAnsi="맑은 고딕" w:eastAsia="맑은 고딕"/>
+                <w:sz w:val="17"/>
+              </w:rPr>
+              <w:t>7.3000</w:t>
+            </w:r>
+          </w:p>
+        </w:tc>
+      </w:tr>
+      <w:tr>
+        <w:tc>
+          <w:tcPr>
+            <w:tcW w:type="dxa" w:w="3249"/>
+          </w:tcPr>
+          <w:p>
+            <w:pPr>
+              <w:spacing w:after="20" w:line="252" w:lineRule="auto"/>
+            </w:pPr>
+            <w:r>
+              <w:rPr>
+                <w:sz w:val="17"/>
+              </w:rPr>
+            </w:r>
+            <w:r>
+              <w:rPr>
+                <w:rFonts w:ascii="맑은 고딕" w:hAnsi="맑은 고딕" w:eastAsia="맑은 고딕"/>
+                <w:sz w:val="17"/>
+              </w:rPr>
+              <w:t>블록 스토리지 6노드 20기가</w:t>
+            </w:r>
+          </w:p>
+        </w:tc>
+        <w:tc>
+          <w:tcPr>
+            <w:tcW w:type="dxa" w:w="3249"/>
+          </w:tcPr>
+          <w:p>
+            <w:pPr>
+              <w:spacing w:after="20" w:line="252" w:lineRule="auto"/>
+            </w:pPr>
+            <w:r>
+              <w:rPr>
+                <w:sz w:val="17"/>
+              </w:rPr>
+            </w:r>
+            <w:r>
+              <w:rPr>
+                <w:rFonts w:ascii="맑은 고딕" w:hAnsi="맑은 고딕" w:eastAsia="맑은 고딕"/>
+                <w:sz w:val="17"/>
+              </w:rPr>
+              <w:t>120 x 0.0912</w:t>
+            </w:r>
+          </w:p>
+        </w:tc>
+        <w:tc>
+          <w:tcPr>
+            <w:tcW w:type="dxa" w:w="3249"/>
+          </w:tcPr>
+          <w:p>
+            <w:pPr>
+              <w:spacing w:after="20" w:line="252" w:lineRule="auto"/>
+            </w:pPr>
+            <w:r>
+              <w:rPr>
+                <w:sz w:val="17"/>
+              </w:rPr>
+            </w:r>
+            <w:r>
+              <w:rPr>
+                <w:rFonts w:ascii="맑은 고딕" w:hAnsi="맑은 고딕" w:eastAsia="맑은 고딕"/>
+                <w:sz w:val="17"/>
+              </w:rPr>
+              <w:t>10.9440</w:t>
+            </w:r>
+          </w:p>
+        </w:tc>
+      </w:tr>
+      <w:tr>
+        <w:tc>
+          <w:tcPr>
+            <w:tcW w:type="dxa" w:w="3249"/>
+          </w:tcPr>
+          <w:p>
+            <w:pPr>
+              <w:spacing w:after="20" w:line="252" w:lineRule="auto"/>
+            </w:pPr>
+            <w:r>
+              <w:rPr>
+                <w:sz w:val="17"/>
+              </w:rPr>
+            </w:r>
+            <w:r>
+              <w:rPr>
+                <w:rFonts w:ascii="맑은 고딕" w:hAnsi="맑은 고딕" w:eastAsia="맑은 고딕"/>
+                <w:sz w:val="17"/>
+              </w:rPr>
+              <w:t>외부 전송 20기가 추정</w:t>
+            </w:r>
+          </w:p>
+        </w:tc>
+        <w:tc>
+          <w:tcPr>
+            <w:tcW w:type="dxa" w:w="3249"/>
+          </w:tcPr>
+          <w:p>
+            <w:pPr>
+              <w:spacing w:after="20" w:line="252" w:lineRule="auto"/>
+            </w:pPr>
+            <w:r>
+              <w:rPr>
+                <w:sz w:val="17"/>
+              </w:rPr>
+            </w:r>
+            <w:r>
+              <w:rPr>
+                <w:rFonts w:ascii="맑은 고딕" w:hAnsi="맑은 고딕" w:eastAsia="맑은 고딕"/>
+                <w:sz w:val="17"/>
+              </w:rPr>
+              <w:t>20 x 0.126</w:t>
+            </w:r>
+          </w:p>
+        </w:tc>
+        <w:tc>
+          <w:tcPr>
+            <w:tcW w:type="dxa" w:w="3249"/>
+          </w:tcPr>
+          <w:p>
+            <w:pPr>
+              <w:spacing w:after="20" w:line="252" w:lineRule="auto"/>
+            </w:pPr>
+            <w:r>
+              <w:rPr>
+                <w:sz w:val="17"/>
+              </w:rPr>
+            </w:r>
+            <w:r>
+              <w:rPr>
+                <w:rFonts w:ascii="맑은 고딕" w:hAnsi="맑은 고딕" w:eastAsia="맑은 고딕"/>
+                <w:sz w:val="17"/>
+              </w:rPr>
+              <w:t>2.5200</w:t>
+            </w:r>
+          </w:p>
+        </w:tc>
+      </w:tr>
+      <w:tr>
+        <w:tc>
+          <w:tcPr>
+            <w:tcW w:type="dxa" w:w="3249"/>
+          </w:tcPr>
+          <w:p>
+            <w:pPr>
+              <w:spacing w:after="20" w:line="252" w:lineRule="auto"/>
+            </w:pPr>
+            <w:r>
+              <w:rPr>
+                <w:sz w:val="17"/>
+              </w:rPr>
+            </w:r>
+            <w:r>
+              <w:rPr>
+                <w:rFonts w:ascii="맑은 고딕" w:hAnsi="맑은 고딕" w:eastAsia="맑은 고딕"/>
+                <w:sz w:val="17"/>
+              </w:rPr>
+              <w:t>도메인과 오브젝트 스토리지</w:t>
+            </w:r>
+          </w:p>
+        </w:tc>
+        <w:tc>
+          <w:tcPr>
+            <w:tcW w:type="dxa" w:w="3249"/>
+          </w:tcPr>
+          <w:p>
+            <w:pPr>
+              <w:spacing w:after="20" w:line="252" w:lineRule="auto"/>
+            </w:pPr>
+            <w:r>
+              <w:rPr>
+                <w:sz w:val="17"/>
+              </w:rPr>
+            </w:r>
+            <w:r>
+              <w:rPr>
+                <w:rFonts w:ascii="맑은 고딕" w:hAnsi="맑은 고딕" w:eastAsia="맑은 고딕"/>
+                <w:sz w:val="17"/>
+              </w:rPr>
+              <w:t>정액</w:t>
+            </w:r>
+          </w:p>
+        </w:tc>
+        <w:tc>
+          <w:tcPr>
+            <w:tcW w:type="dxa" w:w="3249"/>
+          </w:tcPr>
+          <w:p>
+            <w:pPr>
+              <w:spacing w:after="20" w:line="252" w:lineRule="auto"/>
+            </w:pPr>
+            <w:r>
+              <w:rPr>
+                <w:sz w:val="17"/>
+              </w:rPr>
+            </w:r>
+            <w:r>
+              <w:rPr>
+                <w:rFonts w:ascii="맑은 고딕" w:hAnsi="맑은 고딕" w:eastAsia="맑은 고딕"/>
+                <w:sz w:val="17"/>
+              </w:rPr>
+              <w:t>0.7200</w:t>
+            </w:r>
+          </w:p>
+        </w:tc>
+      </w:tr>
+      <w:tr>
+        <w:tc>
+          <w:tcPr>
+            <w:tcW w:type="dxa" w:w="3249"/>
+          </w:tcPr>
+          <w:p>
+            <w:pPr>
+              <w:spacing w:after="20" w:line="252" w:lineRule="auto"/>
+            </w:pPr>
+            <w:r>
+              <w:rPr>
+                <w:sz w:val="17"/>
+              </w:rPr>
+            </w:r>
+            <w:r>
+              <w:rPr>
+                <w:rFonts w:ascii="맑은 고딕" w:hAnsi="맑은 고딕" w:eastAsia="맑은 고딕"/>
+                <w:sz w:val="17"/>
+              </w:rPr>
+              <w:t>달력 월 소계</w:t>
+            </w:r>
+          </w:p>
+        </w:tc>
+        <w:tc>
+          <w:tcPr>
+            <w:tcW w:type="dxa" w:w="3249"/>
+          </w:tcPr>
+          <w:p>
+            <w:pPr>
+              <w:spacing w:after="20" w:line="252" w:lineRule="auto"/>
+            </w:pPr>
+            <w:r>
+              <w:rPr>
+                <w:sz w:val="17"/>
+              </w:rPr>
+            </w:r>
+          </w:p>
+        </w:tc>
+        <w:tc>
+          <w:tcPr>
+            <w:tcW w:type="dxa" w:w="3249"/>
+          </w:tcPr>
+          <w:p>
+            <w:pPr>
+              <w:spacing w:after="20" w:line="252" w:lineRule="auto"/>
+            </w:pPr>
+            <w:r>
+              <w:rPr>
+                <w:sz w:val="17"/>
+              </w:rPr>
+            </w:r>
+            <w:r>
+              <w:rPr>
+                <w:rFonts w:ascii="맑은 고딕" w:hAnsi="맑은 고딕" w:eastAsia="맑은 고딕"/>
+                <w:sz w:val="17"/>
+              </w:rPr>
+              <w:t>222.1730</w:t>
+            </w:r>
+          </w:p>
+        </w:tc>
+      </w:tr>
+    </w:tbl>
+    <w:p>
+      <w:pPr>
+        <w:spacing w:after="40" w:line="144" w:lineRule="auto"/>
+      </w:pPr>
+    </w:p>
     <w:tbl>
       <w:tblPr>
         <w:tblStyle w:val="TableGrid"/>
@@ -12687,7 +15011,7 @@
                 <w:rFonts w:ascii="맑은 고딕" w:hAnsi="맑은 고딕" w:eastAsia="맑은 고딕"/>
                 <w:sz w:val="17"/>
               </w:rPr>
-              <w:t>76.13</w:t>
+              <w:t>222.17</w:t>
             </w:r>
           </w:p>
         </w:tc>
@@ -12709,7 +15033,7 @@
                 <w:rFonts w:ascii="맑은 고딕" w:hAnsi="맑은 고딕" w:eastAsia="맑은 고딕"/>
                 <w:sz w:val="17"/>
               </w:rPr>
-              <w:t>83.74</w:t>
+              <w:t>244.39</w:t>
             </w:r>
           </w:p>
         </w:tc>
@@ -12731,7 +15055,7 @@
                 <w:rFonts w:ascii="맑은 고딕" w:hAnsi="맑은 고딕" w:eastAsia="맑은 고딕"/>
                 <w:sz w:val="17"/>
               </w:rPr>
-              <w:t>117,242원</w:t>
+              <w:t>342,146원</w:t>
             </w:r>
           </w:p>
         </w:tc>
@@ -12753,7 +15077,7 @@
                 <w:rFonts w:ascii="맑은 고딕" w:hAnsi="맑은 고딕" w:eastAsia="맑은 고딕"/>
                 <w:sz w:val="17"/>
               </w:rPr>
-              <w:t>통과. 여유 382,758원</w:t>
+              <w:t>통과. 여유 157,854원</w:t>
             </w:r>
           </w:p>
         </w:tc>
@@ -12799,7 +15123,7 @@
                 <w:rFonts w:ascii="맑은 고딕" w:hAnsi="맑은 고딕" w:eastAsia="맑은 고딕"/>
                 <w:sz w:val="17"/>
               </w:rPr>
-              <w:t>76.13</w:t>
+              <w:t>222.17</w:t>
             </w:r>
           </w:p>
         </w:tc>
@@ -12821,7 +15145,7 @@
                 <w:rFonts w:ascii="맑은 고딕" w:hAnsi="맑은 고딕" w:eastAsia="맑은 고딕"/>
                 <w:sz w:val="17"/>
               </w:rPr>
-              <w:t>83.74</w:t>
+              <w:t>244.39</w:t>
             </w:r>
           </w:p>
         </w:tc>
@@ -12843,7 +15167,7 @@
                 <w:rFonts w:ascii="맑은 고딕" w:hAnsi="맑은 고딕" w:eastAsia="맑은 고딕"/>
                 <w:sz w:val="17"/>
               </w:rPr>
-              <w:t>117,242원</w:t>
+              <w:t>342,146원</w:t>
             </w:r>
           </w:p>
         </w:tc>
@@ -12865,7 +15189,7 @@
                 <w:rFonts w:ascii="맑은 고딕" w:hAnsi="맑은 고딕" w:eastAsia="맑은 고딕"/>
                 <w:sz w:val="17"/>
               </w:rPr>
-              <w:t>통과. 여유 382,758원</w:t>
+              <w:t>통과. 여유 157,854원</w:t>
             </w:r>
           </w:p>
         </w:tc>
@@ -12885,7 +15209,19 @@
           <w:rFonts w:ascii="맑은 고딕" w:hAnsi="맑은 고딕" w:eastAsia="맑은 고딕"/>
           <w:sz w:val="19"/>
         </w:rPr>
-        <w:t>세 번째 데이터베이스 노드가 달력 월당 8.95달러를 더합니다. 내역은 인스턴스 7.9872달러와 블록 스토리지 0.9595달러입니다. 봇 노드 등급 상향분 3.99달러도 함께 들어 있습니다. 종전 판은 이 상향분을 빠뜨려 111,096원으로 적었고, 같은 절이 그 값을 상한 판정에 인용하지 말라고 스스로 적어 두었는데 요약이 세 곳에서 인용했습니다.</w:t>
+        <w:t>실제로는 9월 청구가 이보다 적습니다. 아직 클라우드에 인스턴스를 세운 적이 0건이고 달을 온전히 채우지 못하기 때문입니다. 전량 가동으로 잡은 것은 상한 판정을 보수적으로 하기 위해서입니다.</w:t>
+      </w:r>
+    </w:p>
+    <w:p>
+      <w:pPr>
+        <w:spacing w:line="264" w:lineRule="auto" w:after="80"/>
+      </w:pPr>
+      <w:r>
+        <w:rPr>
+          <w:rFonts w:ascii="맑은 고딕" w:hAnsi="맑은 고딕" w:eastAsia="맑은 고딕"/>
+          <w:sz w:val="19"/>
+        </w:rPr>
+        <w:t>종전 판은 이 자리에 76.13달러를 적었으나 그 값이 어떻게 나왔는지를 적지 않았습니다. 768시간 소계에서도 730시간 환산에서도 재현되지 않아 근거를 세울 수 없었습니다. 22절이 수치에 측정 근거를 요구하므로 유도를 다시 세웠습니다.</w:t>
       </w:r>
     </w:p>
     <w:p>
@@ -13039,7 +15375,7 @@
                 <w:rFonts w:ascii="맑은 고딕" w:hAnsi="맑은 고딕" w:eastAsia="맑은 고딕"/>
                 <w:sz w:val="17"/>
               </w:rPr>
-              <w:t>113,049원</w:t>
+              <w:t>329,927원</w:t>
             </w:r>
           </w:p>
         </w:tc>
@@ -13061,7 +15397,7 @@
                 <w:rFonts w:ascii="맑은 고딕" w:hAnsi="맑은 고딕" w:eastAsia="맑은 고딕"/>
                 <w:sz w:val="17"/>
               </w:rPr>
-              <w:t>여유 77.4퍼센트</w:t>
+              <w:t>여유 34.0퍼센트</w:t>
             </w:r>
           </w:p>
         </w:tc>
@@ -13107,7 +15443,7 @@
                 <w:rFonts w:ascii="맑은 고딕" w:hAnsi="맑은 고딕" w:eastAsia="맑은 고딕"/>
                 <w:sz w:val="17"/>
               </w:rPr>
-              <w:t>117,242원</w:t>
+              <w:t>342,146원</w:t>
             </w:r>
           </w:p>
         </w:tc>
@@ -13129,7 +15465,7 @@
                 <w:rFonts w:ascii="맑은 고딕" w:hAnsi="맑은 고딕" w:eastAsia="맑은 고딕"/>
                 <w:sz w:val="17"/>
               </w:rPr>
-              <w:t>여유 76.6퍼센트</w:t>
+              <w:t>여유 31.6퍼센트</w:t>
             </w:r>
           </w:p>
         </w:tc>
@@ -13175,7 +15511,7 @@
                 <w:rFonts w:ascii="맑은 고딕" w:hAnsi="맑은 고딕" w:eastAsia="맑은 고딕"/>
                 <w:sz w:val="17"/>
               </w:rPr>
-              <w:t>121,434원</w:t>
+              <w:t>354,366원</w:t>
             </w:r>
           </w:p>
         </w:tc>
@@ -13197,7 +15533,7 @@
                 <w:rFonts w:ascii="맑은 고딕" w:hAnsi="맑은 고딕" w:eastAsia="맑은 고딕"/>
                 <w:sz w:val="17"/>
               </w:rPr>
-              <w:t>여유 75.7퍼센트</w:t>
+              <w:t>여유 29.1퍼센트</w:t>
             </w:r>
           </w:p>
         </w:tc>
@@ -13243,7 +15579,7 @@
                 <w:rFonts w:ascii="맑은 고딕" w:hAnsi="맑은 고딕" w:eastAsia="맑은 고딕"/>
                 <w:sz w:val="17"/>
               </w:rPr>
-              <w:t>125,622원</w:t>
+              <w:t>366,585원</w:t>
             </w:r>
           </w:p>
         </w:tc>
@@ -13265,7 +15601,7 @@
                 <w:rFonts w:ascii="맑은 고딕" w:hAnsi="맑은 고딕" w:eastAsia="맑은 고딕"/>
                 <w:sz w:val="17"/>
               </w:rPr>
-              <w:t>여유 74.9퍼센트</w:t>
+              <w:t>여유 26.7퍼센트</w:t>
             </w:r>
           </w:p>
         </w:tc>
@@ -13285,7 +15621,7 @@
           <w:rFonts w:ascii="맑은 고딕" w:hAnsi="맑은 고딕" w:eastAsia="맑은 고딕"/>
           <w:sz w:val="19"/>
         </w:rPr>
-        <w:t>손익분기 환율은 5,971원입니다. 상한을 올린 뒤로는 환율이 상한 판정을 위협하지 않습니다.</w:t>
+        <w:t>손익분기 환율은 2,046원입니다. 관리형 게이트웨이로 바꾸면서 여유가 76퍼센트대에서 30퍼센트대로 줄었습니다. 그래도 환율이 상한 판정을 위협하지는 않습니다.</w:t>
       </w:r>
     </w:p>
     <w:p>
@@ -13411,7 +15747,7 @@
                 <w:rFonts w:ascii="맑은 고딕" w:hAnsi="맑은 고딕" w:eastAsia="맑은 고딕"/>
                 <w:sz w:val="17"/>
               </w:rPr>
-              <w:t>153.66</w:t>
+              <w:t>233.64</w:t>
             </w:r>
           </w:p>
         </w:tc>
@@ -13503,7 +15839,7 @@
                 <w:rFonts w:ascii="맑은 고딕" w:hAnsi="맑은 고딕" w:eastAsia="맑은 고딕"/>
                 <w:sz w:val="17"/>
               </w:rPr>
-              <w:t>161.45</w:t>
+              <w:t>241.43</w:t>
             </w:r>
           </w:p>
         </w:tc>
@@ -13549,7 +15885,7 @@
                 <w:rFonts w:ascii="맑은 고딕" w:hAnsi="맑은 고딕" w:eastAsia="맑은 고딕"/>
                 <w:sz w:val="17"/>
               </w:rPr>
-              <w:t>16.15</w:t>
+              <w:t>24.14</w:t>
             </w:r>
           </w:p>
         </w:tc>
@@ -13595,7 +15931,7 @@
                 <w:rFonts w:ascii="맑은 고딕" w:hAnsi="맑은 고딕" w:eastAsia="맑은 고딕"/>
                 <w:sz w:val="17"/>
               </w:rPr>
-              <w:t>177.60</w:t>
+              <w:t>265.57</w:t>
             </w:r>
           </w:p>
         </w:tc>
@@ -13615,7 +15951,7 @@
           <w:rFonts w:ascii="맑은 고딕" w:hAnsi="맑은 고딕" w:eastAsia="맑은 고딕"/>
           <w:sz w:val="19"/>
         </w:rPr>
-        <w:t>원화 환산 248,640원입니다.</w:t>
+        <w:t>원화 환산 371,801원입니다.</w:t>
       </w:r>
     </w:p>
     <w:p>
@@ -13627,7 +15963,7 @@
           <w:rFonts w:ascii="맑은 고딕" w:hAnsi="맑은 고딕" w:eastAsia="맑은 고딕"/>
           <w:sz w:val="19"/>
         </w:rPr>
-        <w:t>지원 범위 안입니다. 기존 크레딧 잔액이 163.71달러이고, 여기에 2026-09-08 지도교수 승인분 50만원 이상이 다음 주에 크레딧으로 지급될 예정입니다. 승인분만으로도 총계를 덮습니다. 지급 확인 전까지는 기존 잔액 163.71달러 기준으로 13.89달러가 부족한 상태이므로, 지급이 늦어지면 그 차액이 현금 지출이 됩니다.</w:t>
+        <w:t>지원 범위 안입니다. 기존 크레딧 잔액이 163.71달러이고, 여기에 2026-09-08 지도교수 승인분 50만원 이상이 다음 주에 크레딧으로 지급될 예정입니다. 승인분만으로도 총계를 덮습니다. 지급 확인 전까지는 기존 잔액 163.71달러 기준으로 101.86달러가 부족한 상태이므로, 지급이 늦어지면 그 차액이 현금 지출이 됩니다. 주소 변환을 관리형으로 바꾸면서 부족분이 13.89달러에서 늘었습니다 (ADR 0020).</w:t>
       </w:r>
     </w:p>
     <w:p>
@@ -13639,7 +15975,7 @@
           <w:rFonts w:ascii="맑은 고딕" w:hAnsi="맑은 고딕" w:eastAsia="맑은 고딕"/>
           <w:sz w:val="19"/>
         </w:rPr>
-        <w:t>종전 판은 총계를 157.91달러로 적고 잔여 5.80달러가 남는다고 했습니다. 그 계산이 두 곳에서 틀렸습니다. 하나는 확정 단가 소계를 표의 행 합인 153.66이 아니라 135.77로 쓴 것이고, 둘은 정액 항목 0.72달러를 나열만 하고 합산에서 빠뜨린 것입니다. 표의 행 합을 권위로 삼아 다시 냈습니다.</w:t>
+        <w:t>표의 행 합을 권위로 삼습니다. 종전 판들이 소계와 본문 인용값을 따로 관리하다 두 번 어긋났습니다.</w:t>
       </w:r>
     </w:p>
     <w:p>
@@ -13721,6 +16057,32 @@
           <w:sz w:val="20"/>
         </w:rPr>
         <w:t>종료 코드. 0이 아니면 실패입니다</w:t>
+      </w:r>
+    </w:p>
+    <w:p>
+      <w:pPr>
+        <w:spacing w:line="264" w:lineRule="auto" w:after="80"/>
+      </w:pPr>
+      <w:r>
+        <w:rPr>
+          <w:rFonts w:ascii="맑은 고딕" w:hAnsi="맑은 고딕" w:eastAsia="맑은 고딕"/>
+          <w:sz w:val="19"/>
+        </w:rPr>
+        <w:t xml:space="preserve">실험 회차의 기록과 각 회차가 유효한지에 대한 판정은 </w:t>
+      </w:r>
+      <w:r>
+        <w:rPr>
+          <w:rFonts w:ascii="Consolas" w:hAnsi="Consolas" w:eastAsia="Consolas"/>
+          <w:sz w:val="19"/>
+        </w:rPr>
+        <w:t>제출_20260901/테스트_정본.md</w:t>
+      </w:r>
+      <w:r>
+        <w:rPr>
+          <w:rFonts w:ascii="맑은 고딕" w:hAnsi="맑은 고딕" w:eastAsia="맑은 고딕"/>
+          <w:sz w:val="19"/>
+        </w:rPr>
+        <w:t>가 갖습니다. 무효 회차와 그 사유, 판정이 뒤집힌 이력도 그 문서에 있습니다.</w:t>
       </w:r>
     </w:p>
     <w:p>
@@ -15379,7 +17741,28 @@
                 <w:rFonts w:ascii="Consolas" w:hAnsi="Consolas" w:eastAsia="Consolas"/>
                 <w:sz w:val="17"/>
               </w:rPr>
+              <w:t>follower-rejoin-20260908</w:t>
+            </w:r>
+            <w:r>
+              <w:rPr>
+                <w:rFonts w:ascii="맑은 고딕" w:hAnsi="맑은 고딕" w:eastAsia="맑은 고딕"/>
+                <w:sz w:val="17"/>
+              </w:rPr>
+              <w:t xml:space="preserve">(9.6초)과 </w:t>
+            </w:r>
+            <w:r>
+              <w:rPr>
+                <w:rFonts w:ascii="Consolas" w:hAnsi="Consolas" w:eastAsia="Consolas"/>
+                <w:sz w:val="17"/>
+              </w:rPr>
               <w:t>leader-failover-20260908</w:t>
+            </w:r>
+            <w:r>
+              <w:rPr>
+                <w:rFonts w:ascii="맑은 고딕" w:hAnsi="맑은 고딕" w:eastAsia="맑은 고딕"/>
+                <w:sz w:val="17"/>
+              </w:rPr>
+              <w:t>(11.3, 12.0, 13.1초)</w:t>
             </w:r>
           </w:p>
         </w:tc>
@@ -17194,7 +19577,7 @@
                 <w:rFonts w:ascii="맑은 고딕" w:hAnsi="맑은 고딕" w:eastAsia="맑은 고딕"/>
                 <w:sz w:val="17"/>
               </w:rPr>
-              <w:t>청구서. 계획값 각 117,242원</w:t>
+              <w:t>청구서. 계획값 각 342,146원</w:t>
             </w:r>
           </w:p>
         </w:tc>
@@ -17549,7 +19932,7 @@
                 <w:rFonts w:ascii="맑은 고딕" w:hAnsi="맑은 고딕" w:eastAsia="맑은 고딕"/>
                 <w:sz w:val="17"/>
               </w:rPr>
-              <w:t>같은 기계에서 컨테이너 12개에서 27개가 함께 돌았습니다. 성능 수치는 절대값이 아니라 주행 안의 상대 비교입니다</w:t>
+              <w:t>같은 기계에서 상시 스택 12개가 돌았고, 통합 검증이 겹친 구간에는 임시 데이터베이스 컨테이너가 최대 27개 더 붙었습니다. 곧 27은 총수가 아니라 덧붙은 수입니다. 성능 수치는 절대값이 아니라 주행 안의 상대 비교입니다</w:t>
             </w:r>
           </w:p>
         </w:tc>
@@ -18365,7 +20748,7 @@
                 <w:rFonts w:ascii="맑은 고딕" w:hAnsi="맑은 고딕" w:eastAsia="맑은 고딕"/>
                 <w:sz w:val="17"/>
               </w:rPr>
-              <w:t>외부에서 찌르는 프로브가 없습니다. 로드밸런서와 콘텐츠 전송 네트워크 구간의 고장을 잡을 수단이 없습니다</w:t>
+              <w:t>계층 프로브가 검증면에만 있습니다. 2026-09-09 에 진입 프로브와 데이터베이스 지표와 컨테이너 자원을 배선했고 알람 둘이 걸렸으나, 상시면 컴포즈에 관측 정의가 0건이라(항목 13) 그 평면에서는 아직 돌지 않습니다. 프로브가 같은 사설망 안에 있어 콘텐츠 전송 네트워크 구간은 여전히 못 봅니다</w:t>
             </w:r>
           </w:p>
         </w:tc>
@@ -18411,7 +20794,35 @@
                 <w:rFonts w:ascii="맑은 고딕" w:hAnsi="맑은 고딕" w:eastAsia="맑은 고딕"/>
                 <w:sz w:val="17"/>
               </w:rPr>
-              <w:t>알림 수신 주소를 넣지 않았습니다</w:t>
+              <w:t xml:space="preserve">알림 웹훅 값 파일이 없습니다. 수신 경로 자체는 배선돼 있습니다. </w:t>
+            </w:r>
+            <w:r>
+              <w:rPr>
+                <w:rFonts w:ascii="Consolas" w:hAnsi="Consolas" w:eastAsia="Consolas"/>
+                <w:sz w:val="17"/>
+              </w:rPr>
+              <w:t>harness/alertmanager/alertmanager.yml</w:t>
+            </w:r>
+            <w:r>
+              <w:rPr>
+                <w:rFonts w:ascii="맑은 고딕" w:hAnsi="맑은 고딕" w:eastAsia="맑은 고딕"/>
+                <w:sz w:val="17"/>
+              </w:rPr>
+              <w:t xml:space="preserve">이 receiver를 chat 하나로 두고 discord_configs의 webhook_url_file로 </w:t>
+            </w:r>
+            <w:r>
+              <w:rPr>
+                <w:rFonts w:ascii="Consolas" w:hAnsi="Consolas" w:eastAsia="Consolas"/>
+                <w:sz w:val="17"/>
+              </w:rPr>
+              <w:t>/etc/alertmanager/secrets/discord_webhook_url</w:t>
+            </w:r>
+            <w:r>
+              <w:rPr>
+                <w:rFonts w:ascii="맑은 고딕" w:hAnsi="맑은 고딕" w:eastAsia="맑은 고딕"/>
+                <w:sz w:val="17"/>
+              </w:rPr>
+              <w:t>을 가리킵니다. 그 디렉터리에 있는 것은 예시 파일과 무시 규칙뿐이고 값 파일이 없습니다. 파일이 없어도 Alertmanager는 기동합니다(2026-09-10 실측). 실패는 통지 시점에 납니다</w:t>
             </w:r>
           </w:p>
         </w:tc>
@@ -18683,7 +21094,21 @@
                 <w:rFonts w:ascii="맑은 고딕" w:hAnsi="맑은 고딕" w:eastAsia="맑은 고딕"/>
                 <w:sz w:val="17"/>
               </w:rPr>
-              <w:t>고부하 회차에서 실효 부하가 오르지 않았습니다. 무엇이 상한을 만들었는지 판정하지 못했습니다</w:t>
+              <w:t>실효 부하 상한이 두 층입니다. 봇으로 재면 발생기가 상한이고 k6 로 재면 수용 게이트가 상한입니다. 2026-09-09 에 판정했습니다. 요청을 20에서 400으로 20배 올렸는데 실효 처리량은 초당 7.0에서 11.3으로 1.6배에 그쳤고 200에서 13.3으로 꺾였습니다. 같은 창에서 수용 거절 0, 커넥션 풀 대기 0, 시퀀서 큐 0, 봇 노드 CPU 4.8에서 7.2퍼센트, 애플리케이션 노드 CPU 4.0퍼센트 이하였습니다. 서버 어느 계층도 포화하지 않았습니다. 원인은 봇 수요입니다. 활성 봇이 14대이고 발주 주기가 고정 슬립이라 토큰버킷이 천장으로만 작동합니다. 실제 발행량이 봇 수요와 목표치 중 작은 쪽이므로 목표만 올리면 아무 일도 일어나지 않습니다. 곧 종전의 40 회차와 200 회차는 같은 부하였습니다. 같은 날 개방 루프 계측기로 다시 재니 그림이 달랐습니다. 요청 초당 20에서 이미 접수 15.8, 수용 거절 101.6, p99 971밀리초, 시퀀서 큐 13이었고, 요청을 올리면 접수가 오르지 않고 줄면서 거절만 늘어 초당 350 요청에서 거절이 303에 이르렀습니다. 커넥션 풀 대기는 전 구간 0이므로 커넥션 부족이 아니라 정원 밖 요청을 즉시 거절하는 설계가 동작한 것입니다. 봇은 목표를 400으로 올려도 거절을 한 건도 만들지 못했고 시퀀서 큐도 0이었습니다. 부하 발생기를 시스템 밖에 두는 설계의 근거가 이 대조입니다 (</w:t>
+            </w:r>
+            <w:r>
+              <w:rPr>
+                <w:rFonts w:ascii="Consolas" w:hAnsi="Consolas" w:eastAsia="Consolas"/>
+                <w:sz w:val="17"/>
+              </w:rPr>
+              <w:t>harness/evidence/k6-ceiling-20260909/</w:t>
+            </w:r>
+            <w:r>
+              <w:rPr>
+                <w:rFonts w:ascii="맑은 고딕" w:hAnsi="맑은 고딕" w:eastAsia="맑은 고딕"/>
+                <w:sz w:val="17"/>
+              </w:rPr>
+              <w:t>)</w:t>
             </w:r>
           </w:p>
         </w:tc>
@@ -18729,7 +21154,7 @@
                 <w:rFonts w:ascii="맑은 고딕" w:hAnsi="맑은 고딕" w:eastAsia="맑은 고딕"/>
                 <w:sz w:val="17"/>
               </w:rPr>
-              <w:t>대기 서버에 읽기를 보내면 커밋이 느려지는지 미측정입니다. 실험 도구는 준비했습니다</w:t>
+              <w:t>대기 서버에 읽기를 보내면 커밋이 느려지는지 미측정입니다. 2026-09-09 에 실행을 시도했고 도구 결함 셋을 잡았습니다. 복제 접속을 막는 기본 접근 규칙, 윈도우에서 실행되지 않는 셸 호출, 부하 0 구간에서 분위수가 값을 내지 못하는 표본 창입니다. 앞의 둘은 고쳤고 세 번째는 부하를 세운 뒤 다시 돌려야 합니다. 종전 판이 "실험 도구는 준비했습니다"로 적었으나 그 도구는 한 번도 끝까지 돈 적이 없었습니다</w:t>
             </w:r>
           </w:p>
         </w:tc>
@@ -18822,6 +21247,2036 @@
                 <w:sz w:val="17"/>
               </w:rPr>
               <w:t>리더 임차의 DynamoDB 경로가 기본값이 아닙니다. 2026-09-08 회차에서 그 경로를 재어 87초 정지를 견디는 것을 확인했으나, 배포 기본값은 데이터베이스 쪽이라 상시 구동은 종전 경로로 돕니다. 상시면에서 어느 쪽을 켤지 정하지 않았습니다</w:t>
+            </w:r>
+          </w:p>
+        </w:tc>
+      </w:tr>
+      <w:tr>
+        <w:tc>
+          <w:tcPr>
+            <w:tcW w:type="dxa" w:w="4873"/>
+          </w:tcPr>
+          <w:p>
+            <w:pPr>
+              <w:spacing w:after="20" w:line="252" w:lineRule="auto"/>
+            </w:pPr>
+            <w:r>
+              <w:rPr>
+                <w:sz w:val="17"/>
+              </w:rPr>
+            </w:r>
+            <w:r>
+              <w:rPr>
+                <w:rFonts w:ascii="맑은 고딕" w:hAnsi="맑은 고딕" w:eastAsia="맑은 고딕"/>
+                <w:sz w:val="17"/>
+              </w:rPr>
+              <w:t>23</w:t>
+            </w:r>
+          </w:p>
+        </w:tc>
+        <w:tc>
+          <w:tcPr>
+            <w:tcW w:type="dxa" w:w="4873"/>
+          </w:tcPr>
+          <w:p>
+            <w:pPr>
+              <w:spacing w:after="20" w:line="252" w:lineRule="auto"/>
+            </w:pPr>
+            <w:r>
+              <w:rPr>
+                <w:sz w:val="17"/>
+              </w:rPr>
+            </w:r>
+            <w:r>
+              <w:rPr>
+                <w:rFonts w:ascii="맑은 고딕" w:hAnsi="맑은 고딕" w:eastAsia="맑은 고딕"/>
+                <w:sz w:val="17"/>
+              </w:rPr>
+              <w:t>주소 변환 게이트웨이 단가를 청구서로 확인하지 못했습니다. 시간당 0.059달러와 기가당 0.059달러는 공시가이고, 이 값이 9.2와 9.3 계산 전체를 떠받칩니다. 배포 후 실청구로 검증합니다 (ADR 0020)</w:t>
+            </w:r>
+          </w:p>
+        </w:tc>
+      </w:tr>
+      <w:tr>
+        <w:tc>
+          <w:tcPr>
+            <w:tcW w:type="dxa" w:w="4873"/>
+          </w:tcPr>
+          <w:p>
+            <w:pPr>
+              <w:spacing w:after="20" w:line="252" w:lineRule="auto"/>
+            </w:pPr>
+            <w:r>
+              <w:rPr>
+                <w:sz w:val="17"/>
+              </w:rPr>
+            </w:r>
+            <w:r>
+              <w:rPr>
+                <w:rFonts w:ascii="맑은 고딕" w:hAnsi="맑은 고딕" w:eastAsia="맑은 고딕"/>
+                <w:sz w:val="17"/>
+              </w:rPr>
+              <w:t>24</w:t>
+            </w:r>
+          </w:p>
+        </w:tc>
+        <w:tc>
+          <w:tcPr>
+            <w:tcW w:type="dxa" w:w="4873"/>
+          </w:tcPr>
+          <w:p>
+            <w:pPr>
+              <w:spacing w:after="20" w:line="252" w:lineRule="auto"/>
+            </w:pPr>
+            <w:r>
+              <w:rPr>
+                <w:sz w:val="17"/>
+              </w:rPr>
+            </w:r>
+            <w:r>
+              <w:rPr>
+                <w:rFonts w:ascii="맑은 고딕" w:hAnsi="맑은 고딕" w:eastAsia="맑은 고딕"/>
+                <w:sz w:val="17"/>
+              </w:rPr>
+              <w:t>부하 발생기의 수요를 올리는 손잡이가 하네스에 없습니다. 격자 실험이 세팅하는 부하 변수가 목표 초당 처리량 하나뿐이고 봇 대수도 도착률도 건드리지 않습니다. 수요를 실제로 키우는 경로는 시나리오 프리셋인데 실험이 쓰지 않습니다</w:t>
+            </w:r>
+          </w:p>
+        </w:tc>
+      </w:tr>
+      <w:tr>
+        <w:tc>
+          <w:tcPr>
+            <w:tcW w:type="dxa" w:w="4873"/>
+          </w:tcPr>
+          <w:p>
+            <w:pPr>
+              <w:spacing w:after="20" w:line="252" w:lineRule="auto"/>
+            </w:pPr>
+            <w:r>
+              <w:rPr>
+                <w:sz w:val="17"/>
+              </w:rPr>
+            </w:r>
+            <w:r>
+              <w:rPr>
+                <w:rFonts w:ascii="맑은 고딕" w:hAnsi="맑은 고딕" w:eastAsia="맑은 고딕"/>
+                <w:sz w:val="17"/>
+              </w:rPr>
+              <w:t>25</w:t>
+            </w:r>
+          </w:p>
+        </w:tc>
+        <w:tc>
+          <w:tcPr>
+            <w:tcW w:type="dxa" w:w="4873"/>
+          </w:tcPr>
+          <w:p>
+            <w:pPr>
+              <w:spacing w:after="20" w:line="252" w:lineRule="auto"/>
+            </w:pPr>
+            <w:r>
+              <w:rPr>
+                <w:sz w:val="17"/>
+              </w:rPr>
+            </w:r>
+            <w:r>
+              <w:rPr>
+                <w:rFonts w:ascii="맑은 고딕" w:hAnsi="맑은 고딕" w:eastAsia="맑은 고딕"/>
+                <w:sz w:val="17"/>
+              </w:rPr>
+              <w:t>봇 노드 메모리가 상한의 71퍼센트입니다. 봇 하나가 HTTP 클라이언트를 하나씩 들고 있어 360대에 스레드 366개와 파일 서술자 757개를 씁니다. 봇 대수를 올리면 이 축이 먼저 걸립니다</w:t>
+            </w:r>
+          </w:p>
+        </w:tc>
+      </w:tr>
+      <w:tr>
+        <w:tc>
+          <w:tcPr>
+            <w:tcW w:type="dxa" w:w="4873"/>
+          </w:tcPr>
+          <w:p>
+            <w:pPr>
+              <w:spacing w:after="20" w:line="252" w:lineRule="auto"/>
+            </w:pPr>
+            <w:r>
+              <w:rPr>
+                <w:sz w:val="17"/>
+              </w:rPr>
+            </w:r>
+            <w:r>
+              <w:rPr>
+                <w:rFonts w:ascii="맑은 고딕" w:hAnsi="맑은 고딕" w:eastAsia="맑은 고딕"/>
+                <w:sz w:val="17"/>
+              </w:rPr>
+              <w:t>26</w:t>
+            </w:r>
+          </w:p>
+        </w:tc>
+        <w:tc>
+          <w:tcPr>
+            <w:tcW w:type="dxa" w:w="4873"/>
+          </w:tcPr>
+          <w:p>
+            <w:pPr>
+              <w:spacing w:after="20" w:line="252" w:lineRule="auto"/>
+            </w:pPr>
+            <w:r>
+              <w:rPr>
+                <w:sz w:val="17"/>
+              </w:rPr>
+            </w:r>
+            <w:r>
+              <w:rPr>
+                <w:rFonts w:ascii="맑은 고딕" w:hAnsi="맑은 고딕" w:eastAsia="맑은 고딕"/>
+                <w:sz w:val="17"/>
+              </w:rPr>
+              <w:t>수용 정원과 커넥션 풀의 최적값을 찾지 못했습니다. 2026-09-09 에 세 번 시도했고 세 번 다 무효였습니다. 첫 회차는 설정이 컨테이너에 닿지 않아 네 칸이 같은 조건이었고, 둘째는 정원을 축으로 잡았으나 풀 고정에서 정원을 열세 배 벌려도 체결이 움직이지 않았으며, 셋째는 풀을 축으로 놓았으나 회차 도중 데이터가 쌓여 축 효과와 시간 효과가 섞였습니다. 회차 종료 시점 주문 61.7만 건, 데이터베이스 2.15기가바이트입니다. 남는 사실은 둘입니다. 풀 대기가 전 회차 0이라 커넥션 부족이 아니고, 풀을 여덟 배 벌려도 체결이 초당 2.4에서 4.0 사이에 머물러 풀이 정점을 만드는 축이 아닙니다 (</w:t>
+            </w:r>
+            <w:r>
+              <w:rPr>
+                <w:rFonts w:ascii="Consolas" w:hAnsi="Consolas" w:eastAsia="Consolas"/>
+                <w:sz w:val="17"/>
+              </w:rPr>
+              <w:t>harness/evidence/pool-ladder-20260909/</w:t>
+            </w:r>
+            <w:r>
+              <w:rPr>
+                <w:rFonts w:ascii="맑은 고딕" w:hAnsi="맑은 고딕" w:eastAsia="맑은 고딕"/>
+                <w:sz w:val="17"/>
+              </w:rPr>
+              <w:t>)</w:t>
+            </w:r>
+          </w:p>
+        </w:tc>
+      </w:tr>
+      <w:tr>
+        <w:tc>
+          <w:tcPr>
+            <w:tcW w:type="dxa" w:w="4873"/>
+          </w:tcPr>
+          <w:p>
+            <w:pPr>
+              <w:spacing w:after="20" w:line="252" w:lineRule="auto"/>
+            </w:pPr>
+            <w:r>
+              <w:rPr>
+                <w:sz w:val="17"/>
+              </w:rPr>
+            </w:r>
+            <w:r>
+              <w:rPr>
+                <w:rFonts w:ascii="맑은 고딕" w:hAnsi="맑은 고딕" w:eastAsia="맑은 고딕"/>
+                <w:sz w:val="17"/>
+              </w:rPr>
+              <w:t>27</w:t>
+            </w:r>
+          </w:p>
+        </w:tc>
+        <w:tc>
+          <w:tcPr>
+            <w:tcW w:type="dxa" w:w="4873"/>
+          </w:tcPr>
+          <w:p>
+            <w:pPr>
+              <w:spacing w:after="20" w:line="252" w:lineRule="auto"/>
+            </w:pPr>
+            <w:r>
+              <w:rPr>
+                <w:sz w:val="17"/>
+              </w:rPr>
+            </w:r>
+            <w:r>
+              <w:rPr>
+                <w:rFonts w:ascii="맑은 고딕" w:hAnsi="맑은 고딕" w:eastAsia="맑은 고딕"/>
+                <w:sz w:val="17"/>
+              </w:rPr>
+              <w:t>부하 계정 키가 데이터베이스와 갈릴 수 있고 그 상태가 조용합니다. 2026-09-09 에 실제로 갈려 있어 계측기 주문이 전량 거부됐는데, 접수 지표가 봇 값으로 채워져 그럴듯하게 보였습니다. 상태 코드를 쪼개기 전에는 드러나지 않습니다. 회차 시작 전 키 일치 확인이 없습니다</w:t>
+            </w:r>
+          </w:p>
+        </w:tc>
+      </w:tr>
+      <w:tr>
+        <w:tc>
+          <w:tcPr>
+            <w:tcW w:type="dxa" w:w="4873"/>
+          </w:tcPr>
+          <w:p>
+            <w:pPr>
+              <w:spacing w:after="20" w:line="252" w:lineRule="auto"/>
+            </w:pPr>
+            <w:r>
+              <w:rPr>
+                <w:sz w:val="17"/>
+              </w:rPr>
+            </w:r>
+            <w:r>
+              <w:rPr>
+                <w:rFonts w:ascii="맑은 고딕" w:hAnsi="맑은 고딕" w:eastAsia="맑은 고딕"/>
+                <w:sz w:val="17"/>
+              </w:rPr>
+              <w:t>28</w:t>
+            </w:r>
+          </w:p>
+        </w:tc>
+        <w:tc>
+          <w:tcPr>
+            <w:tcW w:type="dxa" w:w="4873"/>
+          </w:tcPr>
+          <w:p>
+            <w:pPr>
+              <w:spacing w:after="20" w:line="252" w:lineRule="auto"/>
+            </w:pPr>
+            <w:r>
+              <w:rPr>
+                <w:sz w:val="17"/>
+              </w:rPr>
+            </w:r>
+            <w:r>
+              <w:rPr>
+                <w:rFonts w:ascii="맑은 고딕" w:hAnsi="맑은 고딕" w:eastAsia="맑은 고딕"/>
+                <w:sz w:val="17"/>
+              </w:rPr>
+              <w:t>회차 간 편차가 큽니다. 같은 설정에서 잰 p99가 971밀리초와 423밀리초로 두 배 넘게 벌어졌습니다. 단일 표본으로 설정 효과를 판정하면 안 되는 규모이고, 실제로 초판 해석에서 다른 날 회차와 비교해 잘못 읽었습니다</w:t>
+            </w:r>
+          </w:p>
+        </w:tc>
+      </w:tr>
+      <w:tr>
+        <w:tc>
+          <w:tcPr>
+            <w:tcW w:type="dxa" w:w="4873"/>
+          </w:tcPr>
+          <w:p>
+            <w:pPr>
+              <w:spacing w:after="20" w:line="252" w:lineRule="auto"/>
+            </w:pPr>
+            <w:r>
+              <w:rPr>
+                <w:sz w:val="17"/>
+              </w:rPr>
+            </w:r>
+            <w:r>
+              <w:rPr>
+                <w:rFonts w:ascii="맑은 고딕" w:hAnsi="맑은 고딕" w:eastAsia="맑은 고딕"/>
+                <w:sz w:val="17"/>
+              </w:rPr>
+              <w:t>29</w:t>
+            </w:r>
+          </w:p>
+        </w:tc>
+        <w:tc>
+          <w:tcPr>
+            <w:tcW w:type="dxa" w:w="4873"/>
+          </w:tcPr>
+          <w:p>
+            <w:pPr>
+              <w:spacing w:after="20" w:line="252" w:lineRule="auto"/>
+            </w:pPr>
+            <w:r>
+              <w:rPr>
+                <w:sz w:val="17"/>
+              </w:rPr>
+            </w:r>
+            <w:r>
+              <w:rPr>
+                <w:rFonts w:ascii="맑은 고딕" w:hAnsi="맑은 고딕" w:eastAsia="맑은 고딕"/>
+                <w:sz w:val="17"/>
+              </w:rPr>
+              <w:t>처리량 상한은 코드가 커넥션을 하나씩만 쓰는 데 있습니다. 2026-09-10 에 특정했습니다. 부하 중 데이터베이스의 활성 연결을 141회 표본하니 평균 0.40개였고 표본의 73.8퍼센트가 0개였습니다. 풀에 32개를 열어 두고 그렇습니다. 같은 창에서 수용 거절이 초당 100건이었습니다. 초당 100건을 거절하면서 데이터베이스가 놀고 있었습니다. 축 셋을 벌려도 접수가 움직이지 않는 이유가 이것입니다. 풀 16에서 128로 여덟 배에 접수 불변이고 풀 대기 0, 데이터베이스 코어 1에서 8로 여덟 배에 접수 6퍼센트, 쓰기 정원 12에서 48로 네 배에 접수 불변에 지연 2.5배 악화입니다. 데이터베이스는 어느 규격에서든 한 코어의 0.6에서 0.94만 씁니다. 늘린 자원을 코드가 쓰지 않으므로 무엇을 늘려도 소용이 없습니다. 고치는 것은 이 판에 담지 못합니다 (</w:t>
+            </w:r>
+            <w:r>
+              <w:rPr>
+                <w:rFonts w:ascii="Consolas" w:hAnsi="Consolas" w:eastAsia="Consolas"/>
+                <w:sz w:val="17"/>
+              </w:rPr>
+              <w:t>제출_20260901/테스트_정본.md</w:t>
+            </w:r>
+            <w:r>
+              <w:rPr>
+                <w:rFonts w:ascii="맑은 고딕" w:hAnsi="맑은 고딕" w:eastAsia="맑은 고딕"/>
+                <w:sz w:val="17"/>
+              </w:rPr>
+              <w:t xml:space="preserve"> 5.6) 2026-09-10 에 고치기 시작했습니다. 마켓별 라이터로 가르되 그 앞에 채번 경합을 먼저 풉니다. </w:t>
+            </w:r>
+            <w:r>
+              <w:rPr>
+                <w:rFonts w:ascii="Consolas" w:hAnsi="Consolas" w:eastAsia="Consolas"/>
+                <w:sz w:val="17"/>
+              </w:rPr>
+              <w:t>event_seq</w:t>
+            </w:r>
+            <w:r>
+              <w:rPr>
+                <w:rFonts w:ascii="맑은 고딕" w:hAnsi="맑은 고딕" w:eastAsia="맑은 고딕"/>
+                <w:sz w:val="17"/>
+              </w:rPr>
+              <w:t xml:space="preserve"> 채번이 </w:t>
+            </w:r>
+            <w:r>
+              <w:rPr>
+                <w:rFonts w:ascii="Consolas" w:hAnsi="Consolas" w:eastAsia="Consolas"/>
+                <w:sz w:val="17"/>
+              </w:rPr>
+              <w:t>journal_counters</w:t>
+            </w:r>
+            <w:r>
+              <w:rPr>
+                <w:rFonts w:ascii="맑은 고딕" w:hAnsi="맑은 고딕" w:eastAsia="맑은 고딕"/>
+                <w:sz w:val="17"/>
+              </w:rPr>
+              <w:t xml:space="preserve"> 한 행의 </w:t>
+            </w:r>
+            <w:r>
+              <w:rPr>
+                <w:rFonts w:ascii="Consolas" w:hAnsi="Consolas" w:eastAsia="Consolas"/>
+                <w:sz w:val="17"/>
+              </w:rPr>
+              <w:t>UPDATE</w:t>
+            </w:r>
+            <w:r>
+              <w:rPr>
+                <w:rFonts w:ascii="맑은 고딕" w:hAnsi="맑은 고딕" w:eastAsia="맑은 고딕"/>
+                <w:sz w:val="17"/>
+              </w:rPr>
+              <w:t xml:space="preserve"> 이고 그 잠금이 커밋까지 유지되며 원장 게시보다 앞에 있어 정산 전 구간을 직렬화합니다. 격리 실측에서 라이터 12개에 전역 카운터가 초당 43.5, 마켓별 카운터가 514.5 였습니다. 1에서 5단계를 착지했고 실측으로 확인했습니다. 접수 천장이 초당 72.2에서 101.6으로 41퍼센트 올랐고, 평균 활성 커넥션이 0.40개에서 2.60개로 6.5배가 됐으며, 데이터베이스가 쓰는 코어가 0.76에서 2.24로 늘었습니다. 예고값 514.5에 못 미치는 이유도 특정했습니다. 잠금 경합이 아니라 명령 하나가 데이터베이스를 열아홉 번 왕복하는 것 자체가 상한입니다. 행 잠금 대기가 3.8퍼센트뿐이고 나머지는 데이터베이스가 실제로 일하는 시간입니다. 직렬 점유가 1.927로 1.0을 넘어 라이터 여럿이 동시에 도는 것도 확인했습니다 (ADR 0021) </w:t>
+            </w:r>
+            <w:r>
+              <w:rPr>
+                <w:rFonts w:ascii="맑은 고딕" w:hAnsi="맑은 고딕" w:eastAsia="맑은 고딕"/>
+                <w:b/>
+                <w:sz w:val="17"/>
+              </w:rPr>
+              <w:t>2026-09-11 에 상한을 끝까지 특정했습니다(5.7.9).</w:t>
+            </w:r>
+            <w:r>
+              <w:rPr>
+                <w:rFonts w:ascii="맑은 고딕" w:hAnsi="맑은 고딕" w:eastAsia="맑은 고딕"/>
+                <w:sz w:val="17"/>
+              </w:rPr>
+              <w:t xml:space="preserve"> 마켓별 샤딩 뒤 남은 상한은 </w:t>
+            </w:r>
+            <w:r>
+              <w:rPr>
+                <w:rFonts w:ascii="Consolas" w:hAnsi="Consolas" w:eastAsia="Consolas"/>
+                <w:sz w:val="17"/>
+              </w:rPr>
+              <w:t>EngineBridge.submitLock</w:t>
+            </w:r>
+            <w:r>
+              <w:rPr>
+                <w:rFonts w:ascii="맑은 고딕" w:hAnsi="맑은 고딕" w:eastAsia="맑은 고딕"/>
+                <w:sz w:val="17"/>
+              </w:rPr>
+              <w:t xml:space="preserve"> 입니다. 모든 마켓의 모든 접수가 전역 락 하나를 지나고 그 안에서 저널을 기록하고 커밋합니다. 부하 구간에서 그 락의 보유 점유가 0.993 이고 전역 락 하나의 물리 상한이 1.0 입니다. 보유 1회가 6.935밀리초이고 그중 6.879밀리초가 저널 기록입니다. 호출 수도 35,647로 같습니다. 수용 정원을 12에서 48로 네 배 벌려도 접수가 132.49 에서 128.11 로 평평하고 대기 점유만 19.0 에서 43.0 으로 늡니다. 같은 창에서 라이터 점유는 상한 12.0 중 2.2 이고 데이터베이스는 4코어 중 1.5코어입니다. 곧 후보가 전부 소거되고 이 락 하나가 남았습니다. 락을 마켓별로 가르면 상한이 마켓 수만큼 오를 것으로 보이나 전역 </w:t>
+            </w:r>
+            <w:r>
+              <w:rPr>
+                <w:rFonts w:ascii="Consolas" w:hAnsi="Consolas" w:eastAsia="Consolas"/>
+                <w:sz w:val="17"/>
+              </w:rPr>
+              <w:t>command_seq</w:t>
+            </w:r>
+            <w:r>
+              <w:rPr>
+                <w:rFonts w:ascii="맑은 고딕" w:hAnsi="맑은 고딕" w:eastAsia="맑은 고딕"/>
+                <w:sz w:val="17"/>
+              </w:rPr>
+              <w:t xml:space="preserve"> 채번과 C05 결번 없음 불변식이 전역 축에 걸려 있어 아직 재지 않았습니다</w:t>
+            </w:r>
+          </w:p>
+        </w:tc>
+      </w:tr>
+      <w:tr>
+        <w:tc>
+          <w:tcPr>
+            <w:tcW w:type="dxa" w:w="4873"/>
+          </w:tcPr>
+          <w:p>
+            <w:pPr>
+              <w:spacing w:after="20" w:line="252" w:lineRule="auto"/>
+            </w:pPr>
+            <w:r>
+              <w:rPr>
+                <w:sz w:val="17"/>
+              </w:rPr>
+            </w:r>
+            <w:r>
+              <w:rPr>
+                <w:rFonts w:ascii="맑은 고딕" w:hAnsi="맑은 고딕" w:eastAsia="맑은 고딕"/>
+                <w:sz w:val="17"/>
+              </w:rPr>
+              <w:t>30</w:t>
+            </w:r>
+          </w:p>
+        </w:tc>
+        <w:tc>
+          <w:tcPr>
+            <w:tcW w:type="dxa" w:w="4873"/>
+          </w:tcPr>
+          <w:p>
+            <w:pPr>
+              <w:spacing w:after="20" w:line="252" w:lineRule="auto"/>
+            </w:pPr>
+            <w:r>
+              <w:rPr>
+                <w:sz w:val="17"/>
+              </w:rPr>
+            </w:r>
+            <w:r>
+              <w:rPr>
+                <w:rFonts w:ascii="맑은 고딕" w:hAnsi="맑은 고딕" w:eastAsia="맑은 고딕"/>
+                <w:sz w:val="17"/>
+              </w:rPr>
+              <w:t xml:space="preserve">실험 지표 라벨을 잘못 읽은 이력이 있습니다. </w:t>
+            </w:r>
+            <w:r>
+              <w:rPr>
+                <w:rFonts w:ascii="Consolas" w:hAnsi="Consolas" w:eastAsia="Consolas"/>
+                <w:sz w:val="17"/>
+              </w:rPr>
+              <w:t>exchange_order_latency_seconds_count</w:t>
+            </w:r>
+            <w:r>
+              <w:rPr>
+                <w:rFonts w:ascii="맑은 고딕" w:hAnsi="맑은 고딕" w:eastAsia="맑은 고딕"/>
+                <w:sz w:val="17"/>
+              </w:rPr>
+              <w:t xml:space="preserve"> 를 접수로 썼으나 그 타이머는 체결된 주문만 셉니다. 러너 넷과 증거 문서 넷을 정정했습니다. 상대 비교와 판정은 같은 지표끼리라 유효했으나 절대값을 접수 천장으로 읽으면 안 됩니다</w:t>
+            </w:r>
+          </w:p>
+        </w:tc>
+      </w:tr>
+      <w:tr>
+        <w:tc>
+          <w:tcPr>
+            <w:tcW w:type="dxa" w:w="4873"/>
+          </w:tcPr>
+          <w:p>
+            <w:pPr>
+              <w:spacing w:after="20" w:line="252" w:lineRule="auto"/>
+            </w:pPr>
+            <w:r>
+              <w:rPr>
+                <w:sz w:val="17"/>
+              </w:rPr>
+            </w:r>
+            <w:r>
+              <w:rPr>
+                <w:rFonts w:ascii="맑은 고딕" w:hAnsi="맑은 고딕" w:eastAsia="맑은 고딕"/>
+                <w:sz w:val="17"/>
+              </w:rPr>
+              <w:t>31</w:t>
+            </w:r>
+          </w:p>
+        </w:tc>
+        <w:tc>
+          <w:tcPr>
+            <w:tcW w:type="dxa" w:w="4873"/>
+          </w:tcPr>
+          <w:p>
+            <w:pPr>
+              <w:spacing w:after="20" w:line="252" w:lineRule="auto"/>
+            </w:pPr>
+            <w:r>
+              <w:rPr>
+                <w:sz w:val="17"/>
+              </w:rPr>
+            </w:r>
+            <w:r>
+              <w:rPr>
+                <w:rFonts w:ascii="맑은 고딕" w:hAnsi="맑은 고딕" w:eastAsia="맑은 고딕"/>
+                <w:sz w:val="17"/>
+              </w:rPr>
+              <w:t>설정 변경 실험에서 설정이 실제로 적용됐는지 확인하지 않은 이력이 있습니다. 정원 격자가 compose 의 환경변수 전달 규칙 때문에 네 칸을 같은 설정으로 돌고 잘못된 판정을 냈습니다. 러너마다 시작 전에 대상 설정값을 지표로 읽어 기대값과 대조하는 절차가 없습니다</w:t>
+            </w:r>
+          </w:p>
+        </w:tc>
+      </w:tr>
+      <w:tr>
+        <w:tc>
+          <w:tcPr>
+            <w:tcW w:type="dxa" w:w="4873"/>
+          </w:tcPr>
+          <w:p>
+            <w:pPr>
+              <w:spacing w:after="20" w:line="252" w:lineRule="auto"/>
+            </w:pPr>
+            <w:r>
+              <w:rPr>
+                <w:sz w:val="17"/>
+              </w:rPr>
+            </w:r>
+            <w:r>
+              <w:rPr>
+                <w:rFonts w:ascii="맑은 고딕" w:hAnsi="맑은 고딕" w:eastAsia="맑은 고딕"/>
+                <w:sz w:val="17"/>
+              </w:rPr>
+              <w:t>32</w:t>
+            </w:r>
+          </w:p>
+        </w:tc>
+        <w:tc>
+          <w:tcPr>
+            <w:tcW w:type="dxa" w:w="4873"/>
+          </w:tcPr>
+          <w:p>
+            <w:pPr>
+              <w:spacing w:after="20" w:line="252" w:lineRule="auto"/>
+            </w:pPr>
+            <w:r>
+              <w:rPr>
+                <w:sz w:val="17"/>
+              </w:rPr>
+            </w:r>
+            <w:r>
+              <w:rPr>
+                <w:rFonts w:ascii="맑은 고딕" w:hAnsi="맑은 고딕" w:eastAsia="맑은 고딕"/>
+                <w:sz w:val="17"/>
+              </w:rPr>
+              <w:t>측정 조건이 회차 사이에 변합니다. 데이터가 계속 쌓이므로 오전 회차와 오후 회차를 직접 비교할 수 없는데 오늘 여러 판정을 그런 비교 위에 세웠습니다. 사다리처럼 여러 칸을 순서대로 도는 실험은 뒤 칸일수록 데이터가 많아 축의 효과와 시간의 효과가 같은 방향으로 섞입니다. 칸마다 초기화하거나 순서를 섞는 절차가 없습니다</w:t>
+            </w:r>
+          </w:p>
+        </w:tc>
+      </w:tr>
+      <w:tr>
+        <w:tc>
+          <w:tcPr>
+            <w:tcW w:type="dxa" w:w="4873"/>
+          </w:tcPr>
+          <w:p>
+            <w:pPr>
+              <w:spacing w:after="20" w:line="252" w:lineRule="auto"/>
+            </w:pPr>
+            <w:r>
+              <w:rPr>
+                <w:sz w:val="17"/>
+              </w:rPr>
+            </w:r>
+            <w:r>
+              <w:rPr>
+                <w:rFonts w:ascii="맑은 고딕" w:hAnsi="맑은 고딕" w:eastAsia="맑은 고딕"/>
+                <w:sz w:val="17"/>
+              </w:rPr>
+              <w:t>33</w:t>
+            </w:r>
+          </w:p>
+        </w:tc>
+        <w:tc>
+          <w:tcPr>
+            <w:tcW w:type="dxa" w:w="4873"/>
+          </w:tcPr>
+          <w:p>
+            <w:pPr>
+              <w:spacing w:after="20" w:line="252" w:lineRule="auto"/>
+            </w:pPr>
+            <w:r>
+              <w:rPr>
+                <w:sz w:val="17"/>
+              </w:rPr>
+            </w:r>
+            <w:r>
+              <w:rPr>
+                <w:rFonts w:ascii="맑은 고딕" w:hAnsi="맑은 고딕" w:eastAsia="맑은 고딕"/>
+                <w:sz w:val="17"/>
+              </w:rPr>
+              <w:t>실험이 남긴 데이터가 측정을 오염시킵니다. 2026-09-09 하루 부하로 데이터베이스가 2,361메가바이트가 됐고 열린 주문이 19.9만 건 쌓였습니다. 볼륨을 파기하고 같은 부하를 다시 걸어 보니 체결이 초당 2.7에서 14.0으로 세 배 넘게, 읽기 대 쓰기 비율이 787 대 1에서 116 대 1로 바뀌었습니다. 곧 그날 회차 대부분이 그 오염 위에 섰습니다. 회차마다 초기화하거나 데이터 상태를 함께 기록하는 절차가 없습니다 (</w:t>
+            </w:r>
+            <w:r>
+              <w:rPr>
+                <w:rFonts w:ascii="Consolas" w:hAnsi="Consolas" w:eastAsia="Consolas"/>
+                <w:sz w:val="17"/>
+              </w:rPr>
+              <w:t>harness/evidence/clean-baseline-20260909/</w:t>
+            </w:r>
+            <w:r>
+              <w:rPr>
+                <w:rFonts w:ascii="맑은 고딕" w:hAnsi="맑은 고딕" w:eastAsia="맑은 고딕"/>
+                <w:sz w:val="17"/>
+              </w:rPr>
+              <w:t>)</w:t>
+            </w:r>
+          </w:p>
+        </w:tc>
+      </w:tr>
+      <w:tr>
+        <w:tc>
+          <w:tcPr>
+            <w:tcW w:type="dxa" w:w="4873"/>
+          </w:tcPr>
+          <w:p>
+            <w:pPr>
+              <w:spacing w:after="20" w:line="252" w:lineRule="auto"/>
+            </w:pPr>
+            <w:r>
+              <w:rPr>
+                <w:sz w:val="17"/>
+              </w:rPr>
+            </w:r>
+            <w:r>
+              <w:rPr>
+                <w:rFonts w:ascii="맑은 고딕" w:hAnsi="맑은 고딕" w:eastAsia="맑은 고딕"/>
+                <w:sz w:val="17"/>
+              </w:rPr>
+              <w:t>34</w:t>
+            </w:r>
+          </w:p>
+        </w:tc>
+        <w:tc>
+          <w:tcPr>
+            <w:tcW w:type="dxa" w:w="4873"/>
+          </w:tcPr>
+          <w:p>
+            <w:pPr>
+              <w:spacing w:after="20" w:line="252" w:lineRule="auto"/>
+            </w:pPr>
+            <w:r>
+              <w:rPr>
+                <w:sz w:val="17"/>
+              </w:rPr>
+            </w:r>
+            <w:r>
+              <w:rPr>
+                <w:rFonts w:ascii="맑은 고딕" w:hAnsi="맑은 고딕" w:eastAsia="맑은 고딕"/>
+                <w:sz w:val="17"/>
+              </w:rPr>
+              <w:t xml:space="preserve">6.4의 조회 분산이 검증면에서 한 번도 돌지 않았습니다. 대상 그룹을 쓰기와 조회로 가르는 것은 상시면 설계이고 그 배선은 </w:t>
+            </w:r>
+            <w:r>
+              <w:rPr>
+                <w:rFonts w:ascii="Consolas" w:hAnsi="Consolas" w:eastAsia="Consolas"/>
+                <w:sz w:val="17"/>
+              </w:rPr>
+              <w:t>deploy/nginx-edge.conf.template</w:t>
+            </w:r>
+            <w:r>
+              <w:rPr>
+                <w:rFonts w:ascii="맑은 고딕" w:hAnsi="맑은 고딕" w:eastAsia="맑은 고딕"/>
+                <w:sz w:val="17"/>
+              </w:rPr>
+              <w:t xml:space="preserve">에 있습니다. 검증면 로드밸런서는 </w:t>
+            </w:r>
+            <w:r>
+              <w:rPr>
+                <w:rFonts w:ascii="Consolas" w:hAnsi="Consolas" w:eastAsia="Consolas"/>
+                <w:sz w:val="17"/>
+              </w:rPr>
+              <w:t>harness/nginx/nginx.conf</w:t>
+            </w:r>
+            <w:r>
+              <w:rPr>
+                <w:rFonts w:ascii="맑은 고딕" w:hAnsi="맑은 고딕" w:eastAsia="맑은 고딕"/>
+                <w:sz w:val="17"/>
+              </w:rPr>
+              <w:t xml:space="preserve">이고 위치 블록 하나에 상류 하나입니다. </w:t>
+            </w:r>
+            <w:r>
+              <w:rPr>
+                <w:rFonts w:ascii="Consolas" w:hAnsi="Consolas" w:eastAsia="Consolas"/>
+                <w:sz w:val="17"/>
+              </w:rPr>
+              <w:t>chaos-api-2</w:t>
+            </w:r>
+            <w:r>
+              <w:rPr>
+                <w:rFonts w:ascii="맑은 고딕" w:hAnsi="맑은 고딕" w:eastAsia="맑은 고딕"/>
+                <w:sz w:val="17"/>
+              </w:rPr>
+              <w:t xml:space="preserve">가 </w:t>
+            </w:r>
+            <w:r>
+              <w:rPr>
+                <w:rFonts w:ascii="Consolas" w:hAnsi="Consolas" w:eastAsia="Consolas"/>
+                <w:sz w:val="17"/>
+              </w:rPr>
+              <w:t>backup</w:t>
+            </w:r>
+            <w:r>
+              <w:rPr>
+                <w:rFonts w:ascii="맑은 고딕" w:hAnsi="맑은 고딕" w:eastAsia="맑은 고딕"/>
+                <w:sz w:val="17"/>
+              </w:rPr>
+              <w:t>이라 1차가 죽어야 트래픽을 받습니다. 곧 평시에 조회조차 받지 않습니다. 그래서 노드를 늘렸을 때 무엇이 갈리는지를 이 평면에서는 잰 적이 없습니다. 증거 전부가 이 평면에서 나왔으므로 조회 분산의 실측값이 0건입니다. 상시면에 인스턴스를 세워야 재집니다</w:t>
+            </w:r>
+          </w:p>
+        </w:tc>
+      </w:tr>
+      <w:tr>
+        <w:tc>
+          <w:tcPr>
+            <w:tcW w:type="dxa" w:w="4873"/>
+          </w:tcPr>
+          <w:p>
+            <w:pPr>
+              <w:spacing w:after="20" w:line="252" w:lineRule="auto"/>
+            </w:pPr>
+            <w:r>
+              <w:rPr>
+                <w:sz w:val="17"/>
+              </w:rPr>
+            </w:r>
+            <w:r>
+              <w:rPr>
+                <w:rFonts w:ascii="맑은 고딕" w:hAnsi="맑은 고딕" w:eastAsia="맑은 고딕"/>
+                <w:sz w:val="17"/>
+              </w:rPr>
+              <w:t>35</w:t>
+            </w:r>
+          </w:p>
+        </w:tc>
+        <w:tc>
+          <w:tcPr>
+            <w:tcW w:type="dxa" w:w="4873"/>
+          </w:tcPr>
+          <w:p>
+            <w:pPr>
+              <w:spacing w:after="20" w:line="252" w:lineRule="auto"/>
+            </w:pPr>
+            <w:r>
+              <w:rPr>
+                <w:sz w:val="17"/>
+              </w:rPr>
+            </w:r>
+            <w:r>
+              <w:rPr>
+                <w:rFonts w:ascii="맑은 고딕" w:hAnsi="맑은 고딕" w:eastAsia="맑은 고딕"/>
+                <w:sz w:val="17"/>
+              </w:rPr>
+              <w:t xml:space="preserve">발생기가 죽어도 표가 조용한 시스템으로 보입니다. </w:t>
+            </w:r>
+            <w:r>
+              <w:rPr>
+                <w:rFonts w:ascii="Consolas" w:hAnsi="Consolas" w:eastAsia="Consolas"/>
+                <w:sz w:val="17"/>
+              </w:rPr>
+              <w:t>http_server_requests</w:t>
+            </w:r>
+            <w:r>
+              <w:rPr>
+                <w:rFonts w:ascii="맑은 고딕" w:hAnsi="맑은 고딕" w:eastAsia="맑은 고딕"/>
+                <w:sz w:val="17"/>
+              </w:rPr>
+              <w:t>에 수용 거절과 인증 실패가 잡히지 않습니다. 둘 다 Micrometer 필터보다 앞에서 끊기기 때문입니다. 2026-09-09 정리된 사다리 열두 칸 중 여섯 칸이 이 결함으로 무효였습니다. 여섯 칸 모두 초당 16.7이라는 같은 값을 냈고 그것이 봇 기저였습니다. 지연이 80밀리초로 내려가고 데이터베이스 CPU가 23퍼센트였던 것이 단서였습니다. 포화라면 지연이 올라야 합니다. 러너에 종료 코드 확인과 제공 부하 하한 검사를 넣어 막았으나, 지표 자체가 제공 부하를 세지 않는다는 사실은 그대로입니다 (</w:t>
+            </w:r>
+            <w:r>
+              <w:rPr>
+                <w:rFonts w:ascii="Consolas" w:hAnsi="Consolas" w:eastAsia="Consolas"/>
+                <w:sz w:val="17"/>
+              </w:rPr>
+              <w:t>제출_20260901/테스트_정본.md</w:t>
+            </w:r>
+            <w:r>
+              <w:rPr>
+                <w:rFonts w:ascii="맑은 고딕" w:hAnsi="맑은 고딕" w:eastAsia="맑은 고딕"/>
+                <w:sz w:val="17"/>
+              </w:rPr>
+              <w:t xml:space="preserve"> 3.2)</w:t>
+            </w:r>
+          </w:p>
+        </w:tc>
+      </w:tr>
+      <w:tr>
+        <w:tc>
+          <w:tcPr>
+            <w:tcW w:type="dxa" w:w="4873"/>
+          </w:tcPr>
+          <w:p>
+            <w:pPr>
+              <w:spacing w:after="20" w:line="252" w:lineRule="auto"/>
+            </w:pPr>
+            <w:r>
+              <w:rPr>
+                <w:sz w:val="17"/>
+              </w:rPr>
+            </w:r>
+            <w:r>
+              <w:rPr>
+                <w:rFonts w:ascii="맑은 고딕" w:hAnsi="맑은 고딕" w:eastAsia="맑은 고딕"/>
+                <w:sz w:val="17"/>
+              </w:rPr>
+              <w:t>36</w:t>
+            </w:r>
+          </w:p>
+        </w:tc>
+        <w:tc>
+          <w:tcPr>
+            <w:tcW w:type="dxa" w:w="4873"/>
+          </w:tcPr>
+          <w:p>
+            <w:pPr>
+              <w:spacing w:after="20" w:line="252" w:lineRule="auto"/>
+            </w:pPr>
+            <w:r>
+              <w:rPr>
+                <w:sz w:val="17"/>
+              </w:rPr>
+            </w:r>
+            <w:r>
+              <w:rPr>
+                <w:rFonts w:ascii="맑은 고딕" w:hAnsi="맑은 고딕" w:eastAsia="맑은 고딕"/>
+                <w:sz w:val="17"/>
+              </w:rPr>
+              <w:t xml:space="preserve">매칭 라이터가 전역 하나입니다. 마켓 단위로 가르지 않았습니다. 단일 라이터를 둔 사유는 재생 결정론입니다. 저널을 처음부터 재생해 같은 상태가 나와야 하고 그러려면 전역 단일 순서가 필요합니다(불변식 C17). 그러나 그 사유가 요구하는 것은 마켓 안의 단일 순서이지 거래소 전체의 단일 순서가 아닙니다. 마켓마다 라이터를 하나씩 두면 순서 보장을 유지하면서 마켓 수만큼 수평 확장됩니다. 지금은 KRW-BTC 와 KRW-ETH 가 같은 라이터를 씁니다. 2026-09-10 지도 상담에서 지적받았습니다 2026-09-10 에 착수했습니다. 순서 축을 전역에서 마켓 안으로 옮기는 1에서 4단계가 착지했습니다. </w:t>
+            </w:r>
+            <w:r>
+              <w:rPr>
+                <w:rFonts w:ascii="Consolas" w:hAnsi="Consolas" w:eastAsia="Consolas"/>
+                <w:sz w:val="17"/>
+              </w:rPr>
+              <w:t>market_seq</w:t>
+            </w:r>
+            <w:r>
+              <w:rPr>
+                <w:rFonts w:ascii="맑은 고딕" w:hAnsi="맑은 고딕" w:eastAsia="맑은 고딕"/>
+                <w:sz w:val="17"/>
+              </w:rPr>
+              <w:t xml:space="preserve"> 를 새로 두고 </w:t>
+            </w:r>
+            <w:r>
+              <w:rPr>
+                <w:rFonts w:ascii="Consolas" w:hAnsi="Consolas" w:eastAsia="Consolas"/>
+                <w:sz w:val="17"/>
+              </w:rPr>
+              <w:t>event_seq</w:t>
+            </w:r>
+            <w:r>
+              <w:rPr>
+                <w:rFonts w:ascii="맑은 고딕" w:hAnsi="맑은 고딕" w:eastAsia="맑은 고딕"/>
+                <w:sz w:val="17"/>
+              </w:rPr>
+              <w:t xml:space="preserve"> 를 그 파생으로 바꿔 전역 채번을 끊었으며, 재생 커서를 </w:t>
+            </w:r>
+            <w:r>
+              <w:rPr>
+                <w:rFonts w:ascii="Consolas" w:hAnsi="Consolas" w:eastAsia="Consolas"/>
+                <w:sz w:val="17"/>
+              </w:rPr>
+              <w:t>(source_cmd_seq, event_ordinal)</w:t>
+            </w:r>
+            <w:r>
+              <w:rPr>
+                <w:rFonts w:ascii="맑은 고딕" w:hAnsi="맑은 고딕" w:eastAsia="맑은 고딕"/>
+                <w:sz w:val="17"/>
+              </w:rPr>
+              <w:t xml:space="preserve"> 축으로 옮겼습니다. 마켓별 재생이 전역 재생과 같은 북을 내는 것을 시험으로 확인했습니다. 라이터를 실제로 가르는 5단계도 착지했습니다. 마켓마다 루프와 엔진을 하나씩 두고 접수를 마켓으로 라우팅합니다. 인스턴스는 늘리지 않았습니다. 남은 것은 되돌릴 수 없는 정리인 6과 7단계입니다 (ADR 0021)</w:t>
+            </w:r>
+          </w:p>
+        </w:tc>
+      </w:tr>
+      <w:tr>
+        <w:tc>
+          <w:tcPr>
+            <w:tcW w:type="dxa" w:w="4873"/>
+          </w:tcPr>
+          <w:p>
+            <w:pPr>
+              <w:spacing w:after="20" w:line="252" w:lineRule="auto"/>
+            </w:pPr>
+            <w:r>
+              <w:rPr>
+                <w:sz w:val="17"/>
+              </w:rPr>
+            </w:r>
+            <w:r>
+              <w:rPr>
+                <w:rFonts w:ascii="맑은 고딕" w:hAnsi="맑은 고딕" w:eastAsia="맑은 고딕"/>
+                <w:sz w:val="17"/>
+              </w:rPr>
+              <w:t>37</w:t>
+            </w:r>
+          </w:p>
+        </w:tc>
+        <w:tc>
+          <w:tcPr>
+            <w:tcW w:type="dxa" w:w="4873"/>
+          </w:tcPr>
+          <w:p>
+            <w:pPr>
+              <w:spacing w:after="20" w:line="252" w:lineRule="auto"/>
+            </w:pPr>
+            <w:r>
+              <w:rPr>
+                <w:sz w:val="17"/>
+              </w:rPr>
+            </w:r>
+            <w:r>
+              <w:rPr>
+                <w:rFonts w:ascii="맑은 고딕" w:hAnsi="맑은 고딕" w:eastAsia="맑은 고딕"/>
+                <w:sz w:val="17"/>
+              </w:rPr>
+              <w:t>리전 상실을 대비하지 않았습니다. 13.2가 가용영역 상실은 등재했으나 리전 단위 상실은 설계에 없습니다. 주 데이터베이스와 대기 데이터베이스가 같은 리전에 있습니다. 2026-09-10 지도 상담에서 지적받았습니다</w:t>
+            </w:r>
+          </w:p>
+        </w:tc>
+      </w:tr>
+      <w:tr>
+        <w:tc>
+          <w:tcPr>
+            <w:tcW w:type="dxa" w:w="4873"/>
+          </w:tcPr>
+          <w:p>
+            <w:pPr>
+              <w:spacing w:after="20" w:line="252" w:lineRule="auto"/>
+            </w:pPr>
+            <w:r>
+              <w:rPr>
+                <w:sz w:val="17"/>
+              </w:rPr>
+            </w:r>
+            <w:r>
+              <w:rPr>
+                <w:rFonts w:ascii="맑은 고딕" w:hAnsi="맑은 고딕" w:eastAsia="맑은 고딕"/>
+                <w:sz w:val="17"/>
+              </w:rPr>
+              <w:t>38</w:t>
+            </w:r>
+          </w:p>
+        </w:tc>
+        <w:tc>
+          <w:tcPr>
+            <w:tcW w:type="dxa" w:w="4873"/>
+          </w:tcPr>
+          <w:p>
+            <w:pPr>
+              <w:spacing w:after="20" w:line="252" w:lineRule="auto"/>
+            </w:pPr>
+            <w:r>
+              <w:rPr>
+                <w:sz w:val="17"/>
+              </w:rPr>
+            </w:r>
+            <w:r>
+              <w:rPr>
+                <w:rFonts w:ascii="맑은 고딕" w:hAnsi="맑은 고딕" w:eastAsia="맑은 고딕"/>
+                <w:sz w:val="17"/>
+              </w:rPr>
+              <w:t>수용 거절이 클라이언트 과다 요청과 서버 용량 부족을 같은 429로 돌려보냅니다. 받는 쪽에서 자기 잘못인지 서버 잘못인지 갈리지 않고, 장애 때 원인 계층을 좁히지 못합니다. 실제로 2026-09-10 실측에서 초당 100건을 429로 돌려보내는 동안 포화한 자원이 하나도 없었습니다. 풀 대기 0, 활성 연결 0.40개, 데이터베이스 CPU 0.6코어였습니다. 곧 그 429는 사실이 아니었습니다. 클라이언트 한도 초과는 429로, 서버 용량 부족은 503과 Retry-After 로 갈라야 합니다. 2026-09-10 지도 상담에서 지적받았습니다</w:t>
+            </w:r>
+          </w:p>
+        </w:tc>
+      </w:tr>
+      <w:tr>
+        <w:tc>
+          <w:tcPr>
+            <w:tcW w:type="dxa" w:w="4873"/>
+          </w:tcPr>
+          <w:p>
+            <w:pPr>
+              <w:spacing w:after="20" w:line="252" w:lineRule="auto"/>
+            </w:pPr>
+            <w:r>
+              <w:rPr>
+                <w:sz w:val="17"/>
+              </w:rPr>
+            </w:r>
+            <w:r>
+              <w:rPr>
+                <w:rFonts w:ascii="맑은 고딕" w:hAnsi="맑은 고딕" w:eastAsia="맑은 고딕"/>
+                <w:sz w:val="17"/>
+              </w:rPr>
+              <w:t>39</w:t>
+            </w:r>
+          </w:p>
+        </w:tc>
+        <w:tc>
+          <w:tcPr>
+            <w:tcW w:type="dxa" w:w="4873"/>
+          </w:tcPr>
+          <w:p>
+            <w:pPr>
+              <w:spacing w:after="20" w:line="252" w:lineRule="auto"/>
+            </w:pPr>
+            <w:r>
+              <w:rPr>
+                <w:sz w:val="17"/>
+              </w:rPr>
+            </w:r>
+            <w:r>
+              <w:rPr>
+                <w:rFonts w:ascii="맑은 고딕" w:hAnsi="맑은 고딕" w:eastAsia="맑은 고딕"/>
+                <w:sz w:val="17"/>
+              </w:rPr>
+              <w:t>데이터베이스 구성을 데이터베이스 전공 지도 상담 뒤에 교체할 예정입니다. 현재는 주 데이터베이스 한 대에 모든 SQL 을 보내고 대기 데이터베이스는 조회를 받지 않습니다. 2026-09-10 상담에서 이 구성 자체를 다시 보라는 지적을 받았고, 대안 넷을 받았습니다. 논리적 분할, 대기 서버 조회 분산, 미들웨어 계층, 수직 상향입니다. 이 중 수직 상향은 같은 날 실측으로 효과가 없음을 확인했고 그 사유가 한계 29 입니다</w:t>
+            </w:r>
+          </w:p>
+        </w:tc>
+      </w:tr>
+      <w:tr>
+        <w:tc>
+          <w:tcPr>
+            <w:tcW w:type="dxa" w:w="4873"/>
+          </w:tcPr>
+          <w:p>
+            <w:pPr>
+              <w:spacing w:after="20" w:line="252" w:lineRule="auto"/>
+            </w:pPr>
+            <w:r>
+              <w:rPr>
+                <w:sz w:val="17"/>
+              </w:rPr>
+            </w:r>
+            <w:r>
+              <w:rPr>
+                <w:rFonts w:ascii="맑은 고딕" w:hAnsi="맑은 고딕" w:eastAsia="맑은 고딕"/>
+                <w:sz w:val="17"/>
+              </w:rPr>
+              <w:t>40</w:t>
+            </w:r>
+          </w:p>
+        </w:tc>
+        <w:tc>
+          <w:tcPr>
+            <w:tcW w:type="dxa" w:w="4873"/>
+          </w:tcPr>
+          <w:p>
+            <w:pPr>
+              <w:spacing w:after="20" w:line="252" w:lineRule="auto"/>
+            </w:pPr>
+            <w:r>
+              <w:rPr>
+                <w:sz w:val="17"/>
+              </w:rPr>
+            </w:r>
+            <w:r>
+              <w:rPr>
+                <w:rFonts w:ascii="맑은 고딕" w:hAnsi="맑은 고딕" w:eastAsia="맑은 고딕"/>
+                <w:sz w:val="17"/>
+              </w:rPr>
+              <w:t>계정 없는 주문이 접수를 통과해 정산에서 노드를 내립니다. 2026-09-10 실측입니다. 부하 계정이 가지고 있지 않은 자산의 매도 주문을 내면 접수는 성공 응답을 주고, 그 뒤 라이터가 정산에서 계정 없음 예외를 만나 fail-fast 로 멈추며 리더십까지 함께 내려놓습니다. 곧 한 사용자의 잘못된 주문 하나가 노드를 통째로 내릴 수 있습니다. 접수 단계에서 자산 계정 존재를 확인하지 않는 것이 원인입니다 ( 5.7.3) 2026-09-10 에 고쳤습니다. 접수 경로의 가용 잔고 조회가 계정이 없으면 잔고 0 으로 보고 그대로 진행하던 것을 400 거부로 바꿨습니다. 잔고 0 과 계정 부재는 다른 사실입니다. 매수는 예약액이 금액이라 잔고 0 이면 가드에 걸리지만 매도는 예약액이 수량이라 그 자산 잔고를 보지 않고 통과합니다. 판정을 user_balances 로 해도 되는 근거는 그 뷰가 accounts 와 balances 의 조인이고 잔고 행을 계정 생성 트리거가 물리 강제하기 때문입니다. 실측으로도 사용자 계정 1,570개 전부가 잔고 행을 가지고 있습니다</w:t>
+            </w:r>
+          </w:p>
+        </w:tc>
+      </w:tr>
+      <w:tr>
+        <w:tc>
+          <w:tcPr>
+            <w:tcW w:type="dxa" w:w="4873"/>
+          </w:tcPr>
+          <w:p>
+            <w:pPr>
+              <w:spacing w:after="20" w:line="252" w:lineRule="auto"/>
+            </w:pPr>
+            <w:r>
+              <w:rPr>
+                <w:sz w:val="17"/>
+              </w:rPr>
+            </w:r>
+            <w:r>
+              <w:rPr>
+                <w:rFonts w:ascii="맑은 고딕" w:hAnsi="맑은 고딕" w:eastAsia="맑은 고딕"/>
+                <w:sz w:val="17"/>
+              </w:rPr>
+              <w:t>41</w:t>
+            </w:r>
+          </w:p>
+        </w:tc>
+        <w:tc>
+          <w:tcPr>
+            <w:tcW w:type="dxa" w:w="4873"/>
+          </w:tcPr>
+          <w:p>
+            <w:pPr>
+              <w:spacing w:after="20" w:line="252" w:lineRule="auto"/>
+            </w:pPr>
+            <w:r>
+              <w:rPr>
+                <w:sz w:val="17"/>
+              </w:rPr>
+            </w:r>
+            <w:r>
+              <w:rPr>
+                <w:rFonts w:ascii="맑은 고딕" w:hAnsi="맑은 고딕" w:eastAsia="맑은 고딕"/>
+                <w:sz w:val="17"/>
+              </w:rPr>
+              <w:t xml:space="preserve">설계 문서가 데이터베이스 함수 본문을 통째로 옮겨 적어 두고 두 번의 개정 동안 갱신되지 않았습니다. </w:t>
+            </w:r>
+            <w:r>
+              <w:rPr>
+                <w:rFonts w:ascii="Consolas" w:hAnsi="Consolas" w:eastAsia="Consolas"/>
+                <w:sz w:val="17"/>
+              </w:rPr>
+              <w:t>docs/contracts/백엔드_DB_설계.md</w:t>
+            </w:r>
+            <w:r>
+              <w:rPr>
+                <w:rFonts w:ascii="맑은 고딕" w:hAnsi="맑은 고딕" w:eastAsia="맑은 고딕"/>
+                <w:sz w:val="17"/>
+              </w:rPr>
+              <w:t xml:space="preserve"> 가 </w:t>
+            </w:r>
+            <w:r>
+              <w:rPr>
+                <w:rFonts w:ascii="Consolas" w:hAnsi="Consolas" w:eastAsia="Consolas"/>
+                <w:sz w:val="17"/>
+              </w:rPr>
+              <w:t>post_ledger_transaction</w:t>
+            </w:r>
+            <w:r>
+              <w:rPr>
+                <w:rFonts w:ascii="맑은 고딕" w:hAnsi="맑은 고딕" w:eastAsia="맑은 고딕"/>
+                <w:sz w:val="17"/>
+              </w:rPr>
+              <w:t xml:space="preserve"> 의 V1 본문을 싣고 있었는데 그 함수는 V13 과 V27 에서 개정됐습니다. 2026-09-10 에 그 낡은 사본을 기준으로 새 판을 쓰다가 V27 이 없앤 재조회 세 건이 되살아나고 V13 이 넣은 원가 프로젝션 호출이 사라졌습니다. 시험 열두 건이 깨져서 발견했습니다. 곧 문서가 코드와 갈린 것을 사람이 아니라 시험이 잡았습니다. 같은 날 그 자리를 마이그레이션 파일을 가리키는 참조로 바꿨습니다. 값을 두 곳에 두지 않는 것이 유일한 해법입니다. 같은 날 나머지도 훑었습니다. 그 문서가 옮겨 적은 함수 본문은 열일곱 개이고 그중 V1 이후 개정된 것이 둘입니다. </w:t>
+            </w:r>
+            <w:r>
+              <w:rPr>
+                <w:rFonts w:ascii="Consolas" w:hAnsi="Consolas" w:eastAsia="Consolas"/>
+                <w:sz w:val="17"/>
+              </w:rPr>
+              <w:t>post_ledger_transaction</w:t>
+            </w:r>
+            <w:r>
+              <w:rPr>
+                <w:rFonts w:ascii="맑은 고딕" w:hAnsi="맑은 고딕" w:eastAsia="맑은 고딕"/>
+                <w:sz w:val="17"/>
+              </w:rPr>
+              <w:t xml:space="preserve"> 과 </w:t>
+            </w:r>
+            <w:r>
+              <w:rPr>
+                <w:rFonts w:ascii="Consolas" w:hAnsi="Consolas" w:eastAsia="Consolas"/>
+                <w:sz w:val="17"/>
+              </w:rPr>
+              <w:t>assert_txn_sealed_balanced</w:t>
+            </w:r>
+            <w:r>
+              <w:rPr>
+                <w:rFonts w:ascii="맑은 고딕" w:hAnsi="맑은 고딕" w:eastAsia="맑은 고딕"/>
+                <w:sz w:val="17"/>
+              </w:rPr>
+              <w:t xml:space="preserve"> 이고 둘 다 낡은 사본이었습니다. 둘 다 참조로 바꿨습니다. 남은 열다섯 중 둘은 </w:t>
+            </w:r>
+            <w:r>
+              <w:rPr>
+                <w:rFonts w:ascii="Consolas" w:hAnsi="Consolas" w:eastAsia="Consolas"/>
+                <w:sz w:val="17"/>
+              </w:rPr>
+              <w:t>prune_outbox_partitions</w:t>
+            </w:r>
+            <w:r>
+              <w:rPr>
+                <w:rFonts w:ascii="맑은 고딕" w:hAnsi="맑은 고딕" w:eastAsia="맑은 고딕"/>
+                <w:sz w:val="17"/>
+              </w:rPr>
+              <w:t xml:space="preserve"> 와 </w:t>
+            </w:r>
+            <w:r>
+              <w:rPr>
+                <w:rFonts w:ascii="Consolas" w:hAnsi="Consolas" w:eastAsia="Consolas"/>
+                <w:sz w:val="17"/>
+              </w:rPr>
+              <w:t>check_default_partitions</w:t>
+            </w:r>
+            <w:r>
+              <w:rPr>
+                <w:rFonts w:ascii="맑은 고딕" w:hAnsi="맑은 고딕" w:eastAsia="맑은 고딕"/>
+                <w:sz w:val="17"/>
+              </w:rPr>
+              <w:t xml:space="preserve"> 로 마이그레이션에 정본이 아예 없는 로드맵 설계라 대조 대상이 아닙니다. 곧 사본과 정본이 같다고 말할 수 있는 것은 열셋입니다. 그 열셋도 같은 구조라 언제든 갈립니다</w:t>
+            </w:r>
+          </w:p>
+        </w:tc>
+      </w:tr>
+      <w:tr>
+        <w:tc>
+          <w:tcPr>
+            <w:tcW w:type="dxa" w:w="4873"/>
+          </w:tcPr>
+          <w:p>
+            <w:pPr>
+              <w:spacing w:after="20" w:line="252" w:lineRule="auto"/>
+            </w:pPr>
+            <w:r>
+              <w:rPr>
+                <w:sz w:val="17"/>
+              </w:rPr>
+            </w:r>
+            <w:r>
+              <w:rPr>
+                <w:rFonts w:ascii="맑은 고딕" w:hAnsi="맑은 고딕" w:eastAsia="맑은 고딕"/>
+                <w:sz w:val="17"/>
+              </w:rPr>
+              <w:t>42</w:t>
+            </w:r>
+          </w:p>
+        </w:tc>
+        <w:tc>
+          <w:tcPr>
+            <w:tcW w:type="dxa" w:w="4873"/>
+          </w:tcPr>
+          <w:p>
+            <w:pPr>
+              <w:spacing w:after="20" w:line="252" w:lineRule="auto"/>
+            </w:pPr>
+            <w:r>
+              <w:rPr>
+                <w:sz w:val="17"/>
+              </w:rPr>
+            </w:r>
+            <w:r>
+              <w:rPr>
+                <w:rFonts w:ascii="맑은 고딕" w:hAnsi="맑은 고딕" w:eastAsia="맑은 고딕"/>
+                <w:sz w:val="17"/>
+              </w:rPr>
+              <w:t xml:space="preserve">12마켓 부하에서 주문의 3분의 1이 201도 429도 아닌 응답으로 빠졌습니다. 2026-09-10 실측입니다. 요청 240/s 칸에서 전체 주문 요청 171.5/s 중 접수 112.9, 수용 거절 87.1, 비201 응답이 58.6/s 였습니다. 2026-09-11 에 사유를 갈랐습니다. 비201 이 초당 60.93 이고 </w:t>
+            </w:r>
+            <w:r>
+              <w:rPr>
+                <w:rFonts w:ascii="Consolas" w:hAnsi="Consolas" w:eastAsia="Consolas"/>
+                <w:sz w:val="17"/>
+              </w:rPr>
+              <w:t>exchange.orders.rejected</w:t>
+            </w:r>
+            <w:r>
+              <w:rPr>
+                <w:rFonts w:ascii="맑은 고딕" w:hAnsi="맑은 고딕" w:eastAsia="맑은 고딕"/>
+                <w:sz w:val="17"/>
+              </w:rPr>
+              <w:t xml:space="preserve"> 의 </w:t>
+            </w:r>
+            <w:r>
+              <w:rPr>
+                <w:rFonts w:ascii="Consolas" w:hAnsi="Consolas" w:eastAsia="Consolas"/>
+                <w:sz w:val="17"/>
+              </w:rPr>
+              <w:t>insufficient_funds</w:t>
+            </w:r>
+            <w:r>
+              <w:rPr>
+                <w:rFonts w:ascii="맑은 고딕" w:hAnsi="맑은 고딕" w:eastAsia="맑은 고딕"/>
+                <w:sz w:val="17"/>
+              </w:rPr>
+              <w:t xml:space="preserve"> 가 정확히 같은 60.93 입니다. </w:t>
+            </w:r>
+            <w:r>
+              <w:rPr>
+                <w:rFonts w:ascii="Consolas" w:hAnsi="Consolas" w:eastAsia="Consolas"/>
+                <w:sz w:val="17"/>
+              </w:rPr>
+              <w:t>domain_rejected</w:t>
+            </w:r>
+            <w:r>
+              <w:rPr>
+                <w:rFonts w:ascii="맑은 고딕" w:hAnsi="맑은 고딕" w:eastAsia="맑은 고딕"/>
+                <w:sz w:val="17"/>
+              </w:rPr>
+              <w:t xml:space="preserve"> 는 0 입니다. 곧 400 이 전부 잔고 부족입니다. 부하 계정 잔고를 직접 보니 기준자산 열셋 중 아홉이 최소 0 이었습니다. 시드가 기준자산마다 100 인데 </w:t>
+            </w:r>
+            <w:r>
+              <w:rPr>
+                <w:rFonts w:ascii="Consolas" w:hAnsi="Consolas" w:eastAsia="Consolas"/>
+                <w:sz w:val="17"/>
+              </w:rPr>
+              <w:t>order_flow.js</w:t>
+            </w:r>
+            <w:r>
+              <w:rPr>
+                <w:rFonts w:ascii="맑은 고딕" w:hAnsi="맑은 고딕" w:eastAsia="맑은 고딕"/>
+                <w:sz w:val="17"/>
+              </w:rPr>
+              <w:t xml:space="preserve"> 의 매도 수량이 KRW-DOGE 와 KRW-TRX 에서 한 건에 50 이라 계정당 두 건이면 바닥납니다. 수량이 작은 KRW-BTC 0.001 과 KRW-ETH 0.01 만 99.84 와 98.33 으로 남았습니다. 같은 날 </w:t>
+            </w:r>
+            <w:r>
+              <w:rPr>
+                <w:rFonts w:ascii="Consolas" w:hAnsi="Consolas" w:eastAsia="Consolas"/>
+                <w:sz w:val="17"/>
+              </w:rPr>
+              <w:t>clean_suite.py</w:t>
+            </w:r>
+            <w:r>
+              <w:rPr>
+                <w:rFonts w:ascii="맑은 고딕" w:hAnsi="맑은 고딕" w:eastAsia="맑은 고딕"/>
+                <w:sz w:val="17"/>
+              </w:rPr>
+              <w:t xml:space="preserve"> 의 재발급이 기준자산 10^6 을 넣도록 고쳤습니다. 근거는 240/s 130초에서 계정당 매도가 약 271건이고 최대 수량 50 을 곱하면 13,550 이 필요하다는 계산입니다. 이 왜곡은 5.7.4 에서 5.7.7 까지의 12마켓 수치 전부에 들어 있습니다. 각 회차의 전후 대조는 양쪽 조건이 같아 유효하지만 절대값은 시스템 천장이 아니라 시드가 만든 천장을 함께 봅니다. </w:t>
+            </w:r>
+            <w:r>
+              <w:rPr>
+                <w:rFonts w:ascii="맑은 고딕" w:hAnsi="맑은 고딕" w:eastAsia="맑은 고딕"/>
+                <w:b/>
+                <w:sz w:val="17"/>
+              </w:rPr>
+              <w:t>해소(2026-09-11).</w:t>
+            </w:r>
+            <w:r>
+              <w:rPr>
+                <w:rFonts w:ascii="맑은 고딕" w:hAnsi="맑은 고딕" w:eastAsia="맑은 고딕"/>
+                <w:sz w:val="17"/>
+              </w:rPr>
+              <w:t xml:space="preserve"> 고친 시드로 같은 사다리를 다시 걸었고 비201 이 전 칸에서 0 입니다(5.7.8). 접수는 전 칸에서 올랐고 240/s 칸에서 113.25 가 125.71 이 됐습니다. 5.7.4 에서 5.7.7 까지의 절대값은 그대로 두되 이 한계를 함께 읽어야 합니다. 다시 재지 않는 이유는 그 회차들의 판정이 전부 전후 대조이고 대조는 왜곡에 영향받지 않기 때문입니다</w:t>
+            </w:r>
+          </w:p>
+        </w:tc>
+      </w:tr>
+      <w:tr>
+        <w:tc>
+          <w:tcPr>
+            <w:tcW w:type="dxa" w:w="4873"/>
+          </w:tcPr>
+          <w:p>
+            <w:pPr>
+              <w:spacing w:after="20" w:line="252" w:lineRule="auto"/>
+            </w:pPr>
+            <w:r>
+              <w:rPr>
+                <w:sz w:val="17"/>
+              </w:rPr>
+            </w:r>
+            <w:r>
+              <w:rPr>
+                <w:rFonts w:ascii="맑은 고딕" w:hAnsi="맑은 고딕" w:eastAsia="맑은 고딕"/>
+                <w:sz w:val="17"/>
+              </w:rPr>
+              <w:t>43</w:t>
+            </w:r>
+          </w:p>
+        </w:tc>
+        <w:tc>
+          <w:tcPr>
+            <w:tcW w:type="dxa" w:w="4873"/>
+          </w:tcPr>
+          <w:p>
+            <w:pPr>
+              <w:spacing w:after="20" w:line="252" w:lineRule="auto"/>
+            </w:pPr>
+            <w:r>
+              <w:rPr>
+                <w:sz w:val="17"/>
+              </w:rPr>
+            </w:r>
+            <w:r>
+              <w:rPr>
+                <w:rFonts w:ascii="맑은 고딕" w:hAnsi="맑은 고딕" w:eastAsia="맑은 고딕"/>
+                <w:sz w:val="17"/>
+              </w:rPr>
+              <w:t xml:space="preserve">마켓 순서 대역이 찰 때까지가 연 단위가 아니라 일 단위입니다. </w:t>
+            </w:r>
+            <w:r>
+              <w:rPr>
+                <w:rFonts w:ascii="Consolas" w:hAnsi="Consolas" w:eastAsia="Consolas"/>
+                <w:sz w:val="17"/>
+              </w:rPr>
+              <w:t>event_seq</w:t>
+            </w:r>
+            <w:r>
+              <w:rPr>
+                <w:rFonts w:ascii="맑은 고딕" w:hAnsi="맑은 고딕" w:eastAsia="맑은 고딕"/>
+                <w:sz w:val="17"/>
+              </w:rPr>
+              <w:t xml:space="preserve"> 를 </w:t>
+            </w:r>
+            <w:r>
+              <w:rPr>
+                <w:rFonts w:ascii="Consolas" w:hAnsi="Consolas" w:eastAsia="Consolas"/>
+                <w:sz w:val="17"/>
+              </w:rPr>
+              <w:t>marketId * 10^7 + market_seq</w:t>
+            </w:r>
+            <w:r>
+              <w:rPr>
+                <w:rFonts w:ascii="맑은 고딕" w:hAnsi="맑은 고딕" w:eastAsia="맑은 고딕"/>
+                <w:sz w:val="17"/>
+              </w:rPr>
+              <w:t xml:space="preserve"> 로 파생하므로 마켓당 지역 번호가 10^7 을 넘으면 그 마켓의 채번이 예외를 던집니다. 2026-09-11 실측 기준으로 명령당 이벤트가 1.133개이고 라이터 적용이 초당 118.73건입니다. 12마켓 균등이면 마켓당 초당 11.21개이고 10^7 까지 10.3일입니다. 봇이 몰리는 KRW-BTC 는 6.9일, 단일 마켓 회차는 1.4일입니다. 부하를 끄고 상시면만 돌려도 55일입니다. 발표까지 남은 기간과 같은 자릿수입니다. 실패 양상이 나쁩니다. 채번 예외가 라이터를 fail-fast 로 멈추고 </w:t>
+            </w:r>
+            <w:r>
+              <w:rPr>
+                <w:rFonts w:ascii="Consolas" w:hAnsi="Consolas" w:eastAsia="Consolas"/>
+                <w:sz w:val="17"/>
+              </w:rPr>
+              <w:t>WriterRouter.isRunning</w:t>
+            </w:r>
+            <w:r>
+              <w:rPr>
+                <w:rFonts w:ascii="맑은 고딕" w:hAnsi="맑은 고딕" w:eastAsia="맑은 고딕"/>
+                <w:sz w:val="17"/>
+              </w:rPr>
+              <w:t xml:space="preserve"> 이 전체 기준이라 한 마켓의 정지가 전 마켓 접수 거부가 되며 리더십까지 내려놓습니다. 그 명령은 이미 저널에 커밋돼 있으므로 재기동해도 같은 자리에서 다시 죽습니다. 운영이 카운터를 되돌릴 수도 없습니다. </w:t>
+            </w:r>
+            <w:r>
+              <w:rPr>
+                <w:rFonts w:ascii="Consolas" w:hAnsi="Consolas" w:eastAsia="Consolas"/>
+                <w:sz w:val="17"/>
+              </w:rPr>
+              <w:t>event_journal</w:t>
+            </w:r>
+            <w:r>
+              <w:rPr>
+                <w:rFonts w:ascii="맑은 고딕" w:hAnsi="맑은 고딕" w:eastAsia="맑은 고딕"/>
+                <w:sz w:val="17"/>
+              </w:rPr>
+              <w:t xml:space="preserve"> 기본키와 두 레지스트리의 유일 제약이 </w:t>
+            </w:r>
+            <w:r>
+              <w:rPr>
+                <w:rFonts w:ascii="Consolas" w:hAnsi="Consolas" w:eastAsia="Consolas"/>
+                <w:sz w:val="17"/>
+              </w:rPr>
+              <w:t>event_seq</w:t>
+            </w:r>
+            <w:r>
+              <w:rPr>
+                <w:rFonts w:ascii="맑은 고딕" w:hAnsi="맑은 고딕" w:eastAsia="맑은 고딕"/>
+                <w:sz w:val="17"/>
+              </w:rPr>
+              <w:t xml:space="preserve"> 재사용을 물리로 막습니다. 지금은 디스크가 먼저 찹니다. 상시면 9일, 부하시험 9시간입니다. 그러나 보존 정책이 들어오는 순간 디스크 벽이 사라지고 대역이 다음 벽이 됩니다. 카운터 여유를 보는 경보가 없는 것도 함께 고칩니다. 불변식 C23 은 카운터와 저널의 정합만 보고 잔여 여유는 보지 않습니다</w:t>
+            </w:r>
+          </w:p>
+        </w:tc>
+      </w:tr>
+      <w:tr>
+        <w:tc>
+          <w:tcPr>
+            <w:tcW w:type="dxa" w:w="4873"/>
+          </w:tcPr>
+          <w:p>
+            <w:pPr>
+              <w:spacing w:after="20" w:line="252" w:lineRule="auto"/>
+            </w:pPr>
+            <w:r>
+              <w:rPr>
+                <w:sz w:val="17"/>
+              </w:rPr>
+            </w:r>
+            <w:r>
+              <w:rPr>
+                <w:rFonts w:ascii="맑은 고딕" w:hAnsi="맑은 고딕" w:eastAsia="맑은 고딕"/>
+                <w:sz w:val="17"/>
+              </w:rPr>
+              <w:t>44</w:t>
+            </w:r>
+          </w:p>
+        </w:tc>
+        <w:tc>
+          <w:tcPr>
+            <w:tcW w:type="dxa" w:w="4873"/>
+          </w:tcPr>
+          <w:p>
+            <w:pPr>
+              <w:spacing w:after="20" w:line="252" w:lineRule="auto"/>
+            </w:pPr>
+            <w:r>
+              <w:rPr>
+                <w:sz w:val="17"/>
+              </w:rPr>
+            </w:r>
+            <w:r>
+              <w:rPr>
+                <w:rFonts w:ascii="맑은 고딕" w:hAnsi="맑은 고딕" w:eastAsia="맑은 고딕"/>
+                <w:sz w:val="17"/>
+              </w:rPr>
+              <w:t xml:space="preserve">마켓 식별자가 20 이상이면 이벤트가 첫 건부터 </w:t>
+            </w:r>
+            <w:r>
+              <w:rPr>
+                <w:rFonts w:ascii="Consolas" w:hAnsi="Consolas" w:eastAsia="Consolas"/>
+                <w:sz w:val="17"/>
+              </w:rPr>
+              <w:t>event_journal</w:t>
+            </w:r>
+            <w:r>
+              <w:rPr>
+                <w:rFonts w:ascii="맑은 고딕" w:hAnsi="맑은 고딕" w:eastAsia="맑은 고딕"/>
+                <w:sz w:val="17"/>
+              </w:rPr>
+              <w:t xml:space="preserve"> 의 기본 파티션으로 갑니다. 대역 폭 10^7 과 p0 경계 2 x 10^8 이 정확히 20배라 식별자 0에서 19까지만 p0 안에 듭니다. 오류가 아니라 무음 강등입니다. 그리고 기본 파티션에 행이 한 번 들어가면 2 x 10^8 부터의 파티션을 나중에 만들 수 없습니다. PostgreSQL 이 기본 파티션을 훑어 거부하기 때문입니다. V1 이후 </w:t>
+            </w:r>
+            <w:r>
+              <w:rPr>
+                <w:rFonts w:ascii="Consolas" w:hAnsi="Consolas" w:eastAsia="Consolas"/>
+                <w:sz w:val="17"/>
+              </w:rPr>
+              <w:t>event_journal</w:t>
+            </w:r>
+            <w:r>
+              <w:rPr>
+                <w:rFonts w:ascii="맑은 고딕" w:hAnsi="맑은 고딕" w:eastAsia="맑은 고딕"/>
+                <w:sz w:val="17"/>
+              </w:rPr>
+              <w:t xml:space="preserve"> 파티션을 더하는 마이그레이션이 하나도 없으므로 그 시점에 성장 경로가 영구히 닫힙니다. 현재 마켓이 열둘이라 도달하지 않았습니다. 불변식 C15 가 기본 파티션 유입을 WARN 으로 보고 있어 발견은 됩니다</w:t>
+            </w:r>
+          </w:p>
+        </w:tc>
+      </w:tr>
+      <w:tr>
+        <w:tc>
+          <w:tcPr>
+            <w:tcW w:type="dxa" w:w="4873"/>
+          </w:tcPr>
+          <w:p>
+            <w:pPr>
+              <w:spacing w:after="20" w:line="252" w:lineRule="auto"/>
+            </w:pPr>
+            <w:r>
+              <w:rPr>
+                <w:sz w:val="17"/>
+              </w:rPr>
+            </w:r>
+            <w:r>
+              <w:rPr>
+                <w:rFonts w:ascii="맑은 고딕" w:hAnsi="맑은 고딕" w:eastAsia="맑은 고딕"/>
+                <w:sz w:val="17"/>
+              </w:rPr>
+              <w:t>45</w:t>
+            </w:r>
+          </w:p>
+        </w:tc>
+        <w:tc>
+          <w:tcPr>
+            <w:tcW w:type="dxa" w:w="4873"/>
+          </w:tcPr>
+          <w:p>
+            <w:pPr>
+              <w:spacing w:after="20" w:line="252" w:lineRule="auto"/>
+            </w:pPr>
+            <w:r>
+              <w:rPr>
+                <w:sz w:val="17"/>
+              </w:rPr>
+            </w:r>
+            <w:r>
+              <w:rPr>
+                <w:rFonts w:ascii="맑은 고딕" w:hAnsi="맑은 고딕" w:eastAsia="맑은 고딕"/>
+                <w:sz w:val="17"/>
+              </w:rPr>
+              <w:t xml:space="preserve">스냅샷이 한 건도 찍히지 않습니다. 2026-09-11 실측입니다. 명령 121,812건을 기록한 데이터베이스에서 </w:t>
+            </w:r>
+            <w:r>
+              <w:rPr>
+                <w:rFonts w:ascii="Consolas" w:hAnsi="Consolas" w:eastAsia="Consolas"/>
+                <w:sz w:val="17"/>
+              </w:rPr>
+              <w:t>snapshots</w:t>
+            </w:r>
+            <w:r>
+              <w:rPr>
+                <w:rFonts w:ascii="맑은 고딕" w:hAnsi="맑은 고딕" w:eastAsia="맑은 고딕"/>
+                <w:sz w:val="17"/>
+              </w:rPr>
+              <w:t xml:space="preserve"> 표가 0행입니다. 원인은 배선입니다. </w:t>
+            </w:r>
+            <w:r>
+              <w:rPr>
+                <w:rFonts w:ascii="Consolas" w:hAnsi="Consolas" w:eastAsia="Consolas"/>
+                <w:sz w:val="17"/>
+              </w:rPr>
+              <w:t>EngineConfig.snapshotCapture</w:t>
+            </w:r>
+            <w:r>
+              <w:rPr>
+                <w:rFonts w:ascii="맑은 고딕" w:hAnsi="맑은 고딕" w:eastAsia="맑은 고딕"/>
+                <w:sz w:val="17"/>
+              </w:rPr>
+              <w:t xml:space="preserve"> 가 </w:t>
+            </w:r>
+            <w:r>
+              <w:rPr>
+                <w:rFonts w:ascii="Consolas" w:hAnsi="Consolas" w:eastAsia="Consolas"/>
+                <w:sz w:val="17"/>
+              </w:rPr>
+              <w:t>setSnapshotHook</w:t>
+            </w:r>
+            <w:r>
+              <w:rPr>
+                <w:rFonts w:ascii="맑은 고딕" w:hAnsi="맑은 고딕" w:eastAsia="맑은 고딕"/>
+                <w:sz w:val="17"/>
+              </w:rPr>
+              <w:t xml:space="preserve"> 을 레거시 </w:t>
+            </w:r>
+            <w:r>
+              <w:rPr>
+                <w:rFonts w:ascii="Consolas" w:hAnsi="Consolas" w:eastAsia="Consolas"/>
+                <w:sz w:val="17"/>
+              </w:rPr>
+              <w:t>singleWriterLoop</w:t>
+            </w:r>
+            <w:r>
+              <w:rPr>
+                <w:rFonts w:ascii="맑은 고딕" w:hAnsi="맑은 고딕" w:eastAsia="맑은 고딕"/>
+                <w:sz w:val="17"/>
+              </w:rPr>
+              <w:t xml:space="preserve"> 빈에만 겁니다. ADR 0021 5단계가 운영 경로를 </w:t>
+            </w:r>
+            <w:r>
+              <w:rPr>
+                <w:rFonts w:ascii="Consolas" w:hAnsi="Consolas" w:eastAsia="Consolas"/>
+                <w:sz w:val="17"/>
+              </w:rPr>
+              <w:t>WriterRouter</w:t>
+            </w:r>
+            <w:r>
+              <w:rPr>
+                <w:rFonts w:ascii="맑은 고딕" w:hAnsi="맑은 고딕" w:eastAsia="맑은 고딕"/>
+                <w:sz w:val="17"/>
+              </w:rPr>
+              <w:t xml:space="preserve"> 샤드로 옮겼는데 그 샤드에는 훅이 없습니다. 저장소 전체에서 </w:t>
+            </w:r>
+            <w:r>
+              <w:rPr>
+                <w:rFonts w:ascii="Consolas" w:hAnsi="Consolas" w:eastAsia="Consolas"/>
+                <w:sz w:val="17"/>
+              </w:rPr>
+              <w:t>setSnapshotHook</w:t>
+            </w:r>
+            <w:r>
+              <w:rPr>
+                <w:rFonts w:ascii="맑은 고딕" w:hAnsi="맑은 고딕" w:eastAsia="맑은 고딕"/>
+                <w:sz w:val="17"/>
+              </w:rPr>
+              <w:t xml:space="preserve"> 호출부가 그 한 줄뿐입니다. 결과로 복구가 항상 명령 0번부터 전량 재생입니다. 곧 복구 시간이 저널 크기에 비례합니다. 정본의 RTO 실측 0.107초에서 14.367초는 저널이 작던 회차의 값이라 이 배선에서는 저널이 자랄수록 함께 자랍니다. 아직 큰 저널로 페일오버를 재지 않았습니다</w:t>
+            </w:r>
+          </w:p>
+        </w:tc>
+      </w:tr>
+      <w:tr>
+        <w:tc>
+          <w:tcPr>
+            <w:tcW w:type="dxa" w:w="4873"/>
+          </w:tcPr>
+          <w:p>
+            <w:pPr>
+              <w:spacing w:after="20" w:line="252" w:lineRule="auto"/>
+            </w:pPr>
+            <w:r>
+              <w:rPr>
+                <w:sz w:val="17"/>
+              </w:rPr>
+            </w:r>
+            <w:r>
+              <w:rPr>
+                <w:rFonts w:ascii="맑은 고딕" w:hAnsi="맑은 고딕" w:eastAsia="맑은 고딕"/>
+                <w:sz w:val="17"/>
+              </w:rPr>
+              <w:t>46</w:t>
+            </w:r>
+          </w:p>
+        </w:tc>
+        <w:tc>
+          <w:tcPr>
+            <w:tcW w:type="dxa" w:w="4873"/>
+          </w:tcPr>
+          <w:p>
+            <w:pPr>
+              <w:spacing w:after="20" w:line="252" w:lineRule="auto"/>
+            </w:pPr>
+            <w:r>
+              <w:rPr>
+                <w:sz w:val="17"/>
+              </w:rPr>
+            </w:r>
+            <w:r>
+              <w:rPr>
+                <w:rFonts w:ascii="Consolas" w:hAnsi="Consolas" w:eastAsia="Consolas"/>
+                <w:sz w:val="17"/>
+              </w:rPr>
+              <w:t>command_journal</w:t>
+            </w:r>
+            <w:r>
+              <w:rPr>
+                <w:rFonts w:ascii="맑은 고딕" w:hAnsi="맑은 고딕" w:eastAsia="맑은 고딕"/>
+                <w:sz w:val="17"/>
+              </w:rPr>
+              <w:t xml:space="preserve"> 의 파티션이 셋뿐이고 V1 이후 더한 마이그레이션이 없습니다. </w:t>
+            </w:r>
+            <w:r>
+              <w:rPr>
+                <w:rFonts w:ascii="Consolas" w:hAnsi="Consolas" w:eastAsia="Consolas"/>
+                <w:sz w:val="17"/>
+              </w:rPr>
+              <w:t>p0</w:t>
+            </w:r>
+            <w:r>
+              <w:rPr>
+                <w:rFonts w:ascii="맑은 고딕" w:hAnsi="맑은 고딕" w:eastAsia="맑은 고딕"/>
+                <w:sz w:val="17"/>
+              </w:rPr>
+              <w:t xml:space="preserve"> 가 10^8 까지, </w:t>
+            </w:r>
+            <w:r>
+              <w:rPr>
+                <w:rFonts w:ascii="Consolas" w:hAnsi="Consolas" w:eastAsia="Consolas"/>
+                <w:sz w:val="17"/>
+              </w:rPr>
+              <w:t>p100000000</w:t>
+            </w:r>
+            <w:r>
+              <w:rPr>
+                <w:rFonts w:ascii="맑은 고딕" w:hAnsi="맑은 고딕" w:eastAsia="맑은 고딕"/>
+                <w:sz w:val="17"/>
+              </w:rPr>
+              <w:t xml:space="preserve"> 이 2 x 10^8 까지, 그다음이 기본 파티션입니다. 기본 파티션에 행이 한 번 들어가면 그 구간의 파티션을 다시 만들 수 없습니다. PostgreSQL 이 기본 파티션을 훑어 거부하기 때문입니다. 불변식 C15 가 유입을 보지만 WARN 이라 멈추지 않습니다. 부하시험 속도 초당 132 로 연속 주행하면 2 x 10^8 까지 약 17.4일이고 봇만 도는 상시면 속도로는 1년이 넘습니다. 하네스는 칸마다 볼륨을 파기하므로 도달하지 않습니다. 곧 급하지는 않으나 파티션을 미리 만들어 두는 비용이 거의 0 이라 다음 마이그레이션에 함께 넣습니다</w:t>
+            </w:r>
+          </w:p>
+        </w:tc>
+      </w:tr>
+      <w:tr>
+        <w:tc>
+          <w:tcPr>
+            <w:tcW w:type="dxa" w:w="4873"/>
+          </w:tcPr>
+          <w:p>
+            <w:pPr>
+              <w:spacing w:after="20" w:line="252" w:lineRule="auto"/>
+            </w:pPr>
+            <w:r>
+              <w:rPr>
+                <w:sz w:val="17"/>
+              </w:rPr>
+            </w:r>
+            <w:r>
+              <w:rPr>
+                <w:rFonts w:ascii="맑은 고딕" w:hAnsi="맑은 고딕" w:eastAsia="맑은 고딕"/>
+                <w:sz w:val="17"/>
+              </w:rPr>
+              <w:t>47</w:t>
+            </w:r>
+          </w:p>
+        </w:tc>
+        <w:tc>
+          <w:tcPr>
+            <w:tcW w:type="dxa" w:w="4873"/>
+          </w:tcPr>
+          <w:p>
+            <w:pPr>
+              <w:spacing w:after="20" w:line="252" w:lineRule="auto"/>
+            </w:pPr>
+            <w:r>
+              <w:rPr>
+                <w:sz w:val="17"/>
+              </w:rPr>
+            </w:r>
+            <w:r>
+              <w:rPr>
+                <w:rFonts w:ascii="맑은 고딕" w:hAnsi="맑은 고딕" w:eastAsia="맑은 고딕"/>
+                <w:sz w:val="17"/>
+              </w:rPr>
+              <w:t xml:space="preserve">처리량 천장의 절대값을 회차 밖으로 인용할 수 없습니다. 2026-09-12 실측입니다. 거의 같은 코드로 같은 스크립트에 같은 요청 240/s 를 걸었는데 접수가 157.47 에서 255.36/s 로 1.62배 갈렸습니다. 제시된 부하는 양쪽 다 초당 256 에서 259 로 거의 같습니다. 주행 간 산포도 아닙니다. 같은 날 240/s 를 한 번 더 걸어 접수 255.16/s 를 얻었고 첫 주행 255.36 과 0.08퍼센트 안에서 맞습니다. </w:t>
+            </w:r>
+            <w:r>
+              <w:rPr>
+                <w:rFonts w:ascii="맑은 고딕" w:hAnsi="맑은 고딕" w:eastAsia="맑은 고딕"/>
+                <w:b/>
+                <w:sz w:val="17"/>
+              </w:rPr>
+              <w:t>그 차이를 아직 설명하지 못합니다.</w:t>
+            </w:r>
+            <w:r>
+              <w:rPr>
+                <w:rFonts w:ascii="맑은 고딕" w:hAnsi="맑은 고딕" w:eastAsia="맑은 고딕"/>
+                <w:sz w:val="17"/>
+              </w:rPr>
+              <w:t xml:space="preserve"> 코드는 원인이 아닙니다. 두 회차가 같은 커밋은 아니지만 그 사이 서버 변경은 </w:t>
+            </w:r>
+            <w:r>
+              <w:rPr>
+                <w:rFonts w:ascii="Consolas" w:hAnsi="Consolas" w:eastAsia="Consolas"/>
+                <w:sz w:val="17"/>
+              </w:rPr>
+              <w:t>EngineConfig.java</w:t>
+            </w:r>
+            <w:r>
+              <w:rPr>
+                <w:rFonts w:ascii="맑은 고딕" w:hAnsi="맑은 고딕" w:eastAsia="맑은 고딕"/>
+                <w:sz w:val="17"/>
+              </w:rPr>
+              <w:t xml:space="preserve"> 6행과 </w:t>
+            </w:r>
+            <w:r>
+              <w:rPr>
+                <w:rFonts w:ascii="Consolas" w:hAnsi="Consolas" w:eastAsia="Consolas"/>
+                <w:sz w:val="17"/>
+              </w:rPr>
+              <w:t>CommandJournalAppender.java</w:t>
+            </w:r>
+            <w:r>
+              <w:rPr>
+                <w:rFonts w:ascii="맑은 고딕" w:hAnsi="맑은 고딕" w:eastAsia="맑은 고딕"/>
+                <w:sz w:val="17"/>
+              </w:rPr>
+              <w:t xml:space="preserve"> 62행 추가 2행 삭제이고 내용이 </w:t>
+            </w:r>
+            <w:r>
+              <w:rPr>
+                <w:rFonts w:ascii="Consolas" w:hAnsi="Consolas" w:eastAsia="Consolas"/>
+                <w:sz w:val="17"/>
+              </w:rPr>
+              <w:t>System.nanoTime</w:t>
+            </w:r>
+            <w:r>
+              <w:rPr>
+                <w:rFonts w:ascii="맑은 고딕" w:hAnsi="맑은 고딕" w:eastAsia="맑은 고딕"/>
+                <w:sz w:val="17"/>
+              </w:rPr>
+              <w:t xml:space="preserve"> 표식과 </w:t>
+            </w:r>
+            <w:r>
+              <w:rPr>
+                <w:rFonts w:ascii="Consolas" w:hAnsi="Consolas" w:eastAsia="Consolas"/>
+                <w:sz w:val="17"/>
+              </w:rPr>
+              <w:t>LongAdder</w:t>
+            </w:r>
+            <w:r>
+              <w:rPr>
+                <w:rFonts w:ascii="맑은 고딕" w:hAnsi="맑은 고딕" w:eastAsia="맑은 고딕"/>
+                <w:sz w:val="17"/>
+              </w:rPr>
+              <w:t xml:space="preserve"> 뿐입니다. 계측은 비용을 더하는 방향이므로 더 많은 일을 하는 쪽이 더 빨랐습니다. 저장 계층은 실제로 움직입니다. </w:t>
+            </w:r>
+            <w:r>
+              <w:rPr>
+                <w:rFonts w:ascii="Consolas" w:hAnsi="Consolas" w:eastAsia="Consolas"/>
+                <w:sz w:val="17"/>
+              </w:rPr>
+              <w:t>pg_test_fsync</w:t>
+            </w:r>
+            <w:r>
+              <w:rPr>
+                <w:rFonts w:ascii="맑은 고딕" w:hAnsi="맑은 고딕" w:eastAsia="맑은 고딕"/>
+                <w:sz w:val="17"/>
+              </w:rPr>
+              <w:t xml:space="preserve"> 의 </w:t>
+            </w:r>
+            <w:r>
+              <w:rPr>
+                <w:rFonts w:ascii="Consolas" w:hAnsi="Consolas" w:eastAsia="Consolas"/>
+                <w:sz w:val="17"/>
+              </w:rPr>
+              <w:t>fdatasync</w:t>
+            </w:r>
+            <w:r>
+              <w:rPr>
+                <w:rFonts w:ascii="맑은 고딕" w:hAnsi="맑은 고딕" w:eastAsia="맑은 고딕"/>
+                <w:sz w:val="17"/>
+              </w:rPr>
+              <w:t xml:space="preserve"> 가 2026-09-07 건당 3.206밀리초에서 2026-09-12 0.419밀리초로 7.7배 빨라졌고, </w:t>
+            </w:r>
+            <w:r>
+              <w:rPr>
+                <w:rFonts w:ascii="Consolas" w:hAnsi="Consolas" w:eastAsia="Consolas"/>
+                <w:sz w:val="17"/>
+              </w:rPr>
+              <w:t>PGDATA</w:t>
+            </w:r>
+            <w:r>
+              <w:rPr>
+                <w:rFonts w:ascii="맑은 고딕" w:hAnsi="맑은 고딕" w:eastAsia="맑은 고딕"/>
+                <w:sz w:val="17"/>
+              </w:rPr>
+              <w:t xml:space="preserve"> 를 직접 지정한 값과 기본 경로 값이 0.419 와 0.420 으로 같아 측정 위치 차이가 아닙니다. </w:t>
+            </w:r>
+            <w:r>
+              <w:rPr>
+                <w:rFonts w:ascii="맑은 고딕" w:hAnsi="맑은 고딕" w:eastAsia="맑은 고딕"/>
+                <w:b/>
+                <w:sz w:val="17"/>
+              </w:rPr>
+              <w:t>다만 2026-09-11 의 저장 계층은 측정하지 않았습니다.</w:t>
+            </w:r>
+            <w:r>
+              <w:rPr>
+                <w:rFonts w:ascii="맑은 고딕" w:hAnsi="맑은 고딕" w:eastAsia="맑은 고딕"/>
+                <w:sz w:val="17"/>
+              </w:rPr>
+              <w:t xml:space="preserve"> 그래서 이번 차이의 원인을 저장 계층으로 확정하지 않습니다. 3.206밀리초를 그날에 대입하는 것도 안 됩니다. 같은 날 </w:t>
+            </w:r>
+            <w:r>
+              <w:rPr>
+                <w:rFonts w:ascii="Consolas" w:hAnsi="Consolas" w:eastAsia="Consolas"/>
+                <w:sz w:val="17"/>
+              </w:rPr>
+              <w:t>stage0.json</w:t>
+            </w:r>
+            <w:r>
+              <w:rPr>
+                <w:rFonts w:ascii="맑은 고딕" w:hAnsi="맑은 고딕" w:eastAsia="맑은 고딕"/>
+                <w:sz w:val="17"/>
+              </w:rPr>
+              <w:t xml:space="preserve"> 이 단일 세션 749.8 커밋/s, 평균 1.334밀리초를 쟀는데 장치 플러시가 3.206밀리초였다면 단일 세션이 초당 312 를 넘을 수 없습니다. 곧 09-11 의 플러시는 1.334밀리초 이하였다는 상한만 알 뿐입니다. 그 상한도 무부하 창의 값입니다. </w:t>
+            </w:r>
+            <w:r>
+              <w:rPr>
+                <w:rFonts w:ascii="Consolas" w:hAnsi="Consolas" w:eastAsia="Consolas"/>
+                <w:sz w:val="17"/>
+              </w:rPr>
+              <w:t>stage0</w:t>
+            </w:r>
+            <w:r>
+              <w:rPr>
+                <w:rFonts w:ascii="맑은 고딕" w:hAnsi="맑은 고딕" w:eastAsia="맑은 고딕"/>
+                <w:sz w:val="17"/>
+              </w:rPr>
+              <w:t xml:space="preserve"> 은 데이터베이스 단독 기동이고 대조군은 부하 주행입니다. 모형 자체는 무너지지 않습니다. 락 보유 1회의 역수가 단일 락의 산술 상한인데 09-11 은 6.166밀리초로 초당 162 에 실측 157.47 이고, 09-12 는 2.420밀리초로 초당 413 에 실측 373.82 입니다(요청 600/s 칸). 두 회차 모두 맞으므로 상한이 </w:t>
+            </w:r>
+            <w:r>
+              <w:rPr>
+                <w:rFonts w:ascii="Consolas" w:hAnsi="Consolas" w:eastAsia="Consolas"/>
+                <w:sz w:val="17"/>
+              </w:rPr>
+              <w:t>EngineBridge.submitLock</w:t>
+            </w:r>
+            <w:r>
+              <w:rPr>
+                <w:rFonts w:ascii="맑은 고딕" w:hAnsi="맑은 고딕" w:eastAsia="맑은 고딕"/>
+                <w:sz w:val="17"/>
+              </w:rPr>
+              <w:t xml:space="preserve"> 이라는 판정은 유지됩니다. 움직인 것은 그 락 안의 커밋 시간입니다. </w:t>
+            </w:r>
+            <w:r>
+              <w:rPr>
+                <w:rFonts w:ascii="맑은 고딕" w:hAnsi="맑은 고딕" w:eastAsia="맑은 고딕"/>
+                <w:b/>
+                <w:sz w:val="17"/>
+              </w:rPr>
+              <w:t>따라서 72.2 에서 160.25 까지의 사다리는 변화율만 인용합니다.</w:t>
+            </w:r>
+            <w:r>
+              <w:rPr>
+                <w:rFonts w:ascii="맑은 고딕" w:hAnsi="맑은 고딕" w:eastAsia="맑은 고딕"/>
+                <w:sz w:val="17"/>
+              </w:rPr>
+              <w:t xml:space="preserve"> 각 계단이 한 회차 안의 전후 대조라 대조는 유효하지만, 설명되지 않는 변동이 1.62배 크기로 있는 한 절대값을 날짜 너머로 시스템의 천장이라고 부르면 안 됩니다. 고치는 방향은 회차마다 저장 계층을 함께 재는 것입니다. 부하 직전 </w:t>
+            </w:r>
+            <w:r>
+              <w:rPr>
+                <w:rFonts w:ascii="Consolas" w:hAnsi="Consolas" w:eastAsia="Consolas"/>
+                <w:sz w:val="17"/>
+              </w:rPr>
+              <w:t>pg_test_fsync</w:t>
+            </w:r>
+            <w:r>
+              <w:rPr>
+                <w:rFonts w:ascii="맑은 고딕" w:hAnsi="맑은 고딕" w:eastAsia="맑은 고딕"/>
+                <w:sz w:val="17"/>
+              </w:rPr>
+              <w:t xml:space="preserve"> 한 번을 왕복 프로브와 사다리 주행 둘 다에 배선했고 이후 산출물이 그 값을 함께 담습니다 (</w:t>
+            </w:r>
+            <w:r>
+              <w:rPr>
+                <w:rFonts w:ascii="Consolas" w:hAnsi="Consolas" w:eastAsia="Consolas"/>
+                <w:sz w:val="17"/>
+              </w:rPr>
+              <w:t>harness/evidence/stage0c-20260912/</w:t>
+            </w:r>
+            <w:r>
+              <w:rPr>
+                <w:rFonts w:ascii="맑은 고딕" w:hAnsi="맑은 고딕" w:eastAsia="맑은 고딕"/>
+                <w:sz w:val="17"/>
+              </w:rPr>
+              <w:t xml:space="preserve">, </w:t>
+            </w:r>
+            <w:r>
+              <w:rPr>
+                <w:rFonts w:ascii="Consolas" w:hAnsi="Consolas" w:eastAsia="Consolas"/>
+                <w:sz w:val="17"/>
+              </w:rPr>
+              <w:t>제출_20260901/테스트_정본.md</w:t>
+            </w:r>
+            <w:r>
+              <w:rPr>
+                <w:rFonts w:ascii="맑은 고딕" w:hAnsi="맑은 고딕" w:eastAsia="맑은 고딕"/>
+                <w:sz w:val="17"/>
+              </w:rPr>
+              <w:t xml:space="preserve"> 5.7.13)</w:t>
             </w:r>
           </w:p>
         </w:tc>
@@ -18897,7 +23352,7 @@
           <w:rFonts w:ascii="맑은 고딕" w:hAnsi="맑은 고딕" w:eastAsia="맑은 고딕"/>
           <w:sz w:val="19"/>
         </w:rPr>
-        <w:t>가 갖습니다. 결정 기록 19편이 있습니다.</w:t>
+        <w:t>가 갖습니다. 결정 기록 21편이 있습니다.</w:t>
       </w:r>
     </w:p>
     <w:p>

--- a/제출_20260901/기획안.docx
+++ b/제출_20260901/기획안.docx
@@ -641,7 +641,7 @@
           <w:b/>
           <w:sz w:val="19"/>
         </w:rPr>
-        <w:t>셋. 동기 복제 대상이 한 대뿐이면 그 한 대가 쓰기의 단일 장애점입니다.</w:t>
+        <w:t>셋. 동기 복제는 대기 서버 장애를 그대로 쓰기 정지로 옮깁니다. 그래서 비동기로 내렸습니다.</w:t>
       </w:r>
     </w:p>
     <w:p>
@@ -667,7 +667,7 @@
           <w:rFonts w:ascii="맑은 고딕" w:hAnsi="맑은 고딕" w:eastAsia="맑은 고딕"/>
           <w:sz w:val="19"/>
         </w:rPr>
-        <w:t xml:space="preserve">로 묶으면 한 대가 죽어도 초당 56건으로 이어집니다. 근거는 </w:t>
+        <w:t xml:space="preserve">로 묶으면 한 대가 죽어도 초당 56건으로 이어집니다. 다만 같은 표의 마지막 행에서 두 대를 모두 잃으면 다시 0건입니다. 정족수는 단일 장애점을 이중 장애점으로 옮긴 것이지 없앤 것이 아닙니다. 그래서 2026-09-12 에 동기 정족수를 버리고 대기 서버 한 대 비동기 복제로 내렸습니다. 대가로 RPO 0 주장을 철회합니다 (ADR 0024). 근거는 </w:t>
       </w:r>
       <w:r>
         <w:rPr>
@@ -708,7 +708,7 @@
           <w:rFonts w:ascii="맑은 고딕" w:hAnsi="맑은 고딕" w:eastAsia="맑은 고딕"/>
           <w:sz w:val="19"/>
         </w:rPr>
-        <w:t>발표까지 총계 미국 달러 265.57(원화 371,801원)입니다. 상한은 달력 월 실청구로 판정하며, 2026년 9월과 10월이 각각 342,146원으로 자체 상한 500,000원 안입니다. 이 값은 9.3 표의 행 합에서 나옵니다. 상한은 2026-09-08에 지도교수 승인으로 100,000원에서 올렸습니다.</w:t>
+        <w:t>발표까지 총계 미국 달러 245.89(원화 344,245원)입니다. 상한은 달력 월 실청구로 판정하며, 2026년 9월과 10월이 각각 315,954원으로 자체 상한 500,000원 안입니다. 이 값은 9.3 표의 행 합에서 나옵니다. 상한은 2026-09-08에 지도교수 승인으로 100,000원에서 올렸습니다.</w:t>
       </w:r>
     </w:p>
     <w:p>
@@ -2370,7 +2370,7 @@
                 <w:rFonts w:ascii="맑은 고딕" w:hAnsi="맑은 고딕" w:eastAsia="맑은 고딕"/>
                 <w:sz w:val="17"/>
               </w:rPr>
-              <w:t>동기 복제 정족수</w:t>
+              <w:t>비동기 2노드 복제</w:t>
             </w:r>
           </w:p>
         </w:tc>
@@ -2392,7 +2392,7 @@
                 <w:rFonts w:ascii="맑은 고딕" w:hAnsi="맑은 고딕" w:eastAsia="맑은 고딕"/>
                 <w:sz w:val="17"/>
               </w:rPr>
-              <w:t>성립. 한 대 상실을 견딤</w:t>
+              <w:t>성립. 대기 서버 상실이 primary 커밋을 멈추지 않음. 로컬 한 호스트 두 컨테이너 확인</w:t>
             </w:r>
           </w:p>
         </w:tc>
@@ -2414,14 +2414,14 @@
                 <w:rFonts w:ascii="맑은 고딕" w:hAnsi="맑은 고딕" w:eastAsia="맑은 고딕"/>
                 <w:sz w:val="17"/>
               </w:rPr>
-              <w:t xml:space="preserve">ADR 0018, </w:t>
+              <w:t xml:space="preserve">ADR 0024, </w:t>
             </w:r>
             <w:r>
               <w:rPr>
                 <w:rFonts w:ascii="Consolas" w:hAnsi="Consolas" w:eastAsia="Consolas"/>
                 <w:sz w:val="17"/>
               </w:rPr>
-              <w:t>harness/evidence/replication-fault-20260908/</w:t>
+              <w:t>deploy/compose.node-data.yml</w:t>
             </w:r>
           </w:p>
         </w:tc>
@@ -3220,7 +3220,7 @@
                 <w:rFonts w:ascii="맑은 고딕" w:hAnsi="맑은 고딕" w:eastAsia="맑은 고딕"/>
                 <w:sz w:val="17"/>
               </w:rPr>
-              <w:t>승격 시 동기 대상 재설정</w:t>
+              <w:t>데이터베이스 자동 페일오버</w:t>
             </w:r>
           </w:p>
         </w:tc>
@@ -3261,10 +3261,127 @@
             </w:r>
             <w:r>
               <w:rPr>
-                <w:rFonts w:ascii="맑은 고딕" w:hAnsi="맑은 고딕" w:eastAsia="맑은 고딕"/>
-                <w:sz w:val="17"/>
-              </w:rPr>
-              <w:t>승격한 노드를 기준으로 동기 복제 대상을 다시 쓰는 절차가 배선되지 않았습니다</w:t>
+                <w:rFonts w:ascii="Consolas" w:hAnsi="Consolas" w:eastAsia="Consolas"/>
+                <w:sz w:val="17"/>
+              </w:rPr>
+              <w:t>pg_ctl promote</w:t>
+            </w:r>
+            <w:r>
+              <w:rPr>
+                <w:rFonts w:ascii="맑은 고딕" w:hAnsi="맑은 고딕" w:eastAsia="맑은 고딕"/>
+                <w:sz w:val="17"/>
+              </w:rPr>
+              <w:t xml:space="preserve">, </w:t>
+            </w:r>
+            <w:r>
+              <w:rPr>
+                <w:rFonts w:ascii="Consolas" w:hAnsi="Consolas" w:eastAsia="Consolas"/>
+                <w:sz w:val="17"/>
+              </w:rPr>
+              <w:t>pg_promote()</w:t>
+            </w:r>
+            <w:r>
+              <w:rPr>
+                <w:rFonts w:ascii="맑은 고딕" w:hAnsi="맑은 고딕" w:eastAsia="맑은 고딕"/>
+                <w:sz w:val="17"/>
+              </w:rPr>
+              <w:t xml:space="preserve">, </w:t>
+            </w:r>
+            <w:r>
+              <w:rPr>
+                <w:rFonts w:ascii="Consolas" w:hAnsi="Consolas" w:eastAsia="Consolas"/>
+                <w:sz w:val="17"/>
+              </w:rPr>
+              <w:t>promote_trigger_file</w:t>
+            </w:r>
+            <w:r>
+              <w:rPr>
+                <w:rFonts w:ascii="맑은 고딕" w:hAnsi="맑은 고딕" w:eastAsia="맑은 고딕"/>
+                <w:sz w:val="17"/>
+              </w:rPr>
+              <w:t xml:space="preserve"> 이 저장소 전체에 0건입니다. 수동 절차만 있고 </w:t>
+            </w:r>
+            <w:r>
+              <w:rPr>
+                <w:rFonts w:ascii="Consolas" w:hAnsi="Consolas" w:eastAsia="Consolas"/>
+                <w:sz w:val="17"/>
+              </w:rPr>
+              <w:t>docs/operations/DB_수동_페일오버.md</w:t>
+            </w:r>
+            <w:r>
+              <w:rPr>
+                <w:rFonts w:ascii="맑은 고딕" w:hAnsi="맑은 고딕" w:eastAsia="맑은 고딕"/>
+                <w:sz w:val="17"/>
+              </w:rPr>
+              <w:t xml:space="preserve"> 에 있습니다 (ADR 0024)</w:t>
+            </w:r>
+          </w:p>
+        </w:tc>
+      </w:tr>
+      <w:tr>
+        <w:tc>
+          <w:tcPr>
+            <w:tcW w:type="dxa" w:w="3249"/>
+          </w:tcPr>
+          <w:p>
+            <w:pPr>
+              <w:spacing w:after="20" w:line="252" w:lineRule="auto"/>
+            </w:pPr>
+            <w:r>
+              <w:rPr>
+                <w:sz w:val="17"/>
+              </w:rPr>
+            </w:r>
+            <w:r>
+              <w:rPr>
+                <w:rFonts w:ascii="맑은 고딕" w:hAnsi="맑은 고딕" w:eastAsia="맑은 고딕"/>
+                <w:sz w:val="17"/>
+              </w:rPr>
+              <w:t>비동기 복제의 유실량</w:t>
+            </w:r>
+          </w:p>
+        </w:tc>
+        <w:tc>
+          <w:tcPr>
+            <w:tcW w:type="dxa" w:w="3249"/>
+          </w:tcPr>
+          <w:p>
+            <w:pPr>
+              <w:spacing w:after="20" w:line="252" w:lineRule="auto"/>
+            </w:pPr>
+            <w:r>
+              <w:rPr>
+                <w:sz w:val="17"/>
+              </w:rPr>
+            </w:r>
+            <w:r>
+              <w:rPr>
+                <w:rFonts w:ascii="맑은 고딕" w:hAnsi="맑은 고딕" w:eastAsia="맑은 고딕"/>
+                <w:sz w:val="17"/>
+              </w:rPr>
+              <w:t>미성립</w:t>
+            </w:r>
+          </w:p>
+        </w:tc>
+        <w:tc>
+          <w:tcPr>
+            <w:tcW w:type="dxa" w:w="3249"/>
+          </w:tcPr>
+          <w:p>
+            <w:pPr>
+              <w:spacing w:after="20" w:line="252" w:lineRule="auto"/>
+            </w:pPr>
+            <w:r>
+              <w:rPr>
+                <w:sz w:val="17"/>
+              </w:rPr>
+            </w:r>
+            <w:r>
+              <w:rPr>
+                <w:rFonts w:ascii="맑은 고딕" w:hAnsi="맑은 고딕" w:eastAsia="맑은 고딕"/>
+                <w:sz w:val="17"/>
+              </w:rPr>
+              <w:t>primary 급사 시 대기 서버에 닿지 않은 미리 쓰기 기록의 양을 잰 적이 0건입니다. RPO 는 복제 지연만큼이고 그 값은 미측정입니다</w:t>
             </w:r>
           </w:p>
         </w:tc>
@@ -3889,7 +4006,7 @@
                 <w:rFonts w:ascii="맑은 고딕" w:hAnsi="맑은 고딕" w:eastAsia="맑은 고딕"/>
                 <w:sz w:val="17"/>
               </w:rPr>
-              <w:t>임차 갱신이 데이터베이스 커밋이면, 동기 복제 대상을 전부 잃을 때 갱신도 함께 멈춥니다. 그러면 임차가 만료되고 복제가 돌아와도 애플리케이션 재기동 없이는 복구되지 않습니다. DynamoDB 구현이 그 결합을 끊습니다. 기본값은 데이터베이스 쪽으로 두었습니다. 옮기기 전과 옮긴 뒤를 같은 조건에서 재려면 종전 경로가 살아 있어야 하기 때문입니다 (ADR 0017)</w:t>
+              <w:t>임차 갱신이 데이터베이스 커밋이면, primary 가 멈출 때 갱신도 함께 멈춥니다. 그러면 임차가 만료되고 복제가 돌아와도 애플리케이션 재기동 없이는 복구되지 않습니다. DynamoDB 구현이 그 결합을 끊습니다. 기본값은 데이터베이스 쪽으로 두었습니다. 옮기기 전과 옮긴 뒤를 같은 조건에서 재려면 종전 경로가 살아 있어야 하기 때문입니다 (ADR 0017)</w:t>
             </w:r>
           </w:p>
         </w:tc>
@@ -6032,7 +6149,7 @@
                 <w:rFonts w:ascii="맑은 고딕" w:hAnsi="맑은 고딕" w:eastAsia="맑은 고딕"/>
                 <w:sz w:val="17"/>
               </w:rPr>
-              <w:t>pg-standby-1</w:t>
+              <w:t>pg-standby</w:t>
             </w:r>
           </w:p>
         </w:tc>
@@ -6120,343 +6237,7 @@
                 <w:rFonts w:ascii="맑은 고딕" w:hAnsi="맑은 고딕" w:eastAsia="맑은 고딕"/>
                 <w:sz w:val="17"/>
               </w:rPr>
-              <w:t>동기 복제 대상입니다</w:t>
-            </w:r>
-          </w:p>
-        </w:tc>
-      </w:tr>
-      <w:tr>
-        <w:tc>
-          <w:tcPr>
-            <w:tcW w:type="dxa" w:w="1949"/>
-          </w:tcPr>
-          <w:p>
-            <w:pPr>
-              <w:spacing w:after="20" w:line="252" w:lineRule="auto"/>
-            </w:pPr>
-            <w:r>
-              <w:rPr>
-                <w:sz w:val="17"/>
-              </w:rPr>
-            </w:r>
-            <w:r>
-              <w:rPr>
-                <w:rFonts w:ascii="맑은 고딕" w:hAnsi="맑은 고딕" w:eastAsia="맑은 고딕"/>
-                <w:sz w:val="17"/>
-              </w:rPr>
-              <w:t>pg-standby-2</w:t>
-            </w:r>
-          </w:p>
-        </w:tc>
-        <w:tc>
-          <w:tcPr>
-            <w:tcW w:type="dxa" w:w="1949"/>
-          </w:tcPr>
-          <w:p>
-            <w:pPr>
-              <w:spacing w:after="20" w:line="252" w:lineRule="auto"/>
-            </w:pPr>
-            <w:r>
-              <w:rPr>
-                <w:sz w:val="17"/>
-              </w:rPr>
-            </w:r>
-            <w:r>
-              <w:rPr>
-                <w:rFonts w:ascii="맑은 고딕" w:hAnsi="맑은 고딕" w:eastAsia="맑은 고딕"/>
-                <w:sz w:val="17"/>
-              </w:rPr>
-              <w:t>t4g.small</w:t>
-            </w:r>
-          </w:p>
-        </w:tc>
-        <w:tc>
-          <w:tcPr>
-            <w:tcW w:type="dxa" w:w="1949"/>
-          </w:tcPr>
-          <w:p>
-            <w:pPr>
-              <w:spacing w:after="20" w:line="252" w:lineRule="auto"/>
-            </w:pPr>
-            <w:r>
-              <w:rPr>
-                <w:sz w:val="17"/>
-              </w:rPr>
-            </w:r>
-            <w:r>
-              <w:rPr>
-                <w:rFonts w:ascii="맑은 고딕" w:hAnsi="맑은 고딕" w:eastAsia="맑은 고딕"/>
-                <w:sz w:val="17"/>
-              </w:rPr>
-              <w:t>c</w:t>
-            </w:r>
-          </w:p>
-        </w:tc>
-        <w:tc>
-          <w:tcPr>
-            <w:tcW w:type="dxa" w:w="1949"/>
-          </w:tcPr>
-          <w:p>
-            <w:pPr>
-              <w:spacing w:after="20" w:line="252" w:lineRule="auto"/>
-            </w:pPr>
-            <w:r>
-              <w:rPr>
-                <w:sz w:val="17"/>
-              </w:rPr>
-            </w:r>
-            <w:r>
-              <w:rPr>
-                <w:rFonts w:ascii="맑은 고딕" w:hAnsi="맑은 고딕" w:eastAsia="맑은 고딕"/>
-                <w:sz w:val="17"/>
-              </w:rPr>
-              <w:t>상시</w:t>
-            </w:r>
-          </w:p>
-        </w:tc>
-        <w:tc>
-          <w:tcPr>
-            <w:tcW w:type="dxa" w:w="1949"/>
-          </w:tcPr>
-          <w:p>
-            <w:pPr>
-              <w:spacing w:after="20" w:line="252" w:lineRule="auto"/>
-            </w:pPr>
-            <w:r>
-              <w:rPr>
-                <w:sz w:val="17"/>
-              </w:rPr>
-            </w:r>
-            <w:r>
-              <w:rPr>
-                <w:rFonts w:ascii="맑은 고딕" w:hAnsi="맑은 고딕" w:eastAsia="맑은 고딕"/>
-                <w:sz w:val="17"/>
-              </w:rPr>
-              <w:t>동기 복제 대상입니다. 정족수의 두 번째 표입니다</w:t>
-            </w:r>
-          </w:p>
-        </w:tc>
-      </w:tr>
-      <w:tr>
-        <w:tc>
-          <w:tcPr>
-            <w:tcW w:type="dxa" w:w="1949"/>
-          </w:tcPr>
-          <w:p>
-            <w:pPr>
-              <w:spacing w:after="20" w:line="252" w:lineRule="auto"/>
-            </w:pPr>
-            <w:r>
-              <w:rPr>
-                <w:sz w:val="17"/>
-              </w:rPr>
-            </w:r>
-            <w:r>
-              <w:rPr>
-                <w:rFonts w:ascii="맑은 고딕" w:hAnsi="맑은 고딕" w:eastAsia="맑은 고딕"/>
-                <w:sz w:val="17"/>
-              </w:rPr>
-              <w:t>bot-1</w:t>
-            </w:r>
-          </w:p>
-        </w:tc>
-        <w:tc>
-          <w:tcPr>
-            <w:tcW w:type="dxa" w:w="1949"/>
-          </w:tcPr>
-          <w:p>
-            <w:pPr>
-              <w:spacing w:after="20" w:line="252" w:lineRule="auto"/>
-            </w:pPr>
-            <w:r>
-              <w:rPr>
-                <w:sz w:val="17"/>
-              </w:rPr>
-            </w:r>
-            <w:r>
-              <w:rPr>
-                <w:rFonts w:ascii="맑은 고딕" w:hAnsi="맑은 고딕" w:eastAsia="맑은 고딕"/>
-                <w:sz w:val="17"/>
-              </w:rPr>
-              <w:t>t4g.small</w:t>
-            </w:r>
-          </w:p>
-        </w:tc>
-        <w:tc>
-          <w:tcPr>
-            <w:tcW w:type="dxa" w:w="1949"/>
-          </w:tcPr>
-          <w:p>
-            <w:pPr>
-              <w:spacing w:after="20" w:line="252" w:lineRule="auto"/>
-            </w:pPr>
-            <w:r>
-              <w:rPr>
-                <w:sz w:val="17"/>
-              </w:rPr>
-            </w:r>
-            <w:r>
-              <w:rPr>
-                <w:rFonts w:ascii="맑은 고딕" w:hAnsi="맑은 고딕" w:eastAsia="맑은 고딕"/>
-                <w:sz w:val="17"/>
-              </w:rPr>
-              <w:t>c</w:t>
-            </w:r>
-          </w:p>
-        </w:tc>
-        <w:tc>
-          <w:tcPr>
-            <w:tcW w:type="dxa" w:w="1949"/>
-          </w:tcPr>
-          <w:p>
-            <w:pPr>
-              <w:spacing w:after="20" w:line="252" w:lineRule="auto"/>
-            </w:pPr>
-            <w:r>
-              <w:rPr>
-                <w:sz w:val="17"/>
-              </w:rPr>
-            </w:r>
-            <w:r>
-              <w:rPr>
-                <w:rFonts w:ascii="맑은 고딕" w:hAnsi="맑은 고딕" w:eastAsia="맑은 고딕"/>
-                <w:sz w:val="17"/>
-              </w:rPr>
-              <w:t>상시</w:t>
-            </w:r>
-          </w:p>
-        </w:tc>
-        <w:tc>
-          <w:tcPr>
-            <w:tcW w:type="dxa" w:w="1949"/>
-          </w:tcPr>
-          <w:p>
-            <w:pPr>
-              <w:spacing w:after="20" w:line="252" w:lineRule="auto"/>
-            </w:pPr>
-            <w:r>
-              <w:rPr>
-                <w:sz w:val="17"/>
-              </w:rPr>
-            </w:r>
-            <w:r>
-              <w:rPr>
-                <w:rFonts w:ascii="맑은 고딕" w:hAnsi="맑은 고딕" w:eastAsia="맑은 고딕"/>
-                <w:sz w:val="17"/>
-              </w:rPr>
-              <w:t>봇 플릿과 관측 스택이 함께 돕니다</w:t>
-            </w:r>
-          </w:p>
-        </w:tc>
-      </w:tr>
-      <w:tr>
-        <w:tc>
-          <w:tcPr>
-            <w:tcW w:type="dxa" w:w="1949"/>
-          </w:tcPr>
-          <w:p>
-            <w:pPr>
-              <w:spacing w:after="20" w:line="252" w:lineRule="auto"/>
-            </w:pPr>
-            <w:r>
-              <w:rPr>
-                <w:sz w:val="17"/>
-              </w:rPr>
-            </w:r>
-            <w:r>
-              <w:rPr>
-                <w:rFonts w:ascii="맑은 고딕" w:hAnsi="맑은 고딕" w:eastAsia="맑은 고딕"/>
-                <w:sz w:val="17"/>
-              </w:rPr>
-              <w:t>load</w:t>
-            </w:r>
-          </w:p>
-        </w:tc>
-        <w:tc>
-          <w:tcPr>
-            <w:tcW w:type="dxa" w:w="1949"/>
-          </w:tcPr>
-          <w:p>
-            <w:pPr>
-              <w:spacing w:after="20" w:line="252" w:lineRule="auto"/>
-            </w:pPr>
-            <w:r>
-              <w:rPr>
-                <w:sz w:val="17"/>
-              </w:rPr>
-            </w:r>
-            <w:r>
-              <w:rPr>
-                <w:rFonts w:ascii="맑은 고딕" w:hAnsi="맑은 고딕" w:eastAsia="맑은 고딕"/>
-                <w:sz w:val="17"/>
-              </w:rPr>
-              <w:t>c7g.large</w:t>
-            </w:r>
-          </w:p>
-        </w:tc>
-        <w:tc>
-          <w:tcPr>
-            <w:tcW w:type="dxa" w:w="1949"/>
-          </w:tcPr>
-          <w:p>
-            <w:pPr>
-              <w:spacing w:after="20" w:line="252" w:lineRule="auto"/>
-            </w:pPr>
-            <w:r>
-              <w:rPr>
-                <w:sz w:val="17"/>
-              </w:rPr>
-            </w:r>
-            <w:r>
-              <w:rPr>
-                <w:rFonts w:ascii="맑은 고딕" w:hAnsi="맑은 고딕" w:eastAsia="맑은 고딕"/>
-                <w:sz w:val="17"/>
-              </w:rPr>
-              <w:t>c</w:t>
-            </w:r>
-          </w:p>
-        </w:tc>
-        <w:tc>
-          <w:tcPr>
-            <w:tcW w:type="dxa" w:w="1949"/>
-          </w:tcPr>
-          <w:p>
-            <w:pPr>
-              <w:spacing w:after="20" w:line="252" w:lineRule="auto"/>
-            </w:pPr>
-            <w:r>
-              <w:rPr>
-                <w:sz w:val="17"/>
-              </w:rPr>
-            </w:r>
-            <w:r>
-              <w:rPr>
-                <w:rFonts w:ascii="맑은 고딕" w:hAnsi="맑은 고딕" w:eastAsia="맑은 고딕"/>
-                <w:sz w:val="17"/>
-              </w:rPr>
-              <w:t>실험 창</w:t>
-            </w:r>
-          </w:p>
-        </w:tc>
-        <w:tc>
-          <w:tcPr>
-            <w:tcW w:type="dxa" w:w="1949"/>
-          </w:tcPr>
-          <w:p>
-            <w:pPr>
-              <w:spacing w:after="20" w:line="252" w:lineRule="auto"/>
-            </w:pPr>
-            <w:r>
-              <w:rPr>
-                <w:sz w:val="17"/>
-              </w:rPr>
-            </w:r>
-            <w:r>
-              <w:rPr>
-                <w:rFonts w:ascii="맑은 고딕" w:hAnsi="맑은 고딕" w:eastAsia="맑은 고딕"/>
-                <w:sz w:val="17"/>
-              </w:rPr>
-              <w:t>부하 발생기 전용입니다. 버스트가 없는 등급이라 신용 소진이 측정에 섞이지 않습니다</w:t>
+              <w:t>비동기 스트리밍 복제를 받습니다. hot standby 로 띄우되 조회 라우팅은 구현하지 않았습니다 (ADR 0024)</w:t>
             </w:r>
           </w:p>
         </w:tc>
@@ -6466,6 +6247,42 @@
       <w:pPr>
         <w:spacing w:after="40" w:line="144" w:lineRule="auto"/>
       </w:pPr>
+    </w:p>
+    <w:p>
+      <w:pPr>
+        <w:spacing w:line="264" w:lineRule="auto" w:after="80"/>
+      </w:pPr>
+      <w:r>
+        <w:rPr>
+          <w:rFonts w:ascii="맑은 고딕" w:hAnsi="맑은 고딕" w:eastAsia="맑은 고딕"/>
+          <w:sz w:val="19"/>
+        </w:rPr>
+        <w:t>(행 삭제)</w:t>
+      </w:r>
+    </w:p>
+    <w:p>
+      <w:pPr>
+        <w:spacing w:line="264" w:lineRule="auto" w:after="80"/>
+      </w:pPr>
+      <w:r>
+        <w:rPr>
+          <w:rFonts w:ascii="맑은 고딕" w:hAnsi="맑은 고딕" w:eastAsia="맑은 고딕"/>
+          <w:sz w:val="19"/>
+        </w:rPr>
+        <w:t>| bot-1 | t4g.small | c | 상시 | 봇 플릿과 관측 스택이 함께 돕니다 |</w:t>
+      </w:r>
+    </w:p>
+    <w:p>
+      <w:pPr>
+        <w:spacing w:line="264" w:lineRule="auto" w:after="80"/>
+      </w:pPr>
+      <w:r>
+        <w:rPr>
+          <w:rFonts w:ascii="맑은 고딕" w:hAnsi="맑은 고딕" w:eastAsia="맑은 고딕"/>
+          <w:sz w:val="19"/>
+        </w:rPr>
+        <w:t>| load | c7g.large | c | 실험 창 | 부하 발생기 전용입니다. 버스트가 없는 등급이라 신용 소진이 측정에 섞이지 않습니다 |</w:t>
+      </w:r>
     </w:p>
     <w:p>
       <w:pPr>
@@ -6503,7 +6320,7 @@
           <w:color w:val="1B2429"/>
           <w:sz w:val="23"/>
         </w:rPr>
-        <w:t>6.3 동기 복제와 정족수</w:t>
+        <w:t>6.3 비동기 복제와 수동 승격</w:t>
       </w:r>
     </w:p>
     <w:p>
@@ -6515,21 +6332,49 @@
           <w:rFonts w:ascii="맑은 고딕" w:hAnsi="맑은 고딕" w:eastAsia="맑은 고딕"/>
           <w:sz w:val="19"/>
         </w:rPr>
-        <w:t xml:space="preserve">데이터베이스는 primary 한 대와 대기 서버 두 대입니다. 동기 복제 대상을 </w:t>
+        <w:t xml:space="preserve">데이터베이스는 primary 한 대와 대기 서버 한 대입니다. 비동기 스트리밍 복제이고 </w:t>
       </w:r>
       <w:r>
         <w:rPr>
           <w:rFonts w:ascii="Consolas" w:hAnsi="Consolas" w:eastAsia="Consolas"/>
           <w:sz w:val="19"/>
         </w:rPr>
-        <w:t>ANY 1</w:t>
+        <w:t>synchronous_standby_names</w:t>
       </w:r>
       <w:r>
         <w:rPr>
           <w:rFonts w:ascii="맑은 고딕" w:hAnsi="맑은 고딕" w:eastAsia="맑은 고딕"/>
           <w:sz w:val="19"/>
         </w:rPr>
-        <w:t>로 묶습니다. 커밋할 때 두 대기 서버 중 아무 한 대의 응답만 기다린다는 뜻입니다.</w:t>
+        <w:t xml:space="preserve"> 를 비워 둡니다. 커밋할 때 대기 서버의 응답을 기다리지 않는다는 뜻입니다. </w:t>
+      </w:r>
+      <w:r>
+        <w:rPr>
+          <w:rFonts w:ascii="Consolas" w:hAnsi="Consolas" w:eastAsia="Consolas"/>
+          <w:sz w:val="19"/>
+        </w:rPr>
+        <w:t>synchronous_commit</w:t>
+      </w:r>
+      <w:r>
+        <w:rPr>
+          <w:rFonts w:ascii="맑은 고딕" w:hAnsi="맑은 고딕" w:eastAsia="맑은 고딕"/>
+          <w:sz w:val="19"/>
+        </w:rPr>
+        <w:t xml:space="preserve"> 은 </w:t>
+      </w:r>
+      <w:r>
+        <w:rPr>
+          <w:rFonts w:ascii="Consolas" w:hAnsi="Consolas" w:eastAsia="Consolas"/>
+          <w:sz w:val="19"/>
+        </w:rPr>
+        <w:t>on</w:t>
+      </w:r>
+      <w:r>
+        <w:rPr>
+          <w:rFonts w:ascii="맑은 고딕" w:hAnsi="맑은 고딕" w:eastAsia="맑은 고딕"/>
+          <w:sz w:val="19"/>
+        </w:rPr>
+        <w:t xml:space="preserve"> 을 유지하므로 primary 자신의 미리 쓰기 기록 저장까지는 기다립니다 (ADR 0024).</w:t>
       </w:r>
     </w:p>
     <w:p>
@@ -6541,7 +6386,7 @@
           <w:rFonts w:ascii="맑은 고딕" w:hAnsi="맑은 고딕" w:eastAsia="맑은 고딕"/>
           <w:sz w:val="19"/>
         </w:rPr>
-        <w:t>대기 서버를 한 대만 두면 그 한 대가 쓰기의 단일 장애점이 됩니다. 2026-09-08 실측이 그것입니다.</w:t>
+        <w:t>비동기를 고른 이유는 가용성입니다. 동기 복제는 대기 서버 장애를 그대로 쓰기 정지로 옮깁니다. 2026-09-08 실측이 그것입니다.</w:t>
       </w:r>
     </w:p>
     <w:tbl>
@@ -7042,7 +6887,21 @@
           <w:rFonts w:ascii="맑은 고딕" w:hAnsi="맑은 고딕" w:eastAsia="맑은 고딕"/>
           <w:sz w:val="19"/>
         </w:rPr>
-        <w:t>배치는 primary가 가용영역 a, 대기 서버 둘 다 가용영역 c입니다. 세 노드를 두 가용영역에 나누면 한쪽이 반드시 두 노드를 갖고, 그쪽을 잃으면 남은 한 대가 정족수를 못 채워 정지합니다. 어느 배치를 골라도 한쪽만 견딥니다. 이 프로젝트가 증명하려는 경로가 primary가 있는 가용영역의 상실이므로 그쪽을 견디는 배치를 골랐습니다 (ADR 0018).</w:t>
+        <w:t xml:space="preserve">배치는 primary가 가용영역 a, 대기 서버가 가용영역 c입니다. 정족수가 없으므로 가용영역 c를 잃어도 primary 의 커밋은 계속됩니다. 가용영역 a를 잃으면 쓰기가 멈추고, 복구는 대기 서버를 수동으로 승격하는 것입니다. 절차는 </w:t>
+      </w:r>
+      <w:r>
+        <w:rPr>
+          <w:rFonts w:ascii="Consolas" w:hAnsi="Consolas" w:eastAsia="Consolas"/>
+          <w:sz w:val="19"/>
+        </w:rPr>
+        <w:t>docs/operations/DB_수동_페일오버.md</w:t>
+      </w:r>
+      <w:r>
+        <w:rPr>
+          <w:rFonts w:ascii="맑은 고딕" w:hAnsi="맑은 고딕" w:eastAsia="맑은 고딕"/>
+          <w:sz w:val="19"/>
+        </w:rPr>
+        <w:t xml:space="preserve"> 에 있고 소요 시간은 미측정입니다 (ADR 0024).</w:t>
       </w:r>
     </w:p>
     <w:p>
@@ -7489,7 +7348,7 @@
           <w:rFonts w:ascii="맑은 고딕" w:hAnsi="맑은 고딕" w:eastAsia="맑은 고딕"/>
           <w:sz w:val="19"/>
         </w:rPr>
-        <w:t>임차 갱신을 데이터베이스 밖으로 옮긴 이유는 실측에서 나왔습니다. 갱신 자체가 커밋이면 동기 대기 서버를 전부 잃을 때 갱신도 함께 멈춥니다. 그러면 임차가 만료되는데 그것을 확인할 커밋이 막혀 있어 아무도 모르고, 복제가 돌아와 커밋이 풀리는 순간 세대 번호 검증이 리더를 끌어내립니다. 옮긴 뒤 같은 장애를 다시 내니 87초 정지 동안 갱신이 초당 0.35회로 계속되었고 애플리케이션 재기동 없이 3초 만에 정상화되었습니다 (ADR 0017).</w:t>
+        <w:t>임차 갱신을 데이터베이스 밖으로 옮긴 이유는 실측에서 나왔습니다. 갱신 자체가 커밋이면 커밋이 막힐 때 갱신도 함께 멈춥니다. 그 실측은 동기 구성에서 대기 서버를 전부 잃어 만든 것이고, 비동기로 내린 지금은 같은 연쇄의 진입 조건이 primary 자체의 정지로 좁아졌습니다 (ADR 0024). 그러면 임차가 만료되는데 그것을 확인할 커밋이 막혀 있어 아무도 모르고, 복제가 돌아와 커밋이 풀리는 순간 세대 번호 검증이 리더를 끌어내립니다. 옮긴 뒤 같은 장애를 다시 내니 87초 정지 동안 갱신이 초당 0.35회로 계속되었고 애플리케이션 재기동 없이 3초 만에 정상화되었습니다 (ADR 0017).</w:t>
       </w:r>
     </w:p>
     <w:p>
@@ -10841,7 +10700,7 @@
           <w:rFonts w:ascii="맑은 고딕" w:hAnsi="맑은 고딕" w:eastAsia="맑은 고딕"/>
           <w:sz w:val="19"/>
         </w:rPr>
-        <w:t>규격 상향을 서비스 중단 없이 하는 절차가 정족수 위에 섭니다. 대기 서버가 한 대뿐이면 그 한 대를 내리는 순간 커밋이 전면 정지하므로 이 절차 자체가 불가능합니다.</w:t>
+        <w:t>규격 상향을 서비스 중단 없이 하는 절차가 비동기 복제 위에 섭니다. 대기 서버를 내려도 primary 커밋이 멈추지 않으므로 대기 서버가 한 대여도 이 절차가 성립합니다. 동기 구성이었다면 대기 서버를 내리는 순간 커밋이 전면 정지해 절차 자체가 불가능했습니다 (ADR 0024).</w:t>
       </w:r>
     </w:p>
     <w:tbl>
@@ -10980,7 +10839,7 @@
                 <w:rFonts w:ascii="맑은 고딕" w:hAnsi="맑은 고딕" w:eastAsia="맑은 고딕"/>
                 <w:sz w:val="17"/>
               </w:rPr>
-              <w:t>대기 서버 2를 큰 규격으로 교체</w:t>
+              <w:t>대기 서버를 큰 규격으로 교체</w:t>
             </w:r>
           </w:p>
         </w:tc>
@@ -11002,7 +10861,7 @@
                 <w:rFonts w:ascii="맑은 고딕" w:hAnsi="맑은 고딕" w:eastAsia="맑은 고딕"/>
                 <w:sz w:val="17"/>
               </w:rPr>
-              <w:t>계속됩니다. 대기 서버 1이 정족수를 채웁니다</w:t>
+              <w:t>계속됩니다. 비동기라 대기 서버 부재가 커밋을 막지 않습니다</w:t>
             </w:r>
           </w:p>
         </w:tc>
@@ -11116,7 +10975,7 @@
                 <w:rFonts w:ascii="맑은 고딕" w:hAnsi="맑은 고딕" w:eastAsia="맑은 고딕"/>
                 <w:sz w:val="17"/>
               </w:rPr>
-              <w:t>대기 서버 2로 승격</w:t>
+              <w:t>대기 서버를 수동 승격</w:t>
             </w:r>
           </w:p>
         </w:tc>
@@ -11185,74 +11044,6 @@
                 <w:sz w:val="17"/>
               </w:rPr>
               <w:t>옛 primary를 큰 규격으로 교체해 대기 서버로 재합류</w:t>
-            </w:r>
-          </w:p>
-        </w:tc>
-        <w:tc>
-          <w:tcPr>
-            <w:tcW w:type="dxa" w:w="3249"/>
-          </w:tcPr>
-          <w:p>
-            <w:pPr>
-              <w:spacing w:after="20" w:line="252" w:lineRule="auto"/>
-            </w:pPr>
-            <w:r>
-              <w:rPr>
-                <w:sz w:val="17"/>
-              </w:rPr>
-            </w:r>
-            <w:r>
-              <w:rPr>
-                <w:rFonts w:ascii="맑은 고딕" w:hAnsi="맑은 고딕" w:eastAsia="맑은 고딕"/>
-                <w:sz w:val="17"/>
-              </w:rPr>
-              <w:t>계속됩니다</w:t>
-            </w:r>
-          </w:p>
-        </w:tc>
-      </w:tr>
-      <w:tr>
-        <w:tc>
-          <w:tcPr>
-            <w:tcW w:type="dxa" w:w="3249"/>
-          </w:tcPr>
-          <w:p>
-            <w:pPr>
-              <w:spacing w:after="20" w:line="252" w:lineRule="auto"/>
-            </w:pPr>
-            <w:r>
-              <w:rPr>
-                <w:sz w:val="17"/>
-              </w:rPr>
-            </w:r>
-            <w:r>
-              <w:rPr>
-                <w:rFonts w:ascii="맑은 고딕" w:hAnsi="맑은 고딕" w:eastAsia="맑은 고딕"/>
-                <w:sz w:val="17"/>
-              </w:rPr>
-              <w:t>5</w:t>
-            </w:r>
-          </w:p>
-        </w:tc>
-        <w:tc>
-          <w:tcPr>
-            <w:tcW w:type="dxa" w:w="3249"/>
-          </w:tcPr>
-          <w:p>
-            <w:pPr>
-              <w:spacing w:after="20" w:line="252" w:lineRule="auto"/>
-            </w:pPr>
-            <w:r>
-              <w:rPr>
-                <w:sz w:val="17"/>
-              </w:rPr>
-            </w:r>
-            <w:r>
-              <w:rPr>
-                <w:rFonts w:ascii="맑은 고딕" w:hAnsi="맑은 고딕" w:eastAsia="맑은 고딕"/>
-                <w:sz w:val="17"/>
-              </w:rPr>
-              <w:t>동기 복제 대상을 새 primary 기준으로 재설정</w:t>
             </w:r>
           </w:p>
         </w:tc>
@@ -11294,7 +11085,21 @@
           <w:rFonts w:ascii="맑은 고딕" w:hAnsi="맑은 고딕" w:eastAsia="맑은 고딕"/>
           <w:sz w:val="19"/>
         </w:rPr>
-        <w:t>멈추는 구간은 3단계 하나뿐이고 그 길이는 승격 시간입니다. 5단계가 필요한 이유는 승격한 노드가 자기 자신을 동기 대상으로 셀 수 없기 때문입니다. 그 재설정은 아직 배선이 없습니다.</w:t>
+        <w:t xml:space="preserve">멈추는 구간은 3단계 하나뿐이고 그 길이는 승격 시간입니다. 승격은 자동이 아니라 사람이 하는 절차이고, 그 소요 시간을 잰 적이 0건입니다. 절차는 </w:t>
+      </w:r>
+      <w:r>
+        <w:rPr>
+          <w:rFonts w:ascii="Consolas" w:hAnsi="Consolas" w:eastAsia="Consolas"/>
+          <w:sz w:val="19"/>
+        </w:rPr>
+        <w:t>docs/operations/DB_수동_페일오버.md</w:t>
+      </w:r>
+      <w:r>
+        <w:rPr>
+          <w:rFonts w:ascii="맑은 고딕" w:hAnsi="맑은 고딕" w:eastAsia="맑은 고딕"/>
+          <w:sz w:val="19"/>
+        </w:rPr>
+        <w:t xml:space="preserve"> 에 있습니다 (ADR 0024).</w:t>
       </w:r>
     </w:p>
     <w:p>
@@ -11823,7 +11628,7 @@
                 <w:rFonts w:ascii="맑은 고딕" w:hAnsi="맑은 고딕" w:eastAsia="맑은 고딕"/>
                 <w:sz w:val="17"/>
               </w:rPr>
-              <w:t>대기 서버 2대 동기 스트리밍</w:t>
+              <w:t>대기 서버 1대 비동기 스트리밍</w:t>
             </w:r>
           </w:p>
         </w:tc>
@@ -11867,7 +11672,7 @@
                 <w:rFonts w:ascii="맑은 고딕" w:hAnsi="맑은 고딕" w:eastAsia="맑은 고딕"/>
                 <w:sz w:val="17"/>
               </w:rPr>
-              <w:t>설계 확정. 클라우드 미배포</w:t>
+              <w:t>로컬 한 호스트 두 컨테이너로 확인. 클라우드 미배포. RPO 0 을 보장하지 않습니다 (ADR 0024)</w:t>
             </w:r>
           </w:p>
         </w:tc>
@@ -13254,7 +13059,7 @@
                 <w:rFonts w:ascii="맑은 고딕" w:hAnsi="맑은 고딕" w:eastAsia="맑은 고딕"/>
                 <w:sz w:val="17"/>
               </w:rPr>
-              <w:t>데이터베이스 t4g.small 3대</w:t>
+              <w:t>데이터베이스 t4g.small 2대</w:t>
             </w:r>
           </w:p>
         </w:tc>
@@ -13276,7 +13081,7 @@
                 <w:rFonts w:ascii="맑은 고딕" w:hAnsi="맑은 고딕" w:eastAsia="맑은 고딕"/>
                 <w:sz w:val="17"/>
               </w:rPr>
-              <w:t>0.0208 x 3 x 768</w:t>
+              <w:t>0.0208 x 2 x 768</w:t>
             </w:r>
           </w:p>
         </w:tc>
@@ -13298,7 +13103,7 @@
                 <w:rFonts w:ascii="맑은 고딕" w:hAnsi="맑은 고딕" w:eastAsia="맑은 고딕"/>
                 <w:sz w:val="17"/>
               </w:rPr>
-              <w:t>47.9232</w:t>
+              <w:t>31.9488</w:t>
             </w:r>
           </w:p>
         </w:tc>
@@ -13594,7 +13399,7 @@
                 <w:rFonts w:ascii="맑은 고딕" w:hAnsi="맑은 고딕" w:eastAsia="맑은 고딕"/>
                 <w:sz w:val="17"/>
               </w:rPr>
-              <w:t>블록 스토리지 6노드 20기가</w:t>
+              <w:t>블록 스토리지 5노드 20기가</w:t>
             </w:r>
           </w:p>
         </w:tc>
@@ -13616,7 +13421,7 @@
                 <w:rFonts w:ascii="맑은 고딕" w:hAnsi="맑은 고딕" w:eastAsia="맑은 고딕"/>
                 <w:sz w:val="17"/>
               </w:rPr>
-              <w:t>120 x 0.0912 x 768/730</w:t>
+              <w:t>100 x 0.0912 x 768/730</w:t>
             </w:r>
           </w:p>
         </w:tc>
@@ -13638,7 +13443,7 @@
                 <w:rFonts w:ascii="맑은 고딕" w:hAnsi="맑은 고딕" w:eastAsia="맑은 고딕"/>
                 <w:sz w:val="17"/>
               </w:rPr>
-              <w:t>11.5138</w:t>
+              <w:t>9.5947</w:t>
             </w:r>
           </w:p>
         </w:tc>
@@ -13835,7 +13640,7 @@
                 <w:rFonts w:ascii="맑은 고딕" w:hAnsi="맑은 고딕" w:eastAsia="맑은 고딕"/>
                 <w:sz w:val="17"/>
               </w:rPr>
-              <w:t>233.6394</w:t>
+              <w:t>215.7459</w:t>
             </w:r>
           </w:p>
         </w:tc>
@@ -13855,7 +13660,7 @@
           <w:rFonts w:ascii="맑은 고딕" w:hAnsi="맑은 고딕" w:eastAsia="맑은 고딕"/>
           <w:sz w:val="19"/>
         </w:rPr>
-        <w:t>가용영역 간 전송과 세션 매니저 요금은 확인하지 못해 소계에 넣지 않았습니다. 따라서 233.6394는 확정 단가만의 하한입니다.</w:t>
+        <w:t>가용영역 간 전송과 세션 매니저 요금은 확인하지 못해 소계에 넣지 않았습니다. 따라서 215.7459는 확정 단가만의 하한입니다.</w:t>
       </w:r>
     </w:p>
     <w:p>
@@ -13879,7 +13684,7 @@
           <w:rFonts w:ascii="맑은 고딕" w:hAnsi="맑은 고딕" w:eastAsia="맑은 고딕"/>
           <w:sz w:val="19"/>
         </w:rPr>
-        <w:t>블록 스토리지가 8노드에서 6노드로 줄어든 것은 주소 변환 인스턴스 두 대가 사라졌기 때문입니다.</w:t>
+        <w:t>블록 스토리지가 8노드에서 5노드로 줄어든 것은 주소 변환 인스턴스 두 대가 사라지고 대기 서버 한 대를 줄였기 때문입니다 (ADR 0020, ADR 0024).</w:t>
       </w:r>
     </w:p>
     <w:p>
@@ -14227,7 +14032,7 @@
                 <w:rFonts w:ascii="맑은 고딕" w:hAnsi="맑은 고딕" w:eastAsia="맑은 고딕"/>
                 <w:sz w:val="17"/>
               </w:rPr>
-              <w:t>데이터베이스 t4g.small 3대</w:t>
+              <w:t>데이터베이스 t4g.small 2대</w:t>
             </w:r>
           </w:p>
         </w:tc>
@@ -14249,7 +14054,7 @@
                 <w:rFonts w:ascii="맑은 고딕" w:hAnsi="맑은 고딕" w:eastAsia="맑은 고딕"/>
                 <w:sz w:val="17"/>
               </w:rPr>
-              <w:t>0.0208 x 3 x 730</w:t>
+              <w:t>0.0208 x 2 x 730</w:t>
             </w:r>
           </w:p>
         </w:tc>
@@ -14271,7 +14076,7 @@
                 <w:rFonts w:ascii="맑은 고딕" w:hAnsi="맑은 고딕" w:eastAsia="맑은 고딕"/>
                 <w:sz w:val="17"/>
               </w:rPr>
-              <w:t>45.5520</w:t>
+              <w:t>30.3680</w:t>
             </w:r>
           </w:p>
         </w:tc>
@@ -14567,7 +14372,7 @@
                 <w:rFonts w:ascii="맑은 고딕" w:hAnsi="맑은 고딕" w:eastAsia="맑은 고딕"/>
                 <w:sz w:val="17"/>
               </w:rPr>
-              <w:t>블록 스토리지 6노드 20기가</w:t>
+              <w:t>블록 스토리지 5노드 20기가</w:t>
             </w:r>
           </w:p>
         </w:tc>
@@ -14589,7 +14394,7 @@
                 <w:rFonts w:ascii="맑은 고딕" w:hAnsi="맑은 고딕" w:eastAsia="맑은 고딕"/>
                 <w:sz w:val="17"/>
               </w:rPr>
-              <w:t>120 x 0.0912</w:t>
+              <w:t>100 x 0.0912</w:t>
             </w:r>
           </w:p>
         </w:tc>
@@ -14611,7 +14416,7 @@
                 <w:rFonts w:ascii="맑은 고딕" w:hAnsi="맑은 고딕" w:eastAsia="맑은 고딕"/>
                 <w:sz w:val="17"/>
               </w:rPr>
-              <w:t>10.9440</w:t>
+              <w:t>9.1200</w:t>
             </w:r>
           </w:p>
         </w:tc>
@@ -14808,7 +14613,7 @@
                 <w:rFonts w:ascii="맑은 고딕" w:hAnsi="맑은 고딕" w:eastAsia="맑은 고딕"/>
                 <w:sz w:val="17"/>
               </w:rPr>
-              <w:t>222.1730</w:t>
+              <w:t>205.1650</w:t>
             </w:r>
           </w:p>
         </w:tc>
@@ -15011,7 +14816,7 @@
                 <w:rFonts w:ascii="맑은 고딕" w:hAnsi="맑은 고딕" w:eastAsia="맑은 고딕"/>
                 <w:sz w:val="17"/>
               </w:rPr>
-              <w:t>222.17</w:t>
+              <w:t>205.17</w:t>
             </w:r>
           </w:p>
         </w:tc>
@@ -15033,7 +14838,7 @@
                 <w:rFonts w:ascii="맑은 고딕" w:hAnsi="맑은 고딕" w:eastAsia="맑은 고딕"/>
                 <w:sz w:val="17"/>
               </w:rPr>
-              <w:t>244.39</w:t>
+              <w:t>225.68</w:t>
             </w:r>
           </w:p>
         </w:tc>
@@ -15055,7 +14860,7 @@
                 <w:rFonts w:ascii="맑은 고딕" w:hAnsi="맑은 고딕" w:eastAsia="맑은 고딕"/>
                 <w:sz w:val="17"/>
               </w:rPr>
-              <w:t>342,146원</w:t>
+              <w:t>315,954원</w:t>
             </w:r>
           </w:p>
         </w:tc>
@@ -15077,7 +14882,7 @@
                 <w:rFonts w:ascii="맑은 고딕" w:hAnsi="맑은 고딕" w:eastAsia="맑은 고딕"/>
                 <w:sz w:val="17"/>
               </w:rPr>
-              <w:t>통과. 여유 157,854원</w:t>
+              <w:t>통과. 여유 184,046원</w:t>
             </w:r>
           </w:p>
         </w:tc>
@@ -15123,7 +14928,7 @@
                 <w:rFonts w:ascii="맑은 고딕" w:hAnsi="맑은 고딕" w:eastAsia="맑은 고딕"/>
                 <w:sz w:val="17"/>
               </w:rPr>
-              <w:t>222.17</w:t>
+              <w:t>205.17</w:t>
             </w:r>
           </w:p>
         </w:tc>
@@ -15145,7 +14950,7 @@
                 <w:rFonts w:ascii="맑은 고딕" w:hAnsi="맑은 고딕" w:eastAsia="맑은 고딕"/>
                 <w:sz w:val="17"/>
               </w:rPr>
-              <w:t>244.39</w:t>
+              <w:t>225.68</w:t>
             </w:r>
           </w:p>
         </w:tc>
@@ -15167,7 +14972,7 @@
                 <w:rFonts w:ascii="맑은 고딕" w:hAnsi="맑은 고딕" w:eastAsia="맑은 고딕"/>
                 <w:sz w:val="17"/>
               </w:rPr>
-              <w:t>342,146원</w:t>
+              <w:t>315,954원</w:t>
             </w:r>
           </w:p>
         </w:tc>
@@ -15189,7 +14994,7 @@
                 <w:rFonts w:ascii="맑은 고딕" w:hAnsi="맑은 고딕" w:eastAsia="맑은 고딕"/>
                 <w:sz w:val="17"/>
               </w:rPr>
-              <w:t>통과. 여유 157,854원</w:t>
+              <w:t>통과. 여유 184,046원</w:t>
             </w:r>
           </w:p>
         </w:tc>
@@ -15375,7 +15180,7 @@
                 <w:rFonts w:ascii="맑은 고딕" w:hAnsi="맑은 고딕" w:eastAsia="맑은 고딕"/>
                 <w:sz w:val="17"/>
               </w:rPr>
-              <w:t>329,927원</w:t>
+              <w:t>304,670원</w:t>
             </w:r>
           </w:p>
         </w:tc>
@@ -15397,7 +15202,7 @@
                 <w:rFonts w:ascii="맑은 고딕" w:hAnsi="맑은 고딕" w:eastAsia="맑은 고딕"/>
                 <w:sz w:val="17"/>
               </w:rPr>
-              <w:t>여유 34.0퍼센트</w:t>
+              <w:t>여유 39.1퍼센트</w:t>
             </w:r>
           </w:p>
         </w:tc>
@@ -15443,7 +15248,7 @@
                 <w:rFonts w:ascii="맑은 고딕" w:hAnsi="맑은 고딕" w:eastAsia="맑은 고딕"/>
                 <w:sz w:val="17"/>
               </w:rPr>
-              <w:t>342,146원</w:t>
+              <w:t>315,954원</w:t>
             </w:r>
           </w:p>
         </w:tc>
@@ -15465,7 +15270,7 @@
                 <w:rFonts w:ascii="맑은 고딕" w:hAnsi="맑은 고딕" w:eastAsia="맑은 고딕"/>
                 <w:sz w:val="17"/>
               </w:rPr>
-              <w:t>여유 31.6퍼센트</w:t>
+              <w:t>여유 36.8퍼센트</w:t>
             </w:r>
           </w:p>
         </w:tc>
@@ -15511,7 +15316,7 @@
                 <w:rFonts w:ascii="맑은 고딕" w:hAnsi="맑은 고딕" w:eastAsia="맑은 고딕"/>
                 <w:sz w:val="17"/>
               </w:rPr>
-              <w:t>354,366원</w:t>
+              <w:t>327,238원</w:t>
             </w:r>
           </w:p>
         </w:tc>
@@ -15533,7 +15338,7 @@
                 <w:rFonts w:ascii="맑은 고딕" w:hAnsi="맑은 고딕" w:eastAsia="맑은 고딕"/>
                 <w:sz w:val="17"/>
               </w:rPr>
-              <w:t>여유 29.1퍼센트</w:t>
+              <w:t>여유 34.6퍼센트</w:t>
             </w:r>
           </w:p>
         </w:tc>
@@ -15579,7 +15384,7 @@
                 <w:rFonts w:ascii="맑은 고딕" w:hAnsi="맑은 고딕" w:eastAsia="맑은 고딕"/>
                 <w:sz w:val="17"/>
               </w:rPr>
-              <w:t>366,585원</w:t>
+              <w:t>338,522원</w:t>
             </w:r>
           </w:p>
         </w:tc>
@@ -15601,7 +15406,7 @@
                 <w:rFonts w:ascii="맑은 고딕" w:hAnsi="맑은 고딕" w:eastAsia="맑은 고딕"/>
                 <w:sz w:val="17"/>
               </w:rPr>
-              <w:t>여유 26.7퍼센트</w:t>
+              <w:t>여유 32.3퍼센트</w:t>
             </w:r>
           </w:p>
         </w:tc>
@@ -15621,7 +15426,7 @@
           <w:rFonts w:ascii="맑은 고딕" w:hAnsi="맑은 고딕" w:eastAsia="맑은 고딕"/>
           <w:sz w:val="19"/>
         </w:rPr>
-        <w:t>손익분기 환율은 2,046원입니다. 관리형 게이트웨이로 바꾸면서 여유가 76퍼센트대에서 30퍼센트대로 줄었습니다. 그래도 환율이 상한 판정을 위협하지는 않습니다.</w:t>
+        <w:t>손익분기 환율은 2,216원입니다. 관리형 게이트웨이로 바꾸면서 여유가 76퍼센트대에서 30퍼센트대로 줄었습니다. 그래도 환율이 상한 판정을 위협하지는 않습니다.</w:t>
       </w:r>
     </w:p>
     <w:p>
@@ -15747,7 +15552,7 @@
                 <w:rFonts w:ascii="맑은 고딕" w:hAnsi="맑은 고딕" w:eastAsia="맑은 고딕"/>
                 <w:sz w:val="17"/>
               </w:rPr>
-              <w:t>233.64</w:t>
+              <w:t>215.75</w:t>
             </w:r>
           </w:p>
         </w:tc>
@@ -15839,7 +15644,7 @@
                 <w:rFonts w:ascii="맑은 고딕" w:hAnsi="맑은 고딕" w:eastAsia="맑은 고딕"/>
                 <w:sz w:val="17"/>
               </w:rPr>
-              <w:t>241.43</w:t>
+              <w:t>223.54</w:t>
             </w:r>
           </w:p>
         </w:tc>
@@ -15885,7 +15690,7 @@
                 <w:rFonts w:ascii="맑은 고딕" w:hAnsi="맑은 고딕" w:eastAsia="맑은 고딕"/>
                 <w:sz w:val="17"/>
               </w:rPr>
-              <w:t>24.14</w:t>
+              <w:t>22.35</w:t>
             </w:r>
           </w:p>
         </w:tc>
@@ -15931,7 +15736,7 @@
                 <w:rFonts w:ascii="맑은 고딕" w:hAnsi="맑은 고딕" w:eastAsia="맑은 고딕"/>
                 <w:sz w:val="17"/>
               </w:rPr>
-              <w:t>265.57</w:t>
+              <w:t>245.89</w:t>
             </w:r>
           </w:p>
         </w:tc>
@@ -15951,7 +15756,7 @@
           <w:rFonts w:ascii="맑은 고딕" w:hAnsi="맑은 고딕" w:eastAsia="맑은 고딕"/>
           <w:sz w:val="19"/>
         </w:rPr>
-        <w:t>원화 환산 371,801원입니다.</w:t>
+        <w:t>원화 환산 344,245원입니다.</w:t>
       </w:r>
     </w:p>
     <w:p>
@@ -15963,7 +15768,7 @@
           <w:rFonts w:ascii="맑은 고딕" w:hAnsi="맑은 고딕" w:eastAsia="맑은 고딕"/>
           <w:sz w:val="19"/>
         </w:rPr>
-        <w:t>지원 범위 안입니다. 기존 크레딧 잔액이 163.71달러이고, 여기에 2026-09-08 지도교수 승인분 50만원 이상이 다음 주에 크레딧으로 지급될 예정입니다. 승인분만으로도 총계를 덮습니다. 지급 확인 전까지는 기존 잔액 163.71달러 기준으로 101.86달러가 부족한 상태이므로, 지급이 늦어지면 그 차액이 현금 지출이 됩니다. 주소 변환을 관리형으로 바꾸면서 부족분이 13.89달러에서 늘었습니다 (ADR 0020).</w:t>
+        <w:t>지원 범위 안입니다. 기존 크레딧 잔액이 163.71달러이고, 여기에 2026-09-08 지도교수 승인분 50만원 이상이 다음 주에 크레딧으로 지급될 예정입니다. 승인분만으로도 총계를 덮습니다. 지급 확인 전까지는 기존 잔액 163.71달러 기준으로 82.18달러가 부족한 상태이므로, 지급이 늦어지면 그 차액이 현금 지출이 됩니다. 주소 변환을 관리형으로 바꾸면서 13.89달러에서 늘었고, 대기 서버를 한 대 줄이면서 다시 내려왔습니다 (ADR 0020, ADR 0024).</w:t>
       </w:r>
     </w:p>
     <w:p>
@@ -20204,7 +20009,7 @@
                 <w:rFonts w:ascii="맑은 고딕" w:hAnsi="맑은 고딕" w:eastAsia="맑은 고딕"/>
                 <w:sz w:val="17"/>
               </w:rPr>
-              <w:t>정족수도 가용영역 동시 상실은 막지 못합니다. 세 노드를 두 가용영역에 나누면 한쪽이 반드시 두 노드를 갖고, 그쪽을 잃으면 남은 한 대가 정족수를 못 채웁니다</w:t>
+              <w:t>가용영역 a를 잃으면 쓰기가 멈춥니다. primary 가 그 영역에 있고 대기 서버 승격이 수동입니다. 승격 소요 시간은 미측정입니다 (ADR 0024)</w:t>
             </w:r>
           </w:p>
         </w:tc>
@@ -20388,7 +20193,21 @@
                 <w:rFonts w:ascii="맑은 고딕" w:hAnsi="맑은 고딕" w:eastAsia="맑은 고딕"/>
                 <w:sz w:val="17"/>
               </w:rPr>
-              <w:t>승격 시 동기 복제 대상 재설정이 미배선입니다</w:t>
+              <w:t xml:space="preserve">RPO 0 을 보장하지 않습니다. primary 급사 시 대기 서버에 닿지 않은 미리 쓰기 기록이 유실될 수 있고, </w:t>
+            </w:r>
+            <w:r>
+              <w:rPr>
+                <w:rFonts w:ascii="Consolas" w:hAnsi="Consolas" w:eastAsia="Consolas"/>
+                <w:sz w:val="17"/>
+              </w:rPr>
+              <w:t>command_journal</w:t>
+            </w:r>
+            <w:r>
+              <w:rPr>
+                <w:rFonts w:ascii="맑은 고딕" w:hAnsi="맑은 고딕" w:eastAsia="맑은 고딕"/>
+                <w:sz w:val="17"/>
+              </w:rPr>
+              <w:t xml:space="preserve"> 이 같은 데이터베이스에 있어 그 구간은 저널 재생으로도 복원되지 않습니다. 유실 창은 복제 지연만큼이고 그 값은 미측정입니다 (ADR 0024)</w:t>
             </w:r>
           </w:p>
         </w:tc>

--- a/제출_20260901/기획안.docx
+++ b/제출_20260901/기획안.docx
@@ -3337,7 +3337,7 @@
                 <w:rFonts w:ascii="맑은 고딕" w:hAnsi="맑은 고딕" w:eastAsia="맑은 고딕"/>
                 <w:sz w:val="17"/>
               </w:rPr>
-              <w:t>비동기 복제의 유실량</w:t>
+              <w:t>데이터베이스 페일오버 리허설</w:t>
             </w:r>
           </w:p>
         </w:tc>
@@ -3359,7 +3359,7 @@
                 <w:rFonts w:ascii="맑은 고딕" w:hAnsi="맑은 고딕" w:eastAsia="맑은 고딕"/>
                 <w:sz w:val="17"/>
               </w:rPr>
-              <w:t>미성립</w:t>
+              <w:t>부분</w:t>
             </w:r>
           </w:p>
         </w:tc>
@@ -3381,7 +3381,21 @@
                 <w:rFonts w:ascii="맑은 고딕" w:hAnsi="맑은 고딕" w:eastAsia="맑은 고딕"/>
                 <w:sz w:val="17"/>
               </w:rPr>
-              <w:t>primary 급사 시 대기 서버에 닿지 않은 미리 쓰기 기록의 양을 잰 적이 0건입니다. RPO 는 복제 지연만큼이고 그 값은 미측정입니다</w:t>
+              <w:t>승격 명령과 재편입은 단일 호스트에서 실측했습니다 (</w:t>
+            </w:r>
+            <w:r>
+              <w:rPr>
+                <w:rFonts w:ascii="Consolas" w:hAnsi="Consolas" w:eastAsia="Consolas"/>
+                <w:sz w:val="17"/>
+              </w:rPr>
+              <w:t>harness/evidence/failover-rpo-20260912/</w:t>
+            </w:r>
+            <w:r>
+              <w:rPr>
+                <w:rFonts w:ascii="맑은 고딕" w:hAnsi="맑은 고딕" w:eastAsia="맑은 고딕"/>
+                <w:sz w:val="17"/>
+              </w:rPr>
+              <w:t>). 장애를 알아차리는 시간, 승격 여부를 판단하는 시간, 앱의 접속 대상을 바꾸는 시간은 재지 않았습니다. 절차 전체를 다중 호스트에서 돌린 적이 0건입니다</w:t>
             </w:r>
           </w:p>
         </w:tc>
@@ -6901,7 +6915,302 @@
           <w:rFonts w:ascii="맑은 고딕" w:hAnsi="맑은 고딕" w:eastAsia="맑은 고딕"/>
           <w:sz w:val="19"/>
         </w:rPr>
-        <w:t xml:space="preserve"> 에 있고 소요 시간은 미측정입니다 (ADR 0024).</w:t>
+        <w:t xml:space="preserve"> 에 있습니다.</w:t>
+      </w:r>
+    </w:p>
+    <w:p>
+      <w:pPr>
+        <w:spacing w:line="264" w:lineRule="auto" w:after="80"/>
+      </w:pPr>
+      <w:r>
+        <w:rPr>
+          <w:rFonts w:ascii="맑은 고딕" w:hAnsi="맑은 고딕" w:eastAsia="맑은 고딕"/>
+          <w:sz w:val="19"/>
+        </w:rPr>
+        <w:t>2026-09-12에 그 절차의 일부를 쟀습니다 (</w:t>
+      </w:r>
+      <w:r>
+        <w:rPr>
+          <w:rFonts w:ascii="Consolas" w:hAnsi="Consolas" w:eastAsia="Consolas"/>
+          <w:sz w:val="19"/>
+        </w:rPr>
+        <w:t>harness/evidence/failover-rpo-20260912/</w:t>
+      </w:r>
+      <w:r>
+        <w:rPr>
+          <w:rFonts w:ascii="맑은 고딕" w:hAnsi="맑은 고딕" w:eastAsia="맑은 고딕"/>
+          <w:sz w:val="19"/>
+        </w:rPr>
+        <w:t>).</w:t>
+      </w:r>
+    </w:p>
+    <w:tbl>
+      <w:tblPr>
+        <w:tblStyle w:val="TableGrid"/>
+        <w:tblW w:type="auto" w:w="0"/>
+        <w:jc w:val="center"/>
+        <w:tblLook w:firstColumn="1" w:firstRow="1" w:lastColumn="0" w:lastRow="0" w:noHBand="0" w:noVBand="1" w:val="04A0"/>
+      </w:tblPr>
+      <w:tblGrid>
+        <w:gridCol w:w="4873"/>
+        <w:gridCol w:w="4873"/>
+      </w:tblGrid>
+      <w:tr>
+        <w:tc>
+          <w:tcPr>
+            <w:tcW w:type="dxa" w:w="4873"/>
+            <w:shd w:val="clear" w:fill="2F3E47"/>
+          </w:tcPr>
+          <w:p>
+            <w:pPr>
+              <w:spacing w:after="20"/>
+            </w:pPr>
+            <w:r>
+              <w:rPr>
+                <w:b/>
+                <w:color w:val="FFFFFF"/>
+                <w:sz w:val="18"/>
+              </w:rPr>
+            </w:r>
+            <w:r>
+              <w:rPr>
+                <w:rFonts w:ascii="맑은 고딕" w:hAnsi="맑은 고딕" w:eastAsia="맑은 고딕"/>
+                <w:b/>
+                <w:color w:val="FFFFFF"/>
+                <w:sz w:val="18"/>
+              </w:rPr>
+              <w:t>항목</w:t>
+            </w:r>
+          </w:p>
+        </w:tc>
+        <w:tc>
+          <w:tcPr>
+            <w:tcW w:type="dxa" w:w="4873"/>
+            <w:shd w:val="clear" w:fill="2F3E47"/>
+          </w:tcPr>
+          <w:p>
+            <w:pPr>
+              <w:spacing w:after="20"/>
+            </w:pPr>
+            <w:r>
+              <w:rPr>
+                <w:b/>
+                <w:color w:val="FFFFFF"/>
+                <w:sz w:val="18"/>
+              </w:rPr>
+            </w:r>
+            <w:r>
+              <w:rPr>
+                <w:rFonts w:ascii="맑은 고딕" w:hAnsi="맑은 고딕" w:eastAsia="맑은 고딕"/>
+                <w:b/>
+                <w:color w:val="FFFFFF"/>
+                <w:sz w:val="18"/>
+              </w:rPr>
+              <w:t>값</w:t>
+            </w:r>
+          </w:p>
+        </w:tc>
+      </w:tr>
+      <w:tr>
+        <w:tc>
+          <w:tcPr>
+            <w:tcW w:type="dxa" w:w="4873"/>
+          </w:tcPr>
+          <w:p>
+            <w:pPr>
+              <w:spacing w:after="20" w:line="252" w:lineRule="auto"/>
+            </w:pPr>
+            <w:r>
+              <w:rPr>
+                <w:sz w:val="17"/>
+              </w:rPr>
+            </w:r>
+            <w:r>
+              <w:rPr>
+                <w:rFonts w:ascii="맑은 고딕" w:hAnsi="맑은 고딕" w:eastAsia="맑은 고딕"/>
+                <w:sz w:val="17"/>
+              </w:rPr>
+              <w:t>승격 명령 실행</w:t>
+            </w:r>
+          </w:p>
+        </w:tc>
+        <w:tc>
+          <w:tcPr>
+            <w:tcW w:type="dxa" w:w="4873"/>
+          </w:tcPr>
+          <w:p>
+            <w:pPr>
+              <w:spacing w:after="20" w:line="252" w:lineRule="auto"/>
+            </w:pPr>
+            <w:r>
+              <w:rPr>
+                <w:sz w:val="17"/>
+              </w:rPr>
+            </w:r>
+            <w:r>
+              <w:rPr>
+                <w:rFonts w:ascii="맑은 고딕" w:hAnsi="맑은 고딕" w:eastAsia="맑은 고딕"/>
+                <w:sz w:val="17"/>
+              </w:rPr>
+              <w:t>1.697초, 1.886초</w:t>
+            </w:r>
+          </w:p>
+        </w:tc>
+      </w:tr>
+      <w:tr>
+        <w:tc>
+          <w:tcPr>
+            <w:tcW w:type="dxa" w:w="4873"/>
+          </w:tcPr>
+          <w:p>
+            <w:pPr>
+              <w:spacing w:after="20" w:line="252" w:lineRule="auto"/>
+            </w:pPr>
+            <w:r>
+              <w:rPr>
+                <w:sz w:val="17"/>
+              </w:rPr>
+            </w:r>
+            <w:r>
+              <w:rPr>
+                <w:rFonts w:ascii="맑은 고딕" w:hAnsi="맑은 고딕" w:eastAsia="맑은 고딕"/>
+                <w:sz w:val="17"/>
+              </w:rPr>
+              <w:t>유실, 복제가 따라오는 중 급사</w:t>
+            </w:r>
+          </w:p>
+        </w:tc>
+        <w:tc>
+          <w:tcPr>
+            <w:tcW w:type="dxa" w:w="4873"/>
+          </w:tcPr>
+          <w:p>
+            <w:pPr>
+              <w:spacing w:after="20" w:line="252" w:lineRule="auto"/>
+            </w:pPr>
+            <w:r>
+              <w:rPr>
+                <w:sz w:val="17"/>
+              </w:rPr>
+            </w:r>
+            <w:r>
+              <w:rPr>
+                <w:rFonts w:ascii="맑은 고딕" w:hAnsi="맑은 고딕" w:eastAsia="맑은 고딕"/>
+                <w:sz w:val="17"/>
+              </w:rPr>
+              <w:t>응답을 받은 88건 중 0건</w:t>
+            </w:r>
+          </w:p>
+        </w:tc>
+      </w:tr>
+      <w:tr>
+        <w:tc>
+          <w:tcPr>
+            <w:tcW w:type="dxa" w:w="4873"/>
+          </w:tcPr>
+          <w:p>
+            <w:pPr>
+              <w:spacing w:after="20" w:line="252" w:lineRule="auto"/>
+            </w:pPr>
+            <w:r>
+              <w:rPr>
+                <w:sz w:val="17"/>
+              </w:rPr>
+            </w:r>
+            <w:r>
+              <w:rPr>
+                <w:rFonts w:ascii="맑은 고딕" w:hAnsi="맑은 고딕" w:eastAsia="맑은 고딕"/>
+                <w:sz w:val="17"/>
+              </w:rPr>
+              <w:t>유실, 대기 서버를 8초 멈춘 뒤 급사</w:t>
+            </w:r>
+          </w:p>
+        </w:tc>
+        <w:tc>
+          <w:tcPr>
+            <w:tcW w:type="dxa" w:w="4873"/>
+          </w:tcPr>
+          <w:p>
+            <w:pPr>
+              <w:spacing w:after="20" w:line="252" w:lineRule="auto"/>
+            </w:pPr>
+            <w:r>
+              <w:rPr>
+                <w:sz w:val="17"/>
+              </w:rPr>
+            </w:r>
+            <w:r>
+              <w:rPr>
+                <w:rFonts w:ascii="맑은 고딕" w:hAnsi="맑은 고딕" w:eastAsia="맑은 고딕"/>
+                <w:sz w:val="17"/>
+              </w:rPr>
+              <w:t>응답을 받은 122건 중 36건</w:t>
+            </w:r>
+          </w:p>
+        </w:tc>
+      </w:tr>
+      <w:tr>
+        <w:tc>
+          <w:tcPr>
+            <w:tcW w:type="dxa" w:w="4873"/>
+          </w:tcPr>
+          <w:p>
+            <w:pPr>
+              <w:spacing w:after="20" w:line="252" w:lineRule="auto"/>
+            </w:pPr>
+            <w:r>
+              <w:rPr>
+                <w:sz w:val="17"/>
+              </w:rPr>
+            </w:r>
+            <w:r>
+              <w:rPr>
+                <w:rFonts w:ascii="맑은 고딕" w:hAnsi="맑은 고딕" w:eastAsia="맑은 고딕"/>
+                <w:sz w:val="17"/>
+              </w:rPr>
+              <w:t>구 primary 재편입, 전량 복사 428.7MiB</w:t>
+            </w:r>
+          </w:p>
+        </w:tc>
+        <w:tc>
+          <w:tcPr>
+            <w:tcW w:type="dxa" w:w="4873"/>
+          </w:tcPr>
+          <w:p>
+            <w:pPr>
+              <w:spacing w:after="20" w:line="252" w:lineRule="auto"/>
+            </w:pPr>
+            <w:r>
+              <w:rPr>
+                <w:sz w:val="17"/>
+              </w:rPr>
+            </w:r>
+            <w:r>
+              <w:rPr>
+                <w:rFonts w:ascii="맑은 고딕" w:hAnsi="맑은 고딕" w:eastAsia="맑은 고딕"/>
+                <w:sz w:val="17"/>
+              </w:rPr>
+              <w:t>264.7초. 복제 재개 확인까지 합 272.5초</w:t>
+            </w:r>
+          </w:p>
+        </w:tc>
+      </w:tr>
+    </w:tbl>
+    <w:p>
+      <w:pPr>
+        <w:spacing w:after="40" w:line="144" w:lineRule="auto"/>
+      </w:pPr>
+    </w:p>
+    <w:p>
+      <w:pPr>
+        <w:spacing w:line="264" w:lineRule="auto" w:after="80"/>
+      </w:pPr>
+      <w:r>
+        <w:rPr>
+          <w:rFonts w:ascii="맑은 고딕" w:hAnsi="맑은 고딕" w:eastAsia="맑은 고딕"/>
+          <w:sz w:val="19"/>
+        </w:rPr>
+        <w:t>승격 명령이 1.7초대라는 것을 복구 시간으로 읽지 않습니다. 사람이 장애를 알아차리는 시간, 승격할지 판단하는 시간, 앱의 접속 대상을 바꾸는 시간이 그 안에 없고 그 셋이 실제 복구 시간을 지배합니다. 유실량은 그 순간의 복제 지연과 같습니다. 정상 구간의 0건을 무손실 보장으로 읽지 않습니다 (ADR 0024).</w:t>
       </w:r>
     </w:p>
     <w:p>
@@ -11085,7 +11394,7 @@
           <w:rFonts w:ascii="맑은 고딕" w:hAnsi="맑은 고딕" w:eastAsia="맑은 고딕"/>
           <w:sz w:val="19"/>
         </w:rPr>
-        <w:t xml:space="preserve">멈추는 구간은 3단계 하나뿐이고 그 길이는 승격 시간입니다. 승격은 자동이 아니라 사람이 하는 절차이고, 그 소요 시간을 잰 적이 0건입니다. 절차는 </w:t>
+        <w:t xml:space="preserve">멈추는 구간은 3단계 하나뿐이고 그 길이는 승격 시간입니다. 승격은 자동이 아니라 사람이 하는 절차입니다. 승격 명령 자체는 1.7초대로 끝나지만 (6.3), 장애를 알아차리고 승격할지 판단하고 앱의 접속 대상을 바꾸는 시간이 그 앞뒤에 붙고 그 구간은 미측정입니다. 4단계 재합류도 이 구조에서는 전량 복사라 2026-09-12 회차에서 264.7초가 걸렸습니다. 절차는 </w:t>
       </w:r>
       <w:r>
         <w:rPr>
@@ -20009,7 +20318,7 @@
                 <w:rFonts w:ascii="맑은 고딕" w:hAnsi="맑은 고딕" w:eastAsia="맑은 고딕"/>
                 <w:sz w:val="17"/>
               </w:rPr>
-              <w:t>가용영역 a를 잃으면 쓰기가 멈춥니다. primary 가 그 영역에 있고 대기 서버 승격이 수동입니다. 승격 소요 시간은 미측정입니다 (ADR 0024)</w:t>
+              <w:t>가용영역 a를 잃으면 쓰기가 멈춥니다. primary 가 그 영역에 있고 대기 서버 승격이 수동입니다. 승격 명령은 1.7초대이나 감지와 판단과 접속 대상 전환을 포함한 실제 복구 시간은 미측정입니다 (ADR 0024)</w:t>
             </w:r>
           </w:p>
         </w:tc>
@@ -20207,7 +20516,7 @@
                 <w:rFonts w:ascii="맑은 고딕" w:hAnsi="맑은 고딕" w:eastAsia="맑은 고딕"/>
                 <w:sz w:val="17"/>
               </w:rPr>
-              <w:t xml:space="preserve"> 이 같은 데이터베이스에 있어 그 구간은 저널 재생으로도 복원되지 않습니다. 유실 창은 복제 지연만큼이고 그 값은 미측정입니다 (ADR 0024)</w:t>
+              <w:t xml:space="preserve"> 이 같은 데이터베이스에 있어 그 구간은 저널 재생으로도 복원되지 않습니다. 유실 창은 복제 지연만큼입니다. 2026-09-12 실측에서 복제가 따라오는 중 급사는 0건, 대기 서버를 8초 멈춘 뒤 급사는 응답을 받은 122건 중 36건이었습니다 (ADR 0024)</w:t>
             </w:r>
           </w:p>
         </w:tc>

--- a/제출_20260901/기획안.docx
+++ b/제출_20260901/기획안.docx
@@ -23480,7 +23480,7 @@
           <w:rFonts w:ascii="맑은 고딕" w:hAnsi="맑은 고딕" w:eastAsia="맑은 고딕"/>
           <w:sz w:val="19"/>
         </w:rPr>
-        <w:t>가 갖습니다. 결정 기록 21편이 있습니다.</w:t>
+        <w:t>가 갖습니다. 결정 기록 25편이 있습니다.</w:t>
       </w:r>
     </w:p>
     <w:p>

--- a/제출_20260901/기획안.docx
+++ b/제출_20260901/기획안.docx
@@ -23050,7 +23050,21 @@
                 <w:rFonts w:ascii="맑은 고딕" w:hAnsi="맑은 고딕" w:eastAsia="맑은 고딕"/>
                 <w:sz w:val="17"/>
               </w:rPr>
-              <w:t xml:space="preserve"> 호출부가 그 한 줄뿐입니다. 결과로 복구가 항상 명령 0번부터 전량 재생입니다. 곧 복구 시간이 저널 크기에 비례합니다. 정본의 RTO 실측 0.107초에서 14.367초는 저널이 작던 회차의 값이라 이 배선에서는 저널이 자랄수록 함께 자랍니다. 아직 큰 저널로 페일오버를 재지 않았습니다</w:t>
+              <w:t xml:space="preserve"> 호출부가 그 한 줄뿐입니다. 결과로 복구가 항상 명령 0번부터 전량 재생입니다. 곧 복구 시간이 저널 크기에 비례합니다. 정본의 RTO 실측 5.116초에서 10.226초(2026-09-13 로컬 카오스 스택, V41 적용 후 5실험 5회차, </w:t>
+            </w:r>
+            <w:r>
+              <w:rPr>
+                <w:rFonts w:ascii="Consolas" w:hAnsi="Consolas" w:eastAsia="Consolas"/>
+                <w:sz w:val="17"/>
+              </w:rPr>
+              <w:t>harness/evidence/chaos-runs/</w:t>
+            </w:r>
+            <w:r>
+              <w:rPr>
+                <w:rFonts w:ascii="맑은 고딕" w:hAnsi="맑은 고딕" w:eastAsia="맑은 고딕"/>
+                <w:sz w:val="17"/>
+              </w:rPr>
+              <w:t>)는 저널이 작던 회차의 값이라 이 배선에서는 저널이 자랄수록 함께 자랍니다. 아직 큰 저널로 페일오버를 재지 않았습니다</w:t>
             </w:r>
           </w:p>
         </w:tc>
@@ -23480,7 +23494,7 @@
           <w:rFonts w:ascii="맑은 고딕" w:hAnsi="맑은 고딕" w:eastAsia="맑은 고딕"/>
           <w:sz w:val="19"/>
         </w:rPr>
-        <w:t>가 갖습니다. 결정 기록 25편이 있습니다.</w:t>
+        <w:t>가 갖습니다. 결정 기록 26편이 있습니다.</w:t>
       </w:r>
     </w:p>
     <w:p>
